--- a/2. Java OOPs.docx
+++ b/2. Java OOPs.docx
@@ -2354,8 +2354,6 @@
           <w:lang w:eastAsia="en-IN"/>
         </w:rPr>
       </w:pPr>
-      <w:bookmarkStart w:id="0" w:name="_GoBack"/>
-      <w:bookmarkEnd w:id="0"/>
     </w:p>
     <w:p>
       <w:pPr>
@@ -2381,8 +2379,8 @@
           <w:lang w:eastAsia="en-IN"/>
         </w:rPr>
       </w:pPr>
-      <w:bookmarkStart w:id="1" w:name="_Toc158098017"/>
-      <w:bookmarkStart w:id="2" w:name="_Toc213574985"/>
+      <w:bookmarkStart w:id="0" w:name="_Toc158098017"/>
+      <w:bookmarkStart w:id="1" w:name="_Toc213574985"/>
       <w:r>
         <w:rPr>
           <w:rFonts w:eastAsia="Times New Roman"/>
@@ -2394,7 +2392,7 @@
         <w:lastRenderedPageBreak/>
         <w:t xml:space="preserve">1. </w:t>
       </w:r>
-      <w:bookmarkEnd w:id="1"/>
+      <w:bookmarkEnd w:id="0"/>
       <w:r>
         <w:rPr>
           <w:rFonts w:eastAsia="Times New Roman"/>
@@ -2405,7 +2403,7 @@
         </w:rPr>
         <w:t>What is OOPs?</w:t>
       </w:r>
-      <w:bookmarkEnd w:id="2"/>
+      <w:bookmarkEnd w:id="1"/>
     </w:p>
     <w:p>
       <w:pPr>
@@ -2439,6 +2437,7 @@
     <w:p>
       <w:pPr>
         <w:pStyle w:val="Heading3"/>
+        <w:spacing w:after="240"/>
         <w:rPr>
           <w:rFonts w:asciiTheme="majorHAnsi" w:hAnsiTheme="majorHAnsi" w:cstheme="majorHAnsi"/>
           <w:color w:val="2E74B5" w:themeColor="accent5" w:themeShade="BF"/>
@@ -2446,7 +2445,7 @@
           <w:szCs w:val="32"/>
         </w:rPr>
       </w:pPr>
-      <w:bookmarkStart w:id="3" w:name="_Toc213574986"/>
+      <w:bookmarkStart w:id="2" w:name="_Toc213574986"/>
       <w:r>
         <w:rPr>
           <w:rFonts w:asciiTheme="majorHAnsi" w:hAnsiTheme="majorHAnsi" w:cstheme="majorHAnsi"/>
@@ -2483,7 +2482,7 @@
         </w:rPr>
         <w:t>s of OOPs</w:t>
       </w:r>
-      <w:bookmarkEnd w:id="3"/>
+      <w:bookmarkEnd w:id="2"/>
       <w:r>
         <w:rPr>
           <w:rFonts w:asciiTheme="majorHAnsi" w:hAnsiTheme="majorHAnsi" w:cstheme="majorHAnsi"/>
@@ -2660,7 +2659,7 @@
           <w:szCs w:val="32"/>
         </w:rPr>
       </w:pPr>
-      <w:bookmarkStart w:id="4" w:name="_Toc213574987"/>
+      <w:bookmarkStart w:id="3" w:name="_Toc213574987"/>
       <w:r>
         <w:rPr>
           <w:rFonts w:asciiTheme="majorHAnsi" w:hAnsiTheme="majorHAnsi" w:cstheme="majorHAnsi"/>
@@ -2670,7 +2669,7 @@
         </w:rPr>
         <w:t># Main features of OOPs</w:t>
       </w:r>
-      <w:bookmarkEnd w:id="4"/>
+      <w:bookmarkEnd w:id="3"/>
       <w:r>
         <w:rPr>
           <w:rFonts w:asciiTheme="majorHAnsi" w:hAnsiTheme="majorHAnsi" w:cstheme="majorHAnsi"/>
@@ -3115,7 +3114,7 @@
           <w:lang w:eastAsia="en-IN"/>
         </w:rPr>
       </w:pPr>
-      <w:bookmarkStart w:id="5" w:name="_Toc213574988"/>
+      <w:bookmarkStart w:id="4" w:name="_Toc213574988"/>
       <w:r>
         <w:rPr>
           <w:rFonts w:eastAsia="Times New Roman"/>
@@ -3147,7 +3146,7 @@
         </w:rPr>
         <w:t>Basic Terminologies</w:t>
       </w:r>
-      <w:bookmarkEnd w:id="5"/>
+      <w:bookmarkEnd w:id="4"/>
     </w:p>
     <w:p>
       <w:pPr>
@@ -3168,7 +3167,7 @@
         </w:rPr>
         <w:t xml:space="preserve"> </w:t>
       </w:r>
-      <w:bookmarkStart w:id="6" w:name="_Toc213574989"/>
+      <w:bookmarkStart w:id="5" w:name="_Toc213574989"/>
       <w:r>
         <w:rPr>
           <w:rFonts w:asciiTheme="majorHAnsi" w:hAnsiTheme="majorHAnsi" w:cstheme="majorHAnsi"/>
@@ -3187,7 +3186,7 @@
         </w:rPr>
         <w:t>Class</w:t>
       </w:r>
-      <w:bookmarkEnd w:id="6"/>
+      <w:bookmarkEnd w:id="5"/>
       <w:r>
         <w:rPr>
           <w:rFonts w:asciiTheme="majorHAnsi" w:hAnsiTheme="majorHAnsi" w:cstheme="majorHAnsi"/>
@@ -3260,7 +3259,7 @@
           <w:szCs w:val="32"/>
         </w:rPr>
       </w:pPr>
-      <w:bookmarkStart w:id="7" w:name="_Toc213574990"/>
+      <w:bookmarkStart w:id="6" w:name="_Toc213574990"/>
       <w:r>
         <w:rPr>
           <w:rFonts w:asciiTheme="majorHAnsi" w:hAnsiTheme="majorHAnsi" w:cstheme="majorHAnsi"/>
@@ -3279,7 +3278,7 @@
         </w:rPr>
         <w:t>Attributes and methods</w:t>
       </w:r>
-      <w:bookmarkEnd w:id="7"/>
+      <w:bookmarkEnd w:id="6"/>
     </w:p>
     <w:p>
       <w:pPr>
@@ -3417,6 +3416,7 @@
         <w:br/>
         <w:t xml:space="preserve">    String </w:t>
       </w:r>
+      <w:proofErr w:type="spellStart"/>
       <w:r>
         <w:rPr>
           <w:rFonts w:ascii="Courier New" w:eastAsia="Times New Roman" w:hAnsi="Courier New" w:cs="Courier New"/>
@@ -3427,6 +3427,7 @@
         </w:rPr>
         <w:t>color</w:t>
       </w:r>
+      <w:proofErr w:type="spellEnd"/>
       <w:r>
         <w:rPr>
           <w:rFonts w:ascii="Courier New" w:eastAsia="Times New Roman" w:hAnsi="Courier New" w:cs="Courier New"/>
@@ -4408,7 +4409,7 @@
           <w:szCs w:val="32"/>
         </w:rPr>
       </w:pPr>
-      <w:bookmarkStart w:id="8" w:name="_Toc213574991"/>
+      <w:bookmarkStart w:id="7" w:name="_Toc213574991"/>
       <w:r>
         <w:rPr>
           <w:rFonts w:asciiTheme="majorHAnsi" w:hAnsiTheme="majorHAnsi" w:cstheme="majorHAnsi"/>
@@ -4428,7 +4429,7 @@
         </w:rPr>
         <w:t>Constructor</w:t>
       </w:r>
-      <w:bookmarkEnd w:id="8"/>
+      <w:bookmarkEnd w:id="7"/>
     </w:p>
     <w:p>
       <w:pPr>
@@ -8969,15 +8970,16 @@
         <w:t>new</w:t>
       </w:r>
       <w:r>
-        <w:t xml:space="preserve"> keyword, </w:t>
-      </w:r>
-      <w:proofErr w:type="gramStart"/>
-      <w:r>
-        <w:t>it's</w:t>
-      </w:r>
-      <w:proofErr w:type="gramEnd"/>
-      <w:r>
-        <w:t xml:space="preserve"> allocated memory on the </w:t>
+        <w:t xml:space="preserve"> keyword, it is</w:t>
+      </w:r>
+      <w:r>
+        <w:t xml:space="preserve"> </w:t>
+      </w:r>
+      <w:r>
+        <w:t>allocated a</w:t>
+      </w:r>
+      <w:r>
+        <w:t xml:space="preserve"> memory on the </w:t>
       </w:r>
       <w:r>
         <w:rPr>
@@ -9309,12 +9311,14 @@
         <w:br/>
         <w:t xml:space="preserve">    String </w:t>
       </w:r>
+      <w:proofErr w:type="spellStart"/>
       <w:r>
         <w:rPr>
           <w:color w:val="C77DBB"/>
         </w:rPr>
         <w:t>color</w:t>
       </w:r>
+      <w:proofErr w:type="spellEnd"/>
       <w:r>
         <w:rPr>
           <w:color w:val="BCBEC4"/>
@@ -9370,7 +9374,21 @@
         <w:rPr>
           <w:color w:val="BCBEC4"/>
         </w:rPr>
-        <w:t>speed, String color){</w:t>
+        <w:t xml:space="preserve">speed, String </w:t>
+      </w:r>
+      <w:proofErr w:type="spellStart"/>
+      <w:r>
+        <w:rPr>
+          <w:color w:val="BCBEC4"/>
+        </w:rPr>
+        <w:t>color</w:t>
+      </w:r>
+      <w:proofErr w:type="spellEnd"/>
+      <w:r>
+        <w:rPr>
+          <w:color w:val="BCBEC4"/>
+        </w:rPr>
+        <w:t>){</w:t>
       </w:r>
       <w:r>
         <w:rPr>
@@ -9448,7 +9466,21 @@
         <w:rPr>
           <w:color w:val="BCBEC4"/>
         </w:rPr>
-        <w:t>= color;</w:t>
+        <w:t xml:space="preserve">= </w:t>
+      </w:r>
+      <w:proofErr w:type="spellStart"/>
+      <w:r>
+        <w:rPr>
+          <w:color w:val="BCBEC4"/>
+        </w:rPr>
+        <w:t>color</w:t>
+      </w:r>
+      <w:proofErr w:type="spellEnd"/>
+      <w:r>
+        <w:rPr>
+          <w:color w:val="BCBEC4"/>
+        </w:rPr>
+        <w:t>;</w:t>
       </w:r>
       <w:r>
         <w:rPr>
@@ -9839,7 +9871,7 @@
           <w:szCs w:val="32"/>
         </w:rPr>
       </w:pPr>
-      <w:bookmarkStart w:id="9" w:name="_Toc213574992"/>
+      <w:bookmarkStart w:id="8" w:name="_Toc213574992"/>
       <w:r>
         <w:rPr>
           <w:rFonts w:asciiTheme="majorHAnsi" w:hAnsiTheme="majorHAnsi" w:cstheme="majorHAnsi"/>
@@ -9859,7 +9891,7 @@
         </w:rPr>
         <w:t>Destructor</w:t>
       </w:r>
-      <w:bookmarkEnd w:id="9"/>
+      <w:bookmarkEnd w:id="8"/>
     </w:p>
     <w:p>
       <w:pPr>
@@ -10485,7 +10517,7 @@
           <w:szCs w:val="32"/>
         </w:rPr>
       </w:pPr>
-      <w:bookmarkStart w:id="10" w:name="_Toc213574993"/>
+      <w:bookmarkStart w:id="9" w:name="_Toc213574993"/>
       <w:r>
         <w:rPr>
           <w:rFonts w:asciiTheme="majorHAnsi" w:hAnsiTheme="majorHAnsi" w:cstheme="majorHAnsi"/>
@@ -10505,7 +10537,7 @@
         </w:rPr>
         <w:t>Static Keyword</w:t>
       </w:r>
-      <w:bookmarkEnd w:id="10"/>
+      <w:bookmarkEnd w:id="9"/>
     </w:p>
     <w:p>
       <w:pPr>
@@ -12134,7 +12166,14 @@
         <w:rPr>
           <w:sz w:val="24"/>
         </w:rPr>
-        <w:t xml:space="preserve"> Called even before main method.</w:t>
+        <w:t xml:space="preserve"> </w:t>
+      </w:r>
+      <w:r>
+        <w:rPr>
+          <w:sz w:val="24"/>
+          <w:u w:val="single"/>
+        </w:rPr>
+        <w:t>Called even before main method.</w:t>
       </w:r>
     </w:p>
     <w:p>
@@ -14663,7 +14702,7 @@
           <w:lang w:eastAsia="en-IN"/>
         </w:rPr>
       </w:pPr>
-      <w:bookmarkStart w:id="11" w:name="_Toc213574994"/>
+      <w:bookmarkStart w:id="10" w:name="_Toc213574994"/>
       <w:r>
         <w:rPr>
           <w:rFonts w:eastAsia="Times New Roman"/>
@@ -14675,7 +14714,7 @@
         <w:lastRenderedPageBreak/>
         <w:t>3. Encapsulation</w:t>
       </w:r>
-      <w:bookmarkEnd w:id="11"/>
+      <w:bookmarkEnd w:id="10"/>
     </w:p>
     <w:p>
       <w:pPr>
@@ -14780,7 +14819,7 @@
           <w:szCs w:val="32"/>
         </w:rPr>
       </w:pPr>
-      <w:bookmarkStart w:id="12" w:name="_Toc213574995"/>
+      <w:bookmarkStart w:id="11" w:name="_Toc213574995"/>
       <w:r>
         <w:rPr>
           <w:rFonts w:asciiTheme="majorHAnsi" w:hAnsiTheme="majorHAnsi" w:cstheme="majorHAnsi"/>
@@ -14799,7 +14838,7 @@
         </w:rPr>
         <w:t>Access Modifiers</w:t>
       </w:r>
-      <w:bookmarkEnd w:id="12"/>
+      <w:bookmarkEnd w:id="11"/>
     </w:p>
     <w:p>
       <w:pPr>
@@ -15912,7 +15951,7 @@
           <w:szCs w:val="32"/>
         </w:rPr>
       </w:pPr>
-      <w:bookmarkStart w:id="13" w:name="_Toc213574996"/>
+      <w:bookmarkStart w:id="12" w:name="_Toc213574996"/>
       <w:r>
         <w:rPr>
           <w:rFonts w:asciiTheme="majorHAnsi" w:hAnsiTheme="majorHAnsi" w:cstheme="majorHAnsi"/>
@@ -15932,7 +15971,7 @@
         </w:rPr>
         <w:t>Getters and Setters</w:t>
       </w:r>
-      <w:bookmarkEnd w:id="13"/>
+      <w:bookmarkEnd w:id="12"/>
     </w:p>
     <w:p>
       <w:pPr>
@@ -16037,14 +16076,12 @@
         </w:rPr>
         <w:t xml:space="preserve">By using getters and setters, you can implement validation, control, and modify </w:t>
       </w:r>
-      <w:proofErr w:type="spellStart"/>
-      <w:r>
-        <w:rPr>
-          <w:sz w:val="24"/>
-        </w:rPr>
-        <w:t>behavior</w:t>
-      </w:r>
-      <w:proofErr w:type="spellEnd"/>
+      <w:r>
+        <w:rPr>
+          <w:sz w:val="24"/>
+        </w:rPr>
+        <w:t>behaviour</w:t>
+      </w:r>
       <w:r>
         <w:rPr>
           <w:sz w:val="24"/>
@@ -17332,7 +17369,7 @@
           <w:szCs w:val="32"/>
         </w:rPr>
       </w:pPr>
-      <w:bookmarkStart w:id="14" w:name="_Toc213574997"/>
+      <w:bookmarkStart w:id="13" w:name="_Toc213574997"/>
       <w:r>
         <w:rPr>
           <w:rFonts w:asciiTheme="majorHAnsi" w:hAnsiTheme="majorHAnsi" w:cstheme="majorHAnsi"/>
@@ -17352,7 +17389,7 @@
         </w:rPr>
         <w:t>Final keyword</w:t>
       </w:r>
-      <w:bookmarkEnd w:id="14"/>
+      <w:bookmarkEnd w:id="13"/>
     </w:p>
     <w:p>
       <w:pPr>
@@ -18414,15 +18451,13 @@
         </w:rPr>
         <w:t xml:space="preserve">A final class cannot be </w:t>
       </w:r>
-      <w:proofErr w:type="spellStart"/>
-      <w:r>
-        <w:rPr>
-          <w:sz w:val="24"/>
-          <w:lang w:eastAsia="en-IN"/>
-        </w:rPr>
-        <w:t>subclassed</w:t>
-      </w:r>
-      <w:proofErr w:type="spellEnd"/>
+      <w:r>
+        <w:rPr>
+          <w:sz w:val="24"/>
+          <w:lang w:eastAsia="en-IN"/>
+        </w:rPr>
+        <w:t>sub classed</w:t>
+      </w:r>
       <w:r>
         <w:rPr>
           <w:sz w:val="24"/>
@@ -18430,15 +18465,13 @@
         </w:rPr>
         <w:t xml:space="preserve">. This is useful when you want to make sure that the </w:t>
       </w:r>
-      <w:proofErr w:type="spellStart"/>
-      <w:r>
-        <w:rPr>
-          <w:sz w:val="24"/>
-          <w:lang w:eastAsia="en-IN"/>
-        </w:rPr>
-        <w:t>behavior</w:t>
-      </w:r>
-      <w:proofErr w:type="spellEnd"/>
+      <w:r>
+        <w:rPr>
+          <w:sz w:val="24"/>
+          <w:lang w:eastAsia="en-IN"/>
+        </w:rPr>
+        <w:t>behaviour</w:t>
+      </w:r>
       <w:r>
         <w:rPr>
           <w:sz w:val="24"/>
@@ -19108,7 +19141,7 @@
           <w:lang w:eastAsia="en-IN"/>
         </w:rPr>
       </w:pPr>
-      <w:bookmarkStart w:id="15" w:name="_Toc213574998"/>
+      <w:bookmarkStart w:id="14" w:name="_Toc213574998"/>
       <w:r>
         <w:rPr>
           <w:rFonts w:eastAsia="Times New Roman"/>
@@ -19120,7 +19153,7 @@
         <w:lastRenderedPageBreak/>
         <w:t>4. Inheritance</w:t>
       </w:r>
-      <w:bookmarkEnd w:id="15"/>
+      <w:bookmarkEnd w:id="14"/>
     </w:p>
     <w:p>
       <w:pPr>
@@ -19136,15 +19169,13 @@
         </w:rPr>
         <w:t xml:space="preserve">Inheritance is a fundamental concept in OOP that allows a class (subclass/child class) to inherit properties and </w:t>
       </w:r>
-      <w:proofErr w:type="spellStart"/>
-      <w:r>
-        <w:rPr>
-          <w:sz w:val="24"/>
-          <w:lang w:eastAsia="en-IN"/>
-        </w:rPr>
-        <w:t>behaviors</w:t>
-      </w:r>
-      <w:proofErr w:type="spellEnd"/>
+      <w:r>
+        <w:rPr>
+          <w:sz w:val="24"/>
+          <w:lang w:eastAsia="en-IN"/>
+        </w:rPr>
+        <w:t>behaviours</w:t>
+      </w:r>
       <w:r>
         <w:rPr>
           <w:sz w:val="24"/>
@@ -19543,7 +19574,7 @@
           <w:szCs w:val="32"/>
         </w:rPr>
       </w:pPr>
-      <w:bookmarkStart w:id="16" w:name="_Toc213574999"/>
+      <w:bookmarkStart w:id="15" w:name="_Toc213574999"/>
       <w:r>
         <w:rPr>
           <w:rFonts w:asciiTheme="majorHAnsi" w:hAnsiTheme="majorHAnsi" w:cstheme="majorHAnsi"/>
@@ -19562,7 +19593,7 @@
         </w:rPr>
         <w:t>Super Keyword</w:t>
       </w:r>
-      <w:bookmarkEnd w:id="16"/>
+      <w:bookmarkEnd w:id="15"/>
     </w:p>
     <w:p>
       <w:pPr>
@@ -21913,7 +21944,7 @@
           <w:szCs w:val="32"/>
         </w:rPr>
       </w:pPr>
-      <w:bookmarkStart w:id="17" w:name="_Toc213575000"/>
+      <w:bookmarkStart w:id="16" w:name="_Toc213575000"/>
       <w:r>
         <w:rPr>
           <w:rFonts w:asciiTheme="majorHAnsi" w:hAnsiTheme="majorHAnsi" w:cstheme="majorHAnsi"/>
@@ -21933,7 +21964,7 @@
         </w:rPr>
         <w:t>Types of Inheritance</w:t>
       </w:r>
-      <w:bookmarkEnd w:id="17"/>
+      <w:bookmarkEnd w:id="16"/>
     </w:p>
     <w:p>
       <w:pPr>
@@ -23026,7 +23057,7 @@
           <w:szCs w:val="32"/>
         </w:rPr>
       </w:pPr>
-      <w:bookmarkStart w:id="18" w:name="_Toc213575001"/>
+      <w:bookmarkStart w:id="17" w:name="_Toc213575001"/>
       <w:r>
         <w:rPr>
           <w:rFonts w:asciiTheme="majorHAnsi" w:hAnsiTheme="majorHAnsi" w:cstheme="majorHAnsi"/>
@@ -23046,7 +23077,7 @@
         </w:rPr>
         <w:t>Method Overriding</w:t>
       </w:r>
-      <w:bookmarkEnd w:id="18"/>
+      <w:bookmarkEnd w:id="17"/>
     </w:p>
     <w:p>
       <w:pPr>
@@ -23653,7 +23684,7 @@
           <w:szCs w:val="32"/>
         </w:rPr>
       </w:pPr>
-      <w:bookmarkStart w:id="19" w:name="_Toc213575002"/>
+      <w:bookmarkStart w:id="18" w:name="_Toc213575002"/>
       <w:r>
         <w:rPr>
           <w:rFonts w:asciiTheme="majorHAnsi" w:hAnsiTheme="majorHAnsi" w:cstheme="majorHAnsi"/>
@@ -23672,7 +23703,7 @@
         </w:rPr>
         <w:t>Interface</w:t>
       </w:r>
-      <w:bookmarkEnd w:id="19"/>
+      <w:bookmarkEnd w:id="18"/>
     </w:p>
     <w:p>
       <w:pPr>
@@ -25239,7 +25270,28 @@
           <w:szCs w:val="24"/>
           <w:lang w:eastAsia="en-IN"/>
         </w:rPr>
-        <w:t>Class uses implements keyword to use Interface.</w:t>
+        <w:t xml:space="preserve">Class uses </w:t>
+      </w:r>
+      <w:r>
+        <w:rPr>
+          <w:rFonts w:eastAsia="Times New Roman" w:cstheme="minorHAnsi"/>
+          <w:b/>
+          <w:color w:val="000000"/>
+          <w:sz w:val="24"/>
+          <w:szCs w:val="24"/>
+          <w:lang w:eastAsia="en-IN"/>
+        </w:rPr>
+        <w:t>implements</w:t>
+      </w:r>
+      <w:r>
+        <w:rPr>
+          <w:rFonts w:eastAsia="Times New Roman" w:cstheme="minorHAnsi"/>
+          <w:color w:val="000000"/>
+          <w:sz w:val="24"/>
+          <w:szCs w:val="24"/>
+          <w:lang w:eastAsia="en-IN"/>
+        </w:rPr>
+        <w:t xml:space="preserve"> keyword to use Interface.</w:t>
       </w:r>
       <w:r>
         <w:rPr>
@@ -26391,7 +26443,26 @@
         <w:rPr>
           <w:color w:val="7A7E85"/>
         </w:rPr>
-        <w:br/>
+        <w:t xml:space="preserve">, </w:t>
+      </w:r>
+      <w:r>
+        <w:rPr>
+          <w:color w:val="7A7E85"/>
+          <w:sz w:val="18"/>
+        </w:rPr>
+        <w:t>gives error even when Gadget Phone = new Phone()</w:t>
+      </w:r>
+      <w:r>
+        <w:rPr>
+          <w:color w:val="7A7E85"/>
+          <w:sz w:val="18"/>
+        </w:rPr>
+        <w:br/>
+      </w:r>
+      <w:r>
+        <w:rPr>
+          <w:color w:val="7A7E85"/>
+        </w:rPr>
         <w:t xml:space="preserve">    </w:t>
       </w:r>
       <w:r>
@@ -28434,7 +28505,7 @@
           <w:szCs w:val="32"/>
         </w:rPr>
       </w:pPr>
-      <w:bookmarkStart w:id="20" w:name="_Toc213575003"/>
+      <w:bookmarkStart w:id="19" w:name="_Toc213575003"/>
       <w:r>
         <w:rPr>
           <w:rFonts w:asciiTheme="majorHAnsi" w:hAnsiTheme="majorHAnsi" w:cstheme="majorHAnsi"/>
@@ -28453,7 +28524,7 @@
         </w:rPr>
         <w:t>Importance of Interface</w:t>
       </w:r>
-      <w:bookmarkEnd w:id="20"/>
+      <w:bookmarkEnd w:id="19"/>
     </w:p>
     <w:p>
       <w:pPr>
@@ -31204,7 +31275,7 @@
           <w:szCs w:val="32"/>
         </w:rPr>
       </w:pPr>
-      <w:bookmarkStart w:id="21" w:name="_Toc213575004"/>
+      <w:bookmarkStart w:id="20" w:name="_Toc213575004"/>
       <w:r>
         <w:rPr>
           <w:rFonts w:asciiTheme="majorHAnsi" w:hAnsiTheme="majorHAnsi" w:cstheme="majorHAnsi"/>
@@ -31224,7 +31295,7 @@
         </w:rPr>
         <w:t>Default methods in interface</w:t>
       </w:r>
-      <w:bookmarkEnd w:id="21"/>
+      <w:bookmarkEnd w:id="20"/>
     </w:p>
     <w:p>
       <w:pPr>
@@ -32549,25 +32620,45 @@
       <w:pPr>
         <w:spacing w:before="240" w:after="0" w:line="240" w:lineRule="auto"/>
         <w:rPr>
+          <w:color w:val="4472C4" w:themeColor="accent1"/>
+          <w:sz w:val="28"/>
+          <w:lang w:eastAsia="en-IN"/>
+        </w:rPr>
+      </w:pPr>
+    </w:p>
+    <w:p>
+      <w:pPr>
+        <w:spacing w:after="0" w:line="240" w:lineRule="auto"/>
+        <w:rPr>
+          <w:color w:val="4472C4" w:themeColor="accent1"/>
+          <w:sz w:val="28"/>
+          <w:lang w:eastAsia="en-IN"/>
+        </w:rPr>
+      </w:pPr>
+      <w:r>
+        <w:rPr>
+          <w:color w:val="4472C4" w:themeColor="accent1"/>
+          <w:sz w:val="28"/>
+          <w:lang w:eastAsia="en-IN"/>
+        </w:rPr>
+        <w:t>Default methods in case of multiple inheritance</w:t>
+      </w:r>
+    </w:p>
+    <w:p>
+      <w:pPr>
+        <w:spacing w:after="0" w:line="240" w:lineRule="auto"/>
+        <w:rPr>
           <w:rFonts w:eastAsia="Times New Roman" w:cstheme="minorHAnsi"/>
           <w:color w:val="000000"/>
-          <w:sz w:val="24"/>
-          <w:szCs w:val="24"/>
-          <w:lang w:eastAsia="en-IN"/>
-        </w:rPr>
-      </w:pPr>
-      <w:r>
-        <w:rPr>
-          <w:color w:val="4472C4" w:themeColor="accent1"/>
-          <w:sz w:val="28"/>
-          <w:lang w:eastAsia="en-IN"/>
-        </w:rPr>
-        <w:t>Default methods in case of multiple inheritance</w:t>
-      </w:r>
-    </w:p>
-    <w:p>
-      <w:pPr>
-        <w:spacing w:before="240" w:after="0" w:line="240" w:lineRule="auto"/>
+          <w:sz w:val="8"/>
+          <w:szCs w:val="24"/>
+          <w:lang w:eastAsia="en-IN"/>
+        </w:rPr>
+      </w:pPr>
+    </w:p>
+    <w:p>
+      <w:pPr>
+        <w:spacing w:after="0" w:line="240" w:lineRule="auto"/>
         <w:rPr>
           <w:rFonts w:eastAsia="Times New Roman" w:cstheme="minorHAnsi"/>
           <w:color w:val="000000"/>
@@ -32586,6 +32677,18 @@
         </w:rPr>
         <w:t>Inheritance Rules: If a class implements multiple interfaces with conflicting default methods, the implementing class must override the method explicitly to resolve ambiguity.</w:t>
       </w:r>
+    </w:p>
+    <w:p>
+      <w:pPr>
+        <w:spacing w:after="0" w:line="240" w:lineRule="auto"/>
+        <w:rPr>
+          <w:rFonts w:eastAsia="Times New Roman" w:cstheme="minorHAnsi"/>
+          <w:color w:val="000000"/>
+          <w:sz w:val="10"/>
+          <w:szCs w:val="24"/>
+          <w:lang w:eastAsia="en-IN"/>
+        </w:rPr>
+      </w:pPr>
     </w:p>
     <w:p>
       <w:pPr>
@@ -33260,7 +33363,7 @@
           <w:szCs w:val="32"/>
         </w:rPr>
       </w:pPr>
-      <w:bookmarkStart w:id="22" w:name="_Toc213575005"/>
+      <w:bookmarkStart w:id="21" w:name="_Toc213575005"/>
       <w:r>
         <w:rPr>
           <w:rFonts w:asciiTheme="majorHAnsi" w:hAnsiTheme="majorHAnsi" w:cstheme="majorHAnsi"/>
@@ -33280,7 +33383,7 @@
         </w:rPr>
         <w:t>Different Cases of Inheritance</w:t>
       </w:r>
-      <w:bookmarkEnd w:id="22"/>
+      <w:bookmarkEnd w:id="21"/>
     </w:p>
     <w:p>
       <w:pPr>
@@ -33296,15 +33399,13 @@
         </w:rPr>
         <w:t xml:space="preserve">In Java, inheritance allows a subclass (child class) to inherit properties and </w:t>
       </w:r>
-      <w:proofErr w:type="spellStart"/>
-      <w:r>
-        <w:rPr>
-          <w:sz w:val="24"/>
-          <w:lang w:eastAsia="en-IN"/>
-        </w:rPr>
-        <w:t>behaviors</w:t>
-      </w:r>
-      <w:proofErr w:type="spellEnd"/>
+      <w:r>
+        <w:rPr>
+          <w:sz w:val="24"/>
+          <w:lang w:eastAsia="en-IN"/>
+        </w:rPr>
+        <w:t>behaviours</w:t>
+      </w:r>
       <w:r>
         <w:rPr>
           <w:sz w:val="24"/>
@@ -34797,7 +34898,7 @@
           <w:lang w:eastAsia="en-IN"/>
         </w:rPr>
       </w:pPr>
-      <w:bookmarkStart w:id="23" w:name="_Toc213575006"/>
+      <w:bookmarkStart w:id="22" w:name="_Toc213575006"/>
       <w:r>
         <w:rPr>
           <w:rFonts w:eastAsia="Times New Roman"/>
@@ -34809,7 +34910,7 @@
         <w:lastRenderedPageBreak/>
         <w:t>5. Abstraction</w:t>
       </w:r>
-      <w:bookmarkEnd w:id="23"/>
+      <w:bookmarkEnd w:id="22"/>
     </w:p>
     <w:p>
       <w:pPr>
@@ -35029,7 +35130,6 @@
         </w:rPr>
         <w:t xml:space="preserve">: Abstract classes can define common </w:t>
       </w:r>
-      <w:proofErr w:type="spellStart"/>
       <w:r>
         <w:rPr>
           <w:rFonts w:eastAsia="Times New Roman" w:cstheme="minorHAnsi"/>
@@ -35037,9 +35137,8 @@
           <w:szCs w:val="24"/>
           <w:lang w:eastAsia="en-IN"/>
         </w:rPr>
-        <w:t>behavior</w:t>
-      </w:r>
-      <w:proofErr w:type="spellEnd"/>
+        <w:t>behaviour</w:t>
+      </w:r>
       <w:r>
         <w:rPr>
           <w:rFonts w:eastAsia="Times New Roman" w:cstheme="minorHAnsi"/>
@@ -35084,7 +35183,6 @@
         </w:rPr>
         <w:t xml:space="preserve">: Enables creating a flexible hierarchy of classes with shared </w:t>
       </w:r>
-      <w:proofErr w:type="spellStart"/>
       <w:r>
         <w:rPr>
           <w:rFonts w:eastAsia="Times New Roman" w:cstheme="minorHAnsi"/>
@@ -35092,9 +35190,8 @@
           <w:szCs w:val="24"/>
           <w:lang w:eastAsia="en-IN"/>
         </w:rPr>
-        <w:t>behavior</w:t>
-      </w:r>
-      <w:proofErr w:type="spellEnd"/>
+        <w:t>behaviour</w:t>
+      </w:r>
       <w:r>
         <w:rPr>
           <w:rFonts w:eastAsia="Times New Roman" w:cstheme="minorHAnsi"/>
@@ -35181,7 +35278,7 @@
           <w:szCs w:val="32"/>
         </w:rPr>
       </w:pPr>
-      <w:bookmarkStart w:id="24" w:name="_Toc213575007"/>
+      <w:bookmarkStart w:id="23" w:name="_Toc213575007"/>
       <w:r>
         <w:rPr>
           <w:rFonts w:asciiTheme="majorHAnsi" w:hAnsiTheme="majorHAnsi" w:cstheme="majorHAnsi"/>
@@ -35200,7 +35297,7 @@
         </w:rPr>
         <w:t>Abstract Class</w:t>
       </w:r>
-      <w:bookmarkEnd w:id="24"/>
+      <w:bookmarkEnd w:id="23"/>
     </w:p>
     <w:p>
       <w:pPr>
@@ -35216,15 +35313,13 @@
         </w:rPr>
         <w:t xml:space="preserve">An abstract class is a special class in Java that is used to represent incomplete or partially implemented objects. It serves as a blueprint for other classes and cannot be instantiated directly. Abstract classes allow developers to define common </w:t>
       </w:r>
-      <w:proofErr w:type="spellStart"/>
-      <w:r>
-        <w:rPr>
-          <w:sz w:val="24"/>
-          <w:lang w:eastAsia="en-IN"/>
-        </w:rPr>
-        <w:t>behavior</w:t>
-      </w:r>
-      <w:proofErr w:type="spellEnd"/>
+      <w:r>
+        <w:rPr>
+          <w:sz w:val="24"/>
+          <w:lang w:eastAsia="en-IN"/>
+        </w:rPr>
+        <w:t>behaviour</w:t>
+      </w:r>
       <w:r>
         <w:rPr>
           <w:sz w:val="24"/>
@@ -35272,7 +35367,7 @@
           <w:ilvl w:val="0"/>
           <w:numId w:val="32"/>
         </w:numPr>
-        <w:spacing w:before="240" w:after="0" w:line="240" w:lineRule="auto"/>
+        <w:spacing w:after="0" w:line="240" w:lineRule="auto"/>
         <w:rPr>
           <w:rFonts w:eastAsia="Times New Roman" w:cstheme="minorHAnsi"/>
           <w:color w:val="000000"/>
@@ -37442,7 +37537,7 @@
           <w:szCs w:val="32"/>
         </w:rPr>
       </w:pPr>
-      <w:bookmarkStart w:id="25" w:name="_Toc213575008"/>
+      <w:bookmarkStart w:id="24" w:name="_Toc213575008"/>
       <w:r>
         <w:rPr>
           <w:rFonts w:asciiTheme="majorHAnsi" w:hAnsiTheme="majorHAnsi" w:cstheme="majorHAnsi"/>
@@ -37462,7 +37557,7 @@
         </w:rPr>
         <w:t>Abstract Methods</w:t>
       </w:r>
-      <w:bookmarkEnd w:id="25"/>
+      <w:bookmarkEnd w:id="24"/>
     </w:p>
     <w:p>
       <w:pPr>
@@ -38500,7 +38595,7 @@
           <w:lang w:eastAsia="en-IN"/>
         </w:rPr>
       </w:pPr>
-      <w:bookmarkStart w:id="26" w:name="_Toc213575009"/>
+      <w:bookmarkStart w:id="25" w:name="_Toc213575009"/>
       <w:r>
         <w:rPr>
           <w:rFonts w:eastAsia="Times New Roman"/>
@@ -38512,7 +38607,7 @@
         <w:lastRenderedPageBreak/>
         <w:t>6. Polymorphism</w:t>
       </w:r>
-      <w:bookmarkEnd w:id="26"/>
+      <w:bookmarkEnd w:id="25"/>
     </w:p>
     <w:p>
       <w:pPr>
@@ -39638,7 +39733,7 @@
         <w:rPr>
           <w:rFonts w:eastAsia="Times New Roman" w:cstheme="minorHAnsi"/>
           <w:color w:val="000000"/>
-          <w:sz w:val="24"/>
+          <w:sz w:val="14"/>
           <w:szCs w:val="24"/>
           <w:lang w:eastAsia="en-IN"/>
         </w:rPr>
@@ -40273,7 +40368,7 @@
           <w:lang w:eastAsia="en-IN"/>
         </w:rPr>
       </w:pPr>
-      <w:bookmarkStart w:id="27" w:name="_Toc213575010"/>
+      <w:bookmarkStart w:id="26" w:name="_Toc213575010"/>
       <w:r>
         <w:rPr>
           <w:rFonts w:eastAsia="Times New Roman"/>
@@ -40285,7 +40380,7 @@
         <w:lastRenderedPageBreak/>
         <w:t>7. Advance Topics</w:t>
       </w:r>
-      <w:bookmarkEnd w:id="27"/>
+      <w:bookmarkEnd w:id="26"/>
     </w:p>
     <w:p>
       <w:pPr>
@@ -40306,7 +40401,7 @@
           <w:szCs w:val="32"/>
         </w:rPr>
       </w:pPr>
-      <w:bookmarkStart w:id="28" w:name="_Toc213575011"/>
+      <w:bookmarkStart w:id="27" w:name="_Toc213575011"/>
       <w:r>
         <w:rPr>
           <w:rFonts w:asciiTheme="majorHAnsi" w:hAnsiTheme="majorHAnsi" w:cstheme="majorHAnsi"/>
@@ -40325,7 +40420,7 @@
         </w:rPr>
         <w:t>Inner Class</w:t>
       </w:r>
-      <w:bookmarkEnd w:id="28"/>
+      <w:bookmarkEnd w:id="27"/>
     </w:p>
     <w:p>
       <w:pPr>
@@ -43323,7 +43418,7 @@
           <w:szCs w:val="32"/>
         </w:rPr>
       </w:pPr>
-      <w:bookmarkStart w:id="29" w:name="_Toc213575012"/>
+      <w:bookmarkStart w:id="28" w:name="_Toc213575012"/>
       <w:r>
         <w:rPr>
           <w:rFonts w:asciiTheme="majorHAnsi" w:hAnsiTheme="majorHAnsi" w:cstheme="majorHAnsi"/>
@@ -43343,7 +43438,7 @@
         </w:rPr>
         <w:t>Anonymous Class</w:t>
       </w:r>
-      <w:bookmarkEnd w:id="29"/>
+      <w:bookmarkEnd w:id="28"/>
     </w:p>
     <w:p>
       <w:pPr>
@@ -44352,7 +44447,7 @@
           <w:szCs w:val="32"/>
         </w:rPr>
       </w:pPr>
-      <w:bookmarkStart w:id="30" w:name="_Toc213575013"/>
+      <w:bookmarkStart w:id="29" w:name="_Toc213575013"/>
       <w:r>
         <w:rPr>
           <w:rFonts w:asciiTheme="majorHAnsi" w:hAnsiTheme="majorHAnsi" w:cstheme="majorHAnsi"/>
@@ -44372,7 +44467,7 @@
         </w:rPr>
         <w:t>Types of Interfaces</w:t>
       </w:r>
-      <w:bookmarkEnd w:id="30"/>
+      <w:bookmarkEnd w:id="29"/>
     </w:p>
     <w:p>
       <w:pPr>
@@ -46535,9 +46630,8 @@
           <w:szCs w:val="20"/>
           <w:lang w:eastAsia="en-IN"/>
         </w:rPr>
-        <w:t xml:space="preserve"> to make class </w:t>
-      </w:r>
-      <w:proofErr w:type="spellStart"/>
+        <w:t xml:space="preserve"> to make class serializabl</w:t>
+      </w:r>
       <w:r>
         <w:rPr>
           <w:rFonts w:ascii="Courier New" w:eastAsia="Times New Roman" w:hAnsi="Courier New" w:cs="Courier New"/>
@@ -46546,9 +46640,8 @@
           <w:szCs w:val="20"/>
           <w:lang w:eastAsia="en-IN"/>
         </w:rPr>
-        <w:t>serializabl</w:t>
-      </w:r>
-      <w:proofErr w:type="spellEnd"/>
+        <w:t>e</w:t>
+      </w:r>
       <w:r>
         <w:rPr>
           <w:rFonts w:ascii="Courier New" w:eastAsia="Times New Roman" w:hAnsi="Courier New" w:cs="Courier New"/>
@@ -49045,7 +49138,7 @@
           <w:szCs w:val="32"/>
         </w:rPr>
       </w:pPr>
-      <w:bookmarkStart w:id="31" w:name="_Toc213575014"/>
+      <w:bookmarkStart w:id="30" w:name="_Toc213575014"/>
       <w:r>
         <w:rPr>
           <w:rFonts w:asciiTheme="majorHAnsi" w:hAnsiTheme="majorHAnsi" w:cstheme="majorHAnsi"/>
@@ -49065,7 +49158,7 @@
         </w:rPr>
         <w:t>Sealed Class</w:t>
       </w:r>
-      <w:bookmarkEnd w:id="31"/>
+      <w:bookmarkEnd w:id="30"/>
     </w:p>
     <w:p>
       <w:pPr>
@@ -50948,6 +51041,7 @@
       <w:r>
         <w:rPr>
           <w:rFonts w:eastAsia="Times New Roman" w:cstheme="minorHAnsi"/>
+          <w:noProof/>
           <w:sz w:val="24"/>
           <w:szCs w:val="24"/>
           <w:lang w:eastAsia="en-IN"/>
@@ -51174,5588 +51268,52 @@
     </w:p>
     <w:p>
       <w:pPr>
-        <w:rPr>
-          <w:lang w:eastAsia="en-IN"/>
-        </w:rPr>
-      </w:pPr>
-    </w:p>
-    <w:p>
-      <w:pPr>
-        <w:rPr>
-          <w:lang w:eastAsia="en-IN"/>
-        </w:rPr>
-      </w:pPr>
-    </w:p>
-    <w:p>
-      <w:pPr>
-        <w:rPr>
-          <w:lang w:eastAsia="en-IN"/>
-        </w:rPr>
-      </w:pPr>
-    </w:p>
-    <w:p>
-      <w:pPr>
-        <w:rPr>
-          <w:lang w:eastAsia="en-IN"/>
-        </w:rPr>
-      </w:pPr>
-    </w:p>
-    <w:p>
-      <w:pPr>
-        <w:rPr>
-          <w:lang w:eastAsia="en-IN"/>
-        </w:rPr>
-      </w:pPr>
-    </w:p>
-    <w:p>
-      <w:pPr>
-        <w:pStyle w:val="Heading2"/>
-        <w:spacing w:after="240"/>
-        <w:rPr>
-          <w:rFonts w:eastAsia="Times New Roman"/>
+        <w:spacing w:after="0"/>
+        <w:jc w:val="center"/>
+        <w:rPr>
           <w:b/>
-          <w:color w:val="1F4E79" w:themeColor="accent5" w:themeShade="80"/>
-          <w:sz w:val="40"/>
-          <w:lang w:eastAsia="en-IN"/>
-        </w:rPr>
-      </w:pPr>
-      <w:bookmarkStart w:id="32" w:name="_Toc213575015"/>
-      <w:r>
-        <w:rPr>
-          <w:rFonts w:eastAsia="Times New Roman"/>
+          <w:sz w:val="36"/>
+          <w:lang w:eastAsia="en-IN"/>
+        </w:rPr>
+      </w:pPr>
+      <w:r>
+        <w:rPr>
           <w:b/>
-          <w:color w:val="1F4E79" w:themeColor="accent5" w:themeShade="80"/>
-          <w:sz w:val="40"/>
-          <w:lang w:eastAsia="en-IN"/>
-        </w:rPr>
-        <w:lastRenderedPageBreak/>
-        <w:t>8</w:t>
-      </w:r>
-      <w:r>
-        <w:rPr>
-          <w:rFonts w:eastAsia="Times New Roman"/>
-          <w:b/>
-          <w:color w:val="1F4E79" w:themeColor="accent5" w:themeShade="80"/>
-          <w:sz w:val="40"/>
-          <w:lang w:eastAsia="en-IN"/>
-        </w:rPr>
-        <w:t xml:space="preserve">. </w:t>
-      </w:r>
-      <w:r>
-        <w:rPr>
-          <w:rFonts w:eastAsia="Times New Roman"/>
-          <w:b/>
-          <w:color w:val="1F4E79" w:themeColor="accent5" w:themeShade="80"/>
-          <w:sz w:val="40"/>
-          <w:lang w:eastAsia="en-IN"/>
-        </w:rPr>
-        <w:t>Interview Questions</w:t>
-      </w:r>
-      <w:bookmarkEnd w:id="32"/>
-    </w:p>
-    <w:p>
-      <w:pPr>
-        <w:rPr>
-          <w:sz w:val="24"/>
-          <w:lang w:eastAsia="en-IN"/>
-        </w:rPr>
-      </w:pPr>
-    </w:p>
-    <w:p>
-      <w:pPr>
-        <w:rPr>
-          <w:b/>
-          <w:sz w:val="24"/>
-          <w:lang w:eastAsia="en-IN"/>
-        </w:rPr>
-      </w:pPr>
-      <w:r>
-        <w:rPr>
-          <w:b/>
-          <w:sz w:val="24"/>
-          <w:lang w:eastAsia="en-IN"/>
-        </w:rPr>
-        <w:t>1.</w:t>
-      </w:r>
-      <w:r>
-        <w:rPr>
-          <w:b/>
-          <w:sz w:val="24"/>
-          <w:lang w:eastAsia="en-IN"/>
-        </w:rPr>
-        <w:t xml:space="preserve"> </w:t>
-      </w:r>
-      <w:r>
-        <w:rPr>
-          <w:b/>
-          <w:sz w:val="24"/>
-          <w:lang w:eastAsia="en-IN"/>
-        </w:rPr>
-        <w:t xml:space="preserve"> Are java constructors a function? </w:t>
-      </w:r>
-    </w:p>
-    <w:p>
-      <w:pPr>
-        <w:rPr>
-          <w:sz w:val="24"/>
-          <w:lang w:eastAsia="en-IN"/>
-        </w:rPr>
-      </w:pPr>
-      <w:r>
-        <w:rPr>
-          <w:sz w:val="24"/>
-          <w:lang w:eastAsia="en-IN"/>
-        </w:rPr>
-        <w:t>In Java, a constructor is not considered a "function" or "method" in the traditional sense, though it is similar in some ways. Here’s why a constructor is unique and different from regular methods:</w:t>
-      </w:r>
-    </w:p>
-    <w:p>
-      <w:pPr>
-        <w:pStyle w:val="ListParagraph"/>
-        <w:numPr>
-          <w:ilvl w:val="0"/>
-          <w:numId w:val="8"/>
-        </w:numPr>
-        <w:rPr>
-          <w:sz w:val="24"/>
-          <w:lang w:eastAsia="en-IN"/>
-        </w:rPr>
-      </w:pPr>
-      <w:r>
-        <w:rPr>
-          <w:sz w:val="24"/>
-          <w:lang w:eastAsia="en-IN"/>
-        </w:rPr>
-        <w:t>Constructors can’t have any return type even not void.</w:t>
-      </w:r>
-    </w:p>
-    <w:p>
-      <w:pPr>
-        <w:pStyle w:val="ListParagraph"/>
-        <w:numPr>
-          <w:ilvl w:val="0"/>
-          <w:numId w:val="8"/>
-        </w:numPr>
-        <w:rPr>
-          <w:sz w:val="24"/>
-          <w:lang w:eastAsia="en-IN"/>
-        </w:rPr>
-      </w:pPr>
-      <w:r>
-        <w:rPr>
-          <w:sz w:val="24"/>
-          <w:lang w:eastAsia="en-IN"/>
-        </w:rPr>
-        <w:t>Constructors must have name as class.</w:t>
-      </w:r>
-    </w:p>
-    <w:p>
-      <w:pPr>
-        <w:pStyle w:val="ListParagraph"/>
-        <w:numPr>
-          <w:ilvl w:val="0"/>
-          <w:numId w:val="8"/>
-        </w:numPr>
-        <w:rPr>
-          <w:sz w:val="24"/>
-          <w:lang w:eastAsia="en-IN"/>
-        </w:rPr>
-      </w:pPr>
-      <w:r>
-        <w:rPr>
-          <w:sz w:val="24"/>
-          <w:lang w:eastAsia="en-IN"/>
-        </w:rPr>
-        <w:t>Constructors are automatically invoked when an object is created using the new keyword. You don’t call a constructor explicitly the way you would with a regular method.</w:t>
-      </w:r>
-    </w:p>
-    <w:p>
-      <w:pPr>
-        <w:rPr>
-          <w:sz w:val="24"/>
-          <w:lang w:eastAsia="en-IN"/>
-        </w:rPr>
-      </w:pPr>
-    </w:p>
-    <w:p>
-      <w:pPr>
-        <w:rPr>
-          <w:sz w:val="24"/>
-          <w:lang w:eastAsia="en-IN"/>
-        </w:rPr>
-      </w:pPr>
-    </w:p>
-    <w:p>
-      <w:pPr>
-        <w:rPr>
-          <w:sz w:val="24"/>
-          <w:lang w:eastAsia="en-IN"/>
-        </w:rPr>
-      </w:pPr>
-    </w:p>
-    <w:p>
-      <w:pPr>
-        <w:rPr>
-          <w:b/>
-          <w:sz w:val="24"/>
-          <w:lang w:eastAsia="en-IN"/>
-        </w:rPr>
-      </w:pPr>
-      <w:r>
-        <w:rPr>
-          <w:b/>
-          <w:sz w:val="24"/>
-          <w:lang w:eastAsia="en-IN"/>
-        </w:rPr>
-        <w:t>2</w:t>
-      </w:r>
-      <w:r>
-        <w:rPr>
-          <w:b/>
-          <w:sz w:val="24"/>
-          <w:lang w:eastAsia="en-IN"/>
-        </w:rPr>
-        <w:t>.</w:t>
-      </w:r>
-      <w:r>
-        <w:rPr>
-          <w:b/>
-          <w:sz w:val="24"/>
-          <w:lang w:eastAsia="en-IN"/>
-        </w:rPr>
-        <w:t xml:space="preserve"> </w:t>
-      </w:r>
-      <w:r>
-        <w:rPr>
-          <w:b/>
-          <w:sz w:val="24"/>
-          <w:lang w:eastAsia="en-IN"/>
-        </w:rPr>
-        <w:t xml:space="preserve"> </w:t>
-      </w:r>
-      <w:r>
-        <w:rPr>
-          <w:b/>
-          <w:sz w:val="24"/>
-          <w:lang w:eastAsia="en-IN"/>
-        </w:rPr>
-        <w:t>How much memory does class occupy</w:t>
-      </w:r>
-      <w:r>
-        <w:rPr>
-          <w:b/>
-          <w:sz w:val="24"/>
-          <w:lang w:eastAsia="en-IN"/>
-        </w:rPr>
-        <w:t xml:space="preserve">? </w:t>
-      </w:r>
-    </w:p>
-    <w:p>
-      <w:pPr>
-        <w:rPr>
-          <w:sz w:val="24"/>
-          <w:lang w:eastAsia="en-IN"/>
-        </w:rPr>
-      </w:pPr>
-      <w:r>
-        <w:rPr>
-          <w:sz w:val="24"/>
-          <w:lang w:eastAsia="en-IN"/>
-        </w:rPr>
-        <w:t>Classes do not occupy any memory. They are just the blueprint on which objects are created. Now when objects are created, they actually initialize the class members and methods and thus object consume memory.</w:t>
-      </w:r>
-    </w:p>
-    <w:p>
-      <w:pPr>
-        <w:rPr>
-          <w:sz w:val="24"/>
-          <w:lang w:eastAsia="en-IN"/>
-        </w:rPr>
-      </w:pPr>
-    </w:p>
-    <w:p>
-      <w:pPr>
-        <w:rPr>
-          <w:sz w:val="24"/>
-          <w:lang w:eastAsia="en-IN"/>
-        </w:rPr>
-      </w:pPr>
-    </w:p>
-    <w:p>
-      <w:pPr>
-        <w:rPr>
-          <w:sz w:val="24"/>
-          <w:lang w:eastAsia="en-IN"/>
-        </w:rPr>
-      </w:pPr>
-    </w:p>
-    <w:p>
-      <w:pPr>
-        <w:rPr>
-          <w:rFonts w:cstheme="minorHAnsi"/>
-          <w:b/>
-          <w:sz w:val="24"/>
-          <w:szCs w:val="24"/>
-          <w:lang w:eastAsia="en-IN"/>
-        </w:rPr>
-      </w:pPr>
-      <w:r>
-        <w:rPr>
-          <w:rFonts w:cstheme="minorHAnsi"/>
-          <w:b/>
-          <w:sz w:val="24"/>
-          <w:szCs w:val="24"/>
-          <w:lang w:eastAsia="en-IN"/>
-        </w:rPr>
-        <w:t>3</w:t>
-      </w:r>
-      <w:r>
-        <w:rPr>
-          <w:rFonts w:cstheme="minorHAnsi"/>
-          <w:b/>
-          <w:sz w:val="24"/>
-          <w:szCs w:val="24"/>
-          <w:lang w:eastAsia="en-IN"/>
-        </w:rPr>
-        <w:t>.  Can we inherit the constructor?</w:t>
-      </w:r>
-    </w:p>
-    <w:p>
-      <w:pPr>
-        <w:pStyle w:val="NormalWeb"/>
-        <w:rPr>
-          <w:rFonts w:asciiTheme="minorHAnsi" w:hAnsiTheme="minorHAnsi" w:cstheme="minorHAnsi"/>
-        </w:rPr>
-      </w:pPr>
-      <w:r>
-        <w:rPr>
-          <w:rFonts w:asciiTheme="minorHAnsi" w:hAnsiTheme="minorHAnsi" w:cstheme="minorHAnsi"/>
-        </w:rPr>
-        <w:t xml:space="preserve">No, constructors cannot be inherited in Java. While constructors are not inherited, a subclass can call a constructor from its superclass using the </w:t>
-      </w:r>
-      <w:proofErr w:type="gramStart"/>
-      <w:r>
-        <w:rPr>
-          <w:rStyle w:val="HTMLCode"/>
-          <w:rFonts w:asciiTheme="minorHAnsi" w:hAnsiTheme="minorHAnsi" w:cstheme="minorHAnsi"/>
-          <w:sz w:val="24"/>
-          <w:szCs w:val="24"/>
-        </w:rPr>
-        <w:t>super(</w:t>
-      </w:r>
-      <w:proofErr w:type="gramEnd"/>
-      <w:r>
-        <w:rPr>
-          <w:rStyle w:val="HTMLCode"/>
-          <w:rFonts w:asciiTheme="minorHAnsi" w:hAnsiTheme="minorHAnsi" w:cstheme="minorHAnsi"/>
-          <w:sz w:val="24"/>
-          <w:szCs w:val="24"/>
-        </w:rPr>
-        <w:t>)</w:t>
-      </w:r>
-      <w:r>
-        <w:rPr>
-          <w:rFonts w:asciiTheme="minorHAnsi" w:hAnsiTheme="minorHAnsi" w:cstheme="minorHAnsi"/>
-        </w:rPr>
-        <w:t xml:space="preserve"> keyword to initialize the parent class. Constructors are specific to the class in which they are defined and are not inherited as part of the subclass's method set. However, a subclass can invoke the superclass constructor explicitly or implicitly, but it cannot inherit or override the superclass constructor.</w:t>
-      </w:r>
-    </w:p>
-    <w:p>
-      <w:pPr>
-        <w:rPr>
-          <w:sz w:val="24"/>
-          <w:lang w:eastAsia="en-IN"/>
-        </w:rPr>
-      </w:pPr>
-    </w:p>
-    <w:p>
-      <w:pPr>
-        <w:rPr>
-          <w:sz w:val="24"/>
-          <w:lang w:eastAsia="en-IN"/>
-        </w:rPr>
-      </w:pPr>
-    </w:p>
-    <w:p>
-      <w:pPr>
-        <w:rPr>
-          <w:sz w:val="24"/>
-          <w:lang w:eastAsia="en-IN"/>
-        </w:rPr>
-      </w:pPr>
-    </w:p>
-    <w:p>
-      <w:pPr>
-        <w:rPr>
-          <w:b/>
-          <w:sz w:val="24"/>
-          <w:lang w:eastAsia="en-IN"/>
-        </w:rPr>
-      </w:pPr>
-      <w:r>
-        <w:rPr>
-          <w:b/>
-          <w:sz w:val="24"/>
-          <w:lang w:eastAsia="en-IN"/>
-        </w:rPr>
-        <w:t>4</w:t>
-      </w:r>
-      <w:r>
-        <w:rPr>
-          <w:b/>
-          <w:sz w:val="24"/>
-          <w:lang w:eastAsia="en-IN"/>
-        </w:rPr>
-        <w:t>.</w:t>
-      </w:r>
-      <w:r>
-        <w:rPr>
-          <w:b/>
-          <w:sz w:val="24"/>
-          <w:lang w:eastAsia="en-IN"/>
-        </w:rPr>
-        <w:t xml:space="preserve"> </w:t>
-      </w:r>
-      <w:r>
-        <w:rPr>
-          <w:b/>
-          <w:sz w:val="24"/>
-          <w:lang w:eastAsia="en-IN"/>
-        </w:rPr>
-        <w:t xml:space="preserve"> </w:t>
-      </w:r>
-      <w:r>
-        <w:rPr>
-          <w:b/>
-          <w:sz w:val="24"/>
-          <w:lang w:eastAsia="en-IN"/>
-        </w:rPr>
-        <w:t xml:space="preserve">Why </w:t>
-      </w:r>
-      <w:r>
-        <w:rPr>
-          <w:b/>
-          <w:sz w:val="24"/>
-          <w:lang w:eastAsia="en-IN"/>
-        </w:rPr>
-        <w:t>final methods are faster than other methods?</w:t>
-      </w:r>
-    </w:p>
-    <w:p>
-      <w:pPr>
-        <w:pStyle w:val="ListParagraph"/>
-        <w:numPr>
-          <w:ilvl w:val="0"/>
-          <w:numId w:val="8"/>
-        </w:numPr>
-        <w:rPr>
-          <w:sz w:val="24"/>
-          <w:lang w:eastAsia="en-IN"/>
-        </w:rPr>
-      </w:pPr>
-      <w:r>
-        <w:rPr>
-          <w:b/>
-          <w:bCs/>
-          <w:sz w:val="24"/>
-          <w:lang w:eastAsia="en-IN"/>
-        </w:rPr>
-        <w:t>Early Binding</w:t>
-      </w:r>
-      <w:r>
-        <w:rPr>
-          <w:sz w:val="24"/>
-          <w:lang w:eastAsia="en-IN"/>
-        </w:rPr>
-        <w:t>: Final methods are resolved at compile time, avoiding runtime method lookup, making execution faster.</w:t>
-      </w:r>
-    </w:p>
-    <w:p>
-      <w:pPr>
-        <w:pStyle w:val="ListParagraph"/>
-        <w:numPr>
-          <w:ilvl w:val="0"/>
-          <w:numId w:val="8"/>
-        </w:numPr>
-        <w:rPr>
-          <w:sz w:val="24"/>
-          <w:lang w:eastAsia="en-IN"/>
-        </w:rPr>
-      </w:pPr>
-      <w:r>
-        <w:rPr>
-          <w:b/>
-          <w:bCs/>
-          <w:sz w:val="24"/>
-          <w:lang w:eastAsia="en-IN"/>
-        </w:rPr>
-        <w:t>No Overriding</w:t>
-      </w:r>
-      <w:r>
-        <w:rPr>
-          <w:sz w:val="24"/>
-          <w:lang w:eastAsia="en-IN"/>
-        </w:rPr>
-        <w:t>: Since final methods can't be overridden, the JVM doesn't need to determine the actual object's method during runtime.</w:t>
-      </w:r>
-    </w:p>
-    <w:p>
-      <w:pPr>
-        <w:pStyle w:val="ListParagraph"/>
-        <w:numPr>
-          <w:ilvl w:val="0"/>
-          <w:numId w:val="8"/>
-        </w:numPr>
-        <w:rPr>
-          <w:sz w:val="24"/>
-          <w:lang w:eastAsia="en-IN"/>
-        </w:rPr>
-      </w:pPr>
-      <w:r>
-        <w:rPr>
-          <w:b/>
-          <w:bCs/>
-          <w:sz w:val="24"/>
-          <w:lang w:eastAsia="en-IN"/>
-        </w:rPr>
-        <w:t>Optimized Execution</w:t>
-      </w:r>
-      <w:r>
-        <w:rPr>
-          <w:sz w:val="24"/>
-          <w:lang w:eastAsia="en-IN"/>
-        </w:rPr>
-        <w:t>: The JVM can inline final methods during optimization, further improving performance.</w:t>
-      </w:r>
-    </w:p>
-    <w:p>
-      <w:pPr>
-        <w:pStyle w:val="ListParagraph"/>
-        <w:numPr>
-          <w:ilvl w:val="0"/>
-          <w:numId w:val="8"/>
-        </w:numPr>
-        <w:rPr>
-          <w:sz w:val="24"/>
-          <w:lang w:eastAsia="en-IN"/>
-        </w:rPr>
-      </w:pPr>
-      <w:r>
-        <w:rPr>
-          <w:b/>
-          <w:bCs/>
-          <w:sz w:val="24"/>
-          <w:lang w:eastAsia="en-IN"/>
-        </w:rPr>
-        <w:t>Simplified Call</w:t>
-      </w:r>
-      <w:r>
-        <w:rPr>
-          <w:sz w:val="24"/>
-          <w:lang w:eastAsia="en-IN"/>
-        </w:rPr>
-        <w:t>: Final methods eliminate the dynamic dispatch overhead associated with non-final methods.</w:t>
-      </w:r>
-    </w:p>
-    <w:p>
-      <w:pPr>
-        <w:rPr>
-          <w:b/>
-          <w:sz w:val="24"/>
-          <w:lang w:eastAsia="en-IN"/>
-        </w:rPr>
-      </w:pPr>
-      <w:r>
-        <w:rPr>
-          <w:b/>
-          <w:sz w:val="24"/>
-          <w:lang w:eastAsia="en-IN"/>
-        </w:rPr>
-        <w:lastRenderedPageBreak/>
-        <w:t>5</w:t>
-      </w:r>
-      <w:r>
-        <w:rPr>
-          <w:b/>
-          <w:sz w:val="24"/>
-          <w:lang w:eastAsia="en-IN"/>
-        </w:rPr>
-        <w:t>.</w:t>
-      </w:r>
-      <w:r>
-        <w:rPr>
-          <w:b/>
-          <w:sz w:val="24"/>
-          <w:lang w:eastAsia="en-IN"/>
-        </w:rPr>
-        <w:t xml:space="preserve"> </w:t>
-      </w:r>
-      <w:r>
-        <w:rPr>
-          <w:b/>
-          <w:sz w:val="24"/>
-          <w:lang w:eastAsia="en-IN"/>
-        </w:rPr>
-        <w:t xml:space="preserve"> </w:t>
-      </w:r>
-      <w:r>
-        <w:rPr>
-          <w:b/>
-          <w:sz w:val="24"/>
-          <w:lang w:eastAsia="en-IN"/>
-        </w:rPr>
-        <w:t>Why can’t a static method access instance variables or methods directly?</w:t>
-      </w:r>
-    </w:p>
-    <w:p>
-      <w:pPr>
-        <w:rPr>
-          <w:sz w:val="24"/>
-          <w:lang w:eastAsia="en-IN"/>
-        </w:rPr>
-      </w:pPr>
-      <w:r>
-        <w:rPr>
-          <w:sz w:val="24"/>
-          <w:lang w:eastAsia="en-IN"/>
-        </w:rPr>
-        <w:t>Static methods belong to the class, not to any specific instance, so they don’t have access to instance-specific data</w:t>
-      </w:r>
-      <w:r>
-        <w:rPr>
-          <w:sz w:val="24"/>
-          <w:lang w:eastAsia="en-IN"/>
-        </w:rPr>
-        <w:t>.</w:t>
-      </w:r>
-    </w:p>
-    <w:p>
-      <w:pPr>
-        <w:rPr>
-          <w:sz w:val="24"/>
-          <w:lang w:eastAsia="en-IN"/>
-        </w:rPr>
-      </w:pPr>
-    </w:p>
-    <w:p>
-      <w:pPr>
-        <w:rPr>
-          <w:sz w:val="24"/>
-          <w:lang w:eastAsia="en-IN"/>
-        </w:rPr>
-      </w:pPr>
-    </w:p>
-    <w:p>
-      <w:pPr>
-        <w:rPr>
-          <w:sz w:val="24"/>
-          <w:lang w:eastAsia="en-IN"/>
-        </w:rPr>
-      </w:pPr>
-    </w:p>
-    <w:p>
-      <w:pPr>
-        <w:rPr>
-          <w:b/>
-          <w:sz w:val="24"/>
-          <w:lang w:eastAsia="en-IN"/>
-        </w:rPr>
-      </w:pPr>
-      <w:r>
-        <w:rPr>
-          <w:b/>
-          <w:sz w:val="24"/>
-          <w:lang w:eastAsia="en-IN"/>
-        </w:rPr>
-        <w:t>6</w:t>
-      </w:r>
-      <w:r>
-        <w:rPr>
-          <w:b/>
-          <w:sz w:val="24"/>
-          <w:lang w:eastAsia="en-IN"/>
-        </w:rPr>
-        <w:t>.</w:t>
-      </w:r>
-      <w:r>
-        <w:rPr>
-          <w:b/>
-          <w:sz w:val="24"/>
-          <w:lang w:eastAsia="en-IN"/>
-        </w:rPr>
-        <w:t xml:space="preserve"> </w:t>
-      </w:r>
-      <w:r>
-        <w:rPr>
-          <w:b/>
-          <w:sz w:val="24"/>
-          <w:lang w:eastAsia="en-IN"/>
-        </w:rPr>
-        <w:t xml:space="preserve"> </w:t>
-      </w:r>
-      <w:r>
-        <w:rPr>
-          <w:b/>
-          <w:sz w:val="24"/>
-          <w:lang w:eastAsia="en-IN"/>
-        </w:rPr>
-        <w:t xml:space="preserve">Why </w:t>
-      </w:r>
-      <w:r>
-        <w:rPr>
-          <w:b/>
-          <w:sz w:val="24"/>
-          <w:lang w:eastAsia="en-IN"/>
-        </w:rPr>
-        <w:t>in one java file we can only have one public class?</w:t>
-      </w:r>
-    </w:p>
-    <w:p>
-      <w:pPr>
-        <w:rPr>
-          <w:sz w:val="24"/>
-          <w:lang w:eastAsia="en-IN"/>
-        </w:rPr>
-      </w:pPr>
-      <w:r>
-        <w:rPr>
-          <w:sz w:val="24"/>
-          <w:lang w:eastAsia="en-IN"/>
-        </w:rPr>
-        <w:t>In Java, you can technically have more than one class in a single .java file, but only one of those classes can be declared public. This is because of how the Java compiler and runtime environment work.</w:t>
-      </w:r>
-    </w:p>
-    <w:p>
-      <w:pPr>
-        <w:rPr>
-          <w:sz w:val="24"/>
-          <w:lang w:eastAsia="en-IN"/>
-        </w:rPr>
-      </w:pPr>
-      <w:r>
-        <w:rPr>
-          <w:sz w:val="24"/>
-          <w:lang w:eastAsia="en-IN"/>
-        </w:rPr>
-        <w:t xml:space="preserve">Also the name of public class should be same as file </w:t>
-      </w:r>
-      <w:proofErr w:type="gramStart"/>
-      <w:r>
-        <w:rPr>
-          <w:sz w:val="24"/>
-          <w:lang w:eastAsia="en-IN"/>
-        </w:rPr>
-        <w:t>name</w:t>
-      </w:r>
-      <w:r>
-        <w:rPr>
-          <w:sz w:val="24"/>
-          <w:lang w:eastAsia="en-IN"/>
-        </w:rPr>
-        <w:t>(</w:t>
-      </w:r>
-      <w:proofErr w:type="gramEnd"/>
-      <w:r>
-        <w:rPr>
-          <w:sz w:val="24"/>
-          <w:lang w:eastAsia="en-IN"/>
-        </w:rPr>
-        <w:t>including case).</w:t>
-      </w:r>
-    </w:p>
-    <w:p>
-      <w:pPr>
-        <w:pStyle w:val="HTMLPreformatted"/>
-        <w:shd w:val="clear" w:color="auto" w:fill="1E1F22"/>
-        <w:rPr>
-          <w:color w:val="BCBEC4"/>
-          <w:sz w:val="22"/>
-        </w:rPr>
-      </w:pPr>
-      <w:proofErr w:type="gramStart"/>
-      <w:r>
-        <w:rPr>
-          <w:color w:val="CF8E6D"/>
-          <w:sz w:val="22"/>
-        </w:rPr>
-        <w:t>public</w:t>
-      </w:r>
-      <w:proofErr w:type="gramEnd"/>
-      <w:r>
-        <w:rPr>
-          <w:color w:val="CF8E6D"/>
-          <w:sz w:val="22"/>
-        </w:rPr>
-        <w:t xml:space="preserve"> class </w:t>
-      </w:r>
-      <w:proofErr w:type="spellStart"/>
-      <w:r>
-        <w:rPr>
-          <w:color w:val="BCBEC4"/>
-          <w:sz w:val="22"/>
-        </w:rPr>
-        <w:t>MyClass</w:t>
-      </w:r>
-      <w:proofErr w:type="spellEnd"/>
-      <w:r>
-        <w:rPr>
-          <w:color w:val="BCBEC4"/>
-          <w:sz w:val="22"/>
-        </w:rPr>
-        <w:t xml:space="preserve"> {</w:t>
-      </w:r>
-      <w:r>
-        <w:rPr>
-          <w:color w:val="BCBEC4"/>
-          <w:sz w:val="22"/>
-        </w:rPr>
-        <w:br/>
-        <w:t xml:space="preserve">    </w:t>
-      </w:r>
-      <w:r>
-        <w:rPr>
-          <w:color w:val="7A7E85"/>
-          <w:sz w:val="22"/>
-        </w:rPr>
-        <w:t>// code here</w:t>
-      </w:r>
-      <w:r>
-        <w:rPr>
-          <w:color w:val="7A7E85"/>
-          <w:sz w:val="22"/>
-        </w:rPr>
-        <w:br/>
-      </w:r>
-      <w:r>
-        <w:rPr>
-          <w:color w:val="BCBEC4"/>
-          <w:sz w:val="22"/>
-        </w:rPr>
-        <w:t>}</w:t>
-      </w:r>
-    </w:p>
-    <w:p>
-      <w:pPr>
-        <w:rPr>
-          <w:sz w:val="24"/>
-          <w:lang w:eastAsia="en-IN"/>
-        </w:rPr>
-      </w:pPr>
-      <w:r>
-        <w:rPr>
-          <w:sz w:val="24"/>
-          <w:lang w:eastAsia="en-IN"/>
-        </w:rPr>
-        <w:t>This class must reside in a file named MyClass.java. If it doesn’t, th</w:t>
-      </w:r>
-      <w:r>
-        <w:rPr>
-          <w:sz w:val="24"/>
-          <w:lang w:eastAsia="en-IN"/>
-        </w:rPr>
-        <w:t>e compiler will throw an error.</w:t>
-      </w:r>
-    </w:p>
-    <w:p>
-      <w:pPr>
-        <w:rPr>
-          <w:sz w:val="24"/>
-          <w:lang w:eastAsia="en-IN"/>
-        </w:rPr>
-      </w:pPr>
-      <w:r>
-        <w:rPr>
-          <w:sz w:val="24"/>
-          <w:lang w:eastAsia="en-IN"/>
-        </w:rPr>
-        <w:t xml:space="preserve">The reason for this restriction is to maintain clarity and consistency. Java assumes that if you're accessing </w:t>
-      </w:r>
-      <w:proofErr w:type="spellStart"/>
-      <w:r>
-        <w:rPr>
-          <w:sz w:val="24"/>
-          <w:lang w:eastAsia="en-IN"/>
-        </w:rPr>
-        <w:t>MyClass</w:t>
-      </w:r>
-      <w:proofErr w:type="spellEnd"/>
-      <w:r>
-        <w:rPr>
-          <w:sz w:val="24"/>
-          <w:lang w:eastAsia="en-IN"/>
-        </w:rPr>
-        <w:t xml:space="preserve"> externally (e.g., from another file), it can be found in MyClass.java.</w:t>
-      </w:r>
-    </w:p>
-    <w:p>
-      <w:pPr>
-        <w:rPr>
-          <w:sz w:val="24"/>
-          <w:lang w:eastAsia="en-IN"/>
-        </w:rPr>
-      </w:pPr>
-      <w:r>
-        <w:rPr>
-          <w:sz w:val="24"/>
-          <w:lang w:eastAsia="en-IN"/>
-        </w:rPr>
-        <w:t xml:space="preserve">In the same .java file, </w:t>
-      </w:r>
-      <w:r>
-        <w:rPr>
-          <w:sz w:val="24"/>
-          <w:lang w:eastAsia="en-IN"/>
-        </w:rPr>
-        <w:t xml:space="preserve">though </w:t>
-      </w:r>
-      <w:r>
-        <w:rPr>
-          <w:sz w:val="24"/>
-          <w:lang w:eastAsia="en-IN"/>
-        </w:rPr>
-        <w:t>you can define multiple non-public classes (helper classes), but they cannot be directly accessed from outside their package</w:t>
-      </w:r>
-      <w:r>
-        <w:t xml:space="preserve"> </w:t>
-      </w:r>
-      <w:r>
-        <w:rPr>
-          <w:sz w:val="24"/>
-          <w:lang w:eastAsia="en-IN"/>
-        </w:rPr>
-        <w:t>(also known as package-private). For example:</w:t>
-      </w:r>
-    </w:p>
-    <w:p>
-      <w:pPr>
-        <w:pStyle w:val="HTMLPreformatted"/>
-        <w:shd w:val="clear" w:color="auto" w:fill="1E1F22"/>
-        <w:rPr>
-          <w:color w:val="BCBEC4"/>
-          <w:sz w:val="22"/>
-        </w:rPr>
-      </w:pPr>
-      <w:proofErr w:type="gramStart"/>
-      <w:r>
-        <w:rPr>
-          <w:color w:val="CF8E6D"/>
-          <w:sz w:val="22"/>
-        </w:rPr>
-        <w:t>class</w:t>
-      </w:r>
-      <w:proofErr w:type="gramEnd"/>
-      <w:r>
-        <w:rPr>
-          <w:color w:val="CF8E6D"/>
-          <w:sz w:val="22"/>
-        </w:rPr>
-        <w:t xml:space="preserve"> </w:t>
-      </w:r>
-      <w:proofErr w:type="spellStart"/>
-      <w:r>
-        <w:rPr>
-          <w:color w:val="BCBEC4"/>
-          <w:sz w:val="22"/>
-        </w:rPr>
-        <w:t>TempClass</w:t>
-      </w:r>
-      <w:proofErr w:type="spellEnd"/>
-      <w:r>
-        <w:rPr>
-          <w:color w:val="BCBEC4"/>
-          <w:sz w:val="22"/>
-        </w:rPr>
-        <w:t>{</w:t>
-      </w:r>
-      <w:r>
-        <w:rPr>
-          <w:color w:val="BCBEC4"/>
-          <w:sz w:val="22"/>
-        </w:rPr>
-        <w:br/>
-        <w:t xml:space="preserve">    </w:t>
-      </w:r>
-      <w:r>
-        <w:rPr>
-          <w:color w:val="7A7E85"/>
-          <w:sz w:val="22"/>
-        </w:rPr>
-        <w:t>//can be accessed only inside the package</w:t>
-      </w:r>
-      <w:r>
-        <w:rPr>
-          <w:color w:val="7A7E85"/>
-          <w:sz w:val="22"/>
-        </w:rPr>
-        <w:br/>
-      </w:r>
-      <w:r>
-        <w:rPr>
-          <w:color w:val="BCBEC4"/>
-          <w:sz w:val="22"/>
-        </w:rPr>
-        <w:t>}</w:t>
-      </w:r>
-      <w:r>
-        <w:rPr>
-          <w:color w:val="BCBEC4"/>
-          <w:sz w:val="22"/>
-        </w:rPr>
-        <w:br/>
-      </w:r>
-      <w:r>
-        <w:rPr>
-          <w:color w:val="CF8E6D"/>
-          <w:sz w:val="22"/>
-        </w:rPr>
-        <w:t xml:space="preserve">public class </w:t>
-      </w:r>
-      <w:proofErr w:type="spellStart"/>
-      <w:r>
-        <w:rPr>
-          <w:color w:val="BCBEC4"/>
-          <w:sz w:val="22"/>
-        </w:rPr>
-        <w:t>MyClass</w:t>
-      </w:r>
-      <w:proofErr w:type="spellEnd"/>
-      <w:r>
-        <w:rPr>
-          <w:color w:val="BCBEC4"/>
-          <w:sz w:val="22"/>
-        </w:rPr>
-        <w:t xml:space="preserve"> {</w:t>
-      </w:r>
-      <w:r>
-        <w:rPr>
-          <w:color w:val="BCBEC4"/>
-          <w:sz w:val="22"/>
-        </w:rPr>
-        <w:br/>
-        <w:t xml:space="preserve">    </w:t>
-      </w:r>
-      <w:r>
-        <w:rPr>
-          <w:color w:val="7A7E85"/>
-          <w:sz w:val="22"/>
-        </w:rPr>
-        <w:t>// code here</w:t>
-      </w:r>
-      <w:r>
-        <w:rPr>
-          <w:color w:val="7A7E85"/>
-          <w:sz w:val="22"/>
-        </w:rPr>
-        <w:br/>
-      </w:r>
-      <w:r>
-        <w:rPr>
-          <w:color w:val="BCBEC4"/>
-          <w:sz w:val="22"/>
-        </w:rPr>
-        <w:t>}</w:t>
-      </w:r>
-    </w:p>
-    <w:p>
-      <w:pPr>
-        <w:rPr>
-          <w:sz w:val="24"/>
-          <w:lang w:eastAsia="en-IN"/>
-        </w:rPr>
-      </w:pPr>
-      <w:r>
-        <w:rPr>
-          <w:noProof/>
-          <w:sz w:val="24"/>
-          <w:lang w:eastAsia="en-IN"/>
-        </w:rPr>
-        <w:drawing>
-          <wp:anchor distT="0" distB="0" distL="114300" distR="114300" simplePos="0" relativeHeight="251658240" behindDoc="0" locked="0" layoutInCell="1" allowOverlap="1">
-            <wp:simplePos x="0" y="0"/>
-            <wp:positionH relativeFrom="column">
-              <wp:posOffset>4827480</wp:posOffset>
-            </wp:positionH>
-            <wp:positionV relativeFrom="paragraph">
-              <wp:posOffset>177320</wp:posOffset>
-            </wp:positionV>
-            <wp:extent cx="1497330" cy="1370330"/>
-            <wp:effectExtent l="0" t="0" r="7620" b="1270"/>
-            <wp:wrapNone/>
-            <wp:docPr id="3" name="Picture 3"/>
-            <wp:cNvGraphicFramePr>
-              <a:graphicFrameLocks xmlns:a="http://schemas.openxmlformats.org/drawingml/2006/main" noChangeAspect="1"/>
-            </wp:cNvGraphicFramePr>
-            <a:graphic xmlns:a="http://schemas.openxmlformats.org/drawingml/2006/main">
-              <a:graphicData uri="http://schemas.openxmlformats.org/drawingml/2006/picture">
-                <pic:pic xmlns:pic="http://schemas.openxmlformats.org/drawingml/2006/picture">
-                  <pic:nvPicPr>
-                    <pic:cNvPr id="1" name=""/>
-                    <pic:cNvPicPr/>
-                  </pic:nvPicPr>
-                  <pic:blipFill>
-                    <a:blip r:embed="rId14">
-                      <a:extLst>
-                        <a:ext uri="{28A0092B-C50C-407E-A947-70E740481C1C}">
-                          <a14:useLocalDpi xmlns:a14="http://schemas.microsoft.com/office/drawing/2010/main" val="0"/>
-                        </a:ext>
-                      </a:extLst>
-                    </a:blip>
-                    <a:stretch>
-                      <a:fillRect/>
-                    </a:stretch>
-                  </pic:blipFill>
-                  <pic:spPr>
-                    <a:xfrm>
-                      <a:off x="0" y="0"/>
-                      <a:ext cx="1497330" cy="1370330"/>
-                    </a:xfrm>
-                    <a:prstGeom prst="rect">
-                      <a:avLst/>
-                    </a:prstGeom>
-                  </pic:spPr>
-                </pic:pic>
-              </a:graphicData>
-            </a:graphic>
-          </wp:anchor>
-        </w:drawing>
+          <w:sz w:val="36"/>
+          <w:lang w:eastAsia="en-IN"/>
+        </w:rPr>
+        <w:t>For Interview Questions, Check Out:</w:t>
       </w:r>
     </w:p>
     <w:p>
       <w:pPr>
         <w:spacing w:after="0"/>
-        <w:rPr>
-          <w:sz w:val="24"/>
-          <w:lang w:eastAsia="en-IN"/>
-        </w:rPr>
-      </w:pPr>
-      <w:r>
-        <w:rPr>
-          <w:sz w:val="24"/>
-          <w:lang w:eastAsia="en-IN"/>
-        </w:rPr>
-        <w:t xml:space="preserve">Even in given case, if </w:t>
-      </w:r>
-      <w:r>
-        <w:rPr>
-          <w:sz w:val="24"/>
-          <w:lang w:eastAsia="en-IN"/>
-        </w:rPr>
-        <w:t xml:space="preserve">MyClass.java is having a non-public class, Temp.java </w:t>
-      </w:r>
-    </w:p>
-    <w:p>
-      <w:pPr>
-        <w:spacing w:after="0"/>
-        <w:rPr>
-          <w:sz w:val="24"/>
-          <w:lang w:eastAsia="en-IN"/>
-        </w:rPr>
-      </w:pPr>
-      <w:proofErr w:type="gramStart"/>
-      <w:r>
-        <w:rPr>
-          <w:sz w:val="24"/>
-          <w:lang w:eastAsia="en-IN"/>
-        </w:rPr>
-        <w:t>can’t</w:t>
-      </w:r>
-      <w:proofErr w:type="gramEnd"/>
-      <w:r>
-        <w:rPr>
-          <w:sz w:val="24"/>
-          <w:lang w:eastAsia="en-IN"/>
-        </w:rPr>
-        <w:t xml:space="preserve"> access that. And same if Temp.java is having non-public class, that </w:t>
-      </w:r>
-    </w:p>
-    <w:p>
-      <w:pPr>
-        <w:spacing w:after="0"/>
-        <w:rPr>
-          <w:sz w:val="24"/>
-          <w:lang w:eastAsia="en-IN"/>
-        </w:rPr>
-      </w:pPr>
-      <w:proofErr w:type="gramStart"/>
-      <w:r>
-        <w:rPr>
-          <w:sz w:val="24"/>
-          <w:lang w:eastAsia="en-IN"/>
-        </w:rPr>
-        <w:t>will</w:t>
-      </w:r>
-      <w:proofErr w:type="gramEnd"/>
-      <w:r>
-        <w:rPr>
-          <w:sz w:val="24"/>
-          <w:lang w:eastAsia="en-IN"/>
-        </w:rPr>
-        <w:t xml:space="preserve"> not be accessible by MyClass.java</w:t>
-      </w:r>
-    </w:p>
-    <w:p>
-      <w:pPr>
-        <w:rPr>
-          <w:sz w:val="24"/>
-          <w:lang w:eastAsia="en-IN"/>
-        </w:rPr>
-      </w:pPr>
-    </w:p>
-    <w:p>
-      <w:pPr>
-        <w:rPr>
-          <w:sz w:val="24"/>
-          <w:lang w:eastAsia="en-IN"/>
-        </w:rPr>
-      </w:pPr>
-    </w:p>
-    <w:p>
-      <w:pPr>
-        <w:rPr>
-          <w:sz w:val="24"/>
-          <w:lang w:eastAsia="en-IN"/>
-        </w:rPr>
-      </w:pPr>
-    </w:p>
-    <w:p>
-      <w:pPr>
-        <w:rPr>
-          <w:sz w:val="24"/>
-          <w:lang w:eastAsia="en-IN"/>
-        </w:rPr>
-      </w:pPr>
-    </w:p>
-    <w:p>
-      <w:pPr>
-        <w:rPr>
-          <w:b/>
-          <w:sz w:val="24"/>
-          <w:lang w:eastAsia="en-IN"/>
-        </w:rPr>
-      </w:pPr>
-      <w:r>
-        <w:rPr>
-          <w:b/>
-          <w:sz w:val="24"/>
-          <w:lang w:eastAsia="en-IN"/>
-        </w:rPr>
-        <w:t>7</w:t>
-      </w:r>
-      <w:r>
-        <w:rPr>
-          <w:b/>
-          <w:sz w:val="24"/>
-          <w:lang w:eastAsia="en-IN"/>
-        </w:rPr>
-        <w:t>.</w:t>
-      </w:r>
-      <w:r>
-        <w:rPr>
-          <w:b/>
-          <w:sz w:val="24"/>
-          <w:lang w:eastAsia="en-IN"/>
-        </w:rPr>
-        <w:t xml:space="preserve"> </w:t>
-      </w:r>
-      <w:r>
-        <w:rPr>
-          <w:b/>
-          <w:sz w:val="24"/>
-          <w:lang w:eastAsia="en-IN"/>
-        </w:rPr>
-        <w:t xml:space="preserve"> </w:t>
-      </w:r>
-      <w:r>
-        <w:rPr>
-          <w:b/>
-          <w:sz w:val="24"/>
-          <w:lang w:eastAsia="en-IN"/>
-        </w:rPr>
-        <w:t>Wh</w:t>
-      </w:r>
-      <w:r>
-        <w:rPr>
-          <w:b/>
-          <w:sz w:val="24"/>
-          <w:lang w:eastAsia="en-IN"/>
-        </w:rPr>
-        <w:t xml:space="preserve">y default methods were introduced to interface, what are </w:t>
-      </w:r>
-      <w:proofErr w:type="spellStart"/>
-      <w:proofErr w:type="gramStart"/>
-      <w:r>
-        <w:rPr>
-          <w:b/>
-          <w:sz w:val="24"/>
-          <w:lang w:eastAsia="en-IN"/>
-        </w:rPr>
-        <w:t>it’s</w:t>
-      </w:r>
-      <w:proofErr w:type="spellEnd"/>
-      <w:proofErr w:type="gramEnd"/>
-      <w:r>
-        <w:rPr>
-          <w:b/>
-          <w:sz w:val="24"/>
-          <w:lang w:eastAsia="en-IN"/>
-        </w:rPr>
-        <w:t xml:space="preserve"> use cases.</w:t>
-      </w:r>
-    </w:p>
-    <w:p>
-      <w:pPr>
-        <w:rPr>
-          <w:sz w:val="24"/>
-          <w:lang w:eastAsia="en-IN"/>
-        </w:rPr>
-      </w:pPr>
-      <w:r>
-        <w:rPr>
-          <w:sz w:val="24"/>
-          <w:lang w:eastAsia="en-IN"/>
-        </w:rPr>
-        <w:t>Before Java 8, interfaces could not have implemented methods. Adding new methods to an existing interface would break all the classes implementing it because those classes would be forced to implement the new method. This limitation made interfaces rigid and hard to evolve in APIs.</w:t>
-      </w:r>
-    </w:p>
-    <w:p>
-      <w:pPr>
-        <w:rPr>
-          <w:sz w:val="24"/>
-          <w:lang w:eastAsia="en-IN"/>
-        </w:rPr>
-      </w:pPr>
-      <w:r>
-        <w:rPr>
-          <w:sz w:val="24"/>
-          <w:lang w:eastAsia="en-IN"/>
-        </w:rPr>
-        <w:t>Default methods enable the addition of new methods to an interface without breaking the existing implementations. The implementing classes can choose to override the default implementation if needed.</w:t>
-      </w:r>
-    </w:p>
-    <w:p>
-      <w:pPr>
-        <w:rPr>
-          <w:sz w:val="24"/>
-          <w:lang w:eastAsia="en-IN"/>
-        </w:rPr>
-      </w:pPr>
-      <w:proofErr w:type="spellStart"/>
-      <w:r>
-        <w:rPr>
-          <w:sz w:val="24"/>
-          <w:lang w:eastAsia="en-IN"/>
-        </w:rPr>
-        <w:t>Eg</w:t>
-      </w:r>
-      <w:proofErr w:type="spellEnd"/>
-      <w:r>
-        <w:rPr>
-          <w:sz w:val="24"/>
-          <w:lang w:eastAsia="en-IN"/>
-        </w:rPr>
-        <w:t xml:space="preserve">: </w:t>
-      </w:r>
-      <w:r>
-        <w:rPr>
-          <w:sz w:val="24"/>
-          <w:lang w:eastAsia="en-IN"/>
-        </w:rPr>
-        <w:t xml:space="preserve">Java's List interface got default void </w:t>
-      </w:r>
-      <w:proofErr w:type="gramStart"/>
-      <w:r>
-        <w:rPr>
-          <w:sz w:val="24"/>
-          <w:lang w:eastAsia="en-IN"/>
-        </w:rPr>
-        <w:t>sort(</w:t>
-      </w:r>
-      <w:proofErr w:type="gramEnd"/>
-      <w:r>
-        <w:rPr>
-          <w:sz w:val="24"/>
-          <w:lang w:eastAsia="en-IN"/>
-        </w:rPr>
-        <w:t>) in Java 8.</w:t>
-      </w:r>
-    </w:p>
-    <w:p>
-      <w:pPr>
-        <w:rPr>
-          <w:sz w:val="24"/>
-          <w:lang w:eastAsia="en-IN"/>
-        </w:rPr>
-      </w:pPr>
-    </w:p>
-    <w:p>
-      <w:pPr>
-        <w:rPr>
-          <w:rFonts w:cstheme="minorHAnsi"/>
-          <w:b/>
-          <w:sz w:val="24"/>
-          <w:szCs w:val="24"/>
-          <w:lang w:eastAsia="en-IN"/>
-        </w:rPr>
-      </w:pPr>
-      <w:r>
-        <w:rPr>
-          <w:rFonts w:cstheme="minorHAnsi"/>
-          <w:b/>
-          <w:sz w:val="24"/>
-          <w:szCs w:val="24"/>
-          <w:lang w:eastAsia="en-IN"/>
-        </w:rPr>
-        <w:lastRenderedPageBreak/>
-        <w:t>8.  Can static methods be override?</w:t>
-      </w:r>
-    </w:p>
-    <w:p>
-      <w:pPr>
-        <w:rPr>
-          <w:rFonts w:cstheme="minorHAnsi"/>
-          <w:sz w:val="24"/>
-          <w:szCs w:val="24"/>
-        </w:rPr>
-      </w:pPr>
-      <w:r>
-        <w:rPr>
-          <w:rFonts w:cstheme="minorHAnsi"/>
-          <w:sz w:val="24"/>
-          <w:szCs w:val="24"/>
-        </w:rPr>
-        <w:t>No, static methods cannot be overridden in Java. Static methods are associated with the class rather than with an instance of the class, so they are resolved at compile-time rather than at runtime. If a subclass defines a static method with the same signature as a static method in the parent class, it hides the method rather than overriding it. This is called method hiding, and the method called is determined by the reference type, not the object type, which contrasts with regular method overriding where the method called is determined by the object type.</w:t>
-      </w:r>
-    </w:p>
-    <w:p>
-      <w:pPr>
-        <w:rPr>
-          <w:rFonts w:cstheme="minorHAnsi"/>
-          <w:sz w:val="24"/>
-          <w:szCs w:val="24"/>
-          <w:lang w:eastAsia="en-IN"/>
-        </w:rPr>
-      </w:pPr>
-    </w:p>
-    <w:p>
-      <w:pPr>
-        <w:rPr>
-          <w:rFonts w:cstheme="minorHAnsi"/>
-          <w:sz w:val="24"/>
-          <w:szCs w:val="24"/>
-          <w:lang w:eastAsia="en-IN"/>
-        </w:rPr>
-      </w:pPr>
-    </w:p>
-    <w:p>
-      <w:pPr>
-        <w:rPr>
-          <w:rFonts w:cstheme="minorHAnsi"/>
-          <w:sz w:val="24"/>
-          <w:szCs w:val="24"/>
-          <w:lang w:eastAsia="en-IN"/>
-        </w:rPr>
-      </w:pPr>
-    </w:p>
-    <w:p>
-      <w:pPr>
-        <w:rPr>
-          <w:rFonts w:cstheme="minorHAnsi"/>
-          <w:b/>
-          <w:sz w:val="24"/>
-          <w:szCs w:val="24"/>
-          <w:lang w:eastAsia="en-IN"/>
-        </w:rPr>
-      </w:pPr>
-      <w:r>
-        <w:rPr>
-          <w:rFonts w:cstheme="minorHAnsi"/>
-          <w:b/>
-          <w:sz w:val="24"/>
-          <w:szCs w:val="24"/>
-          <w:lang w:eastAsia="en-IN"/>
-        </w:rPr>
-        <w:t xml:space="preserve">9. </w:t>
-      </w:r>
-      <w:r>
-        <w:rPr>
-          <w:rFonts w:cstheme="minorHAnsi"/>
-          <w:b/>
-          <w:sz w:val="24"/>
-          <w:szCs w:val="24"/>
-          <w:lang w:eastAsia="en-IN"/>
-        </w:rPr>
-        <w:t>Why Method Overloading is Not Possible by Changing the Return Type Only?</w:t>
-      </w:r>
-    </w:p>
-    <w:p>
-      <w:pPr>
-        <w:rPr>
-          <w:rFonts w:cstheme="minorHAnsi"/>
-          <w:sz w:val="24"/>
-          <w:szCs w:val="24"/>
-          <w:lang w:eastAsia="en-IN"/>
-        </w:rPr>
-      </w:pPr>
-      <w:r>
-        <w:rPr>
-          <w:rFonts w:cstheme="minorHAnsi"/>
-          <w:sz w:val="24"/>
-          <w:szCs w:val="24"/>
-          <w:lang w:eastAsia="en-IN"/>
-        </w:rPr>
-        <w:t>Method overloading cannot be achieved by merely changing the return type of the method. This is because the return type alone is not sufficient to distinguish between two methods. The Java compiler will not be able to resolve the call to the appropriate method based on return type alone, leading to ambiguity.</w:t>
-      </w:r>
-    </w:p>
-    <w:p>
-      <w:pPr>
-        <w:rPr>
-          <w:rFonts w:cstheme="minorHAnsi"/>
-          <w:sz w:val="24"/>
-          <w:szCs w:val="24"/>
-          <w:lang w:eastAsia="en-IN"/>
-        </w:rPr>
-      </w:pPr>
-    </w:p>
-    <w:p>
-      <w:pPr>
-        <w:rPr>
-          <w:rFonts w:cstheme="minorHAnsi"/>
-          <w:sz w:val="24"/>
-          <w:szCs w:val="24"/>
-          <w:lang w:eastAsia="en-IN"/>
-        </w:rPr>
-      </w:pPr>
-    </w:p>
-    <w:p>
-      <w:pPr>
-        <w:rPr>
-          <w:rFonts w:cstheme="minorHAnsi"/>
-          <w:sz w:val="24"/>
-          <w:szCs w:val="24"/>
-          <w:lang w:eastAsia="en-IN"/>
-        </w:rPr>
-      </w:pPr>
-    </w:p>
-    <w:p>
-      <w:pPr>
-        <w:rPr>
-          <w:rFonts w:cstheme="minorHAnsi"/>
-          <w:sz w:val="24"/>
-          <w:szCs w:val="24"/>
-        </w:rPr>
-      </w:pPr>
-      <w:r>
-        <w:rPr>
-          <w:rStyle w:val="Strong"/>
-          <w:rFonts w:cstheme="minorHAnsi"/>
-          <w:bCs w:val="0"/>
-          <w:sz w:val="24"/>
-          <w:szCs w:val="24"/>
-        </w:rPr>
-        <w:t>10</w:t>
-      </w:r>
-      <w:r>
-        <w:rPr>
-          <w:rStyle w:val="Strong"/>
-          <w:rFonts w:cstheme="minorHAnsi"/>
-          <w:bCs w:val="0"/>
-          <w:sz w:val="24"/>
-          <w:szCs w:val="24"/>
-        </w:rPr>
-        <w:t>. Can an abstract class have a final method?</w:t>
-      </w:r>
-    </w:p>
-    <w:p>
-      <w:pPr>
-        <w:spacing w:after="100" w:afterAutospacing="1" w:line="240" w:lineRule="auto"/>
-        <w:rPr>
-          <w:rFonts w:cstheme="minorHAnsi"/>
-          <w:sz w:val="24"/>
-          <w:szCs w:val="24"/>
-        </w:rPr>
-      </w:pPr>
-      <w:r>
-        <w:rPr>
-          <w:rFonts w:cstheme="minorHAnsi"/>
-          <w:sz w:val="24"/>
-          <w:szCs w:val="24"/>
-        </w:rPr>
-        <w:t>Yes, an abstract class can have final methods. These methods cannot be overridden by subclasses but can be inherited.</w:t>
-      </w:r>
-    </w:p>
-    <w:p>
-      <w:pPr>
-        <w:rPr>
-          <w:rFonts w:cstheme="minorHAnsi"/>
-          <w:sz w:val="24"/>
-          <w:szCs w:val="24"/>
-          <w:lang w:eastAsia="en-IN"/>
-        </w:rPr>
-      </w:pPr>
-    </w:p>
-    <w:p>
-      <w:pPr>
-        <w:rPr>
-          <w:rFonts w:cstheme="minorHAnsi"/>
-          <w:sz w:val="24"/>
-          <w:szCs w:val="24"/>
-          <w:lang w:eastAsia="en-IN"/>
-        </w:rPr>
-      </w:pPr>
-    </w:p>
-    <w:p>
-      <w:pPr>
-        <w:rPr>
-          <w:rFonts w:cstheme="minorHAnsi"/>
-          <w:sz w:val="24"/>
-          <w:szCs w:val="24"/>
-          <w:lang w:eastAsia="en-IN"/>
-        </w:rPr>
-      </w:pPr>
-    </w:p>
-    <w:p>
-      <w:pPr>
-        <w:rPr>
-          <w:rFonts w:cstheme="minorHAnsi"/>
-          <w:sz w:val="24"/>
-          <w:szCs w:val="24"/>
-        </w:rPr>
-      </w:pPr>
-      <w:r>
-        <w:rPr>
-          <w:rStyle w:val="Strong"/>
-          <w:rFonts w:cstheme="minorHAnsi"/>
-          <w:bCs w:val="0"/>
-          <w:sz w:val="24"/>
-          <w:szCs w:val="24"/>
-        </w:rPr>
-        <w:t>1</w:t>
-      </w:r>
-      <w:r>
-        <w:rPr>
-          <w:rStyle w:val="Strong"/>
-          <w:rFonts w:cstheme="minorHAnsi"/>
-          <w:bCs w:val="0"/>
-          <w:sz w:val="24"/>
-          <w:szCs w:val="24"/>
-        </w:rPr>
-        <w:t>1</w:t>
-      </w:r>
-      <w:r>
-        <w:rPr>
-          <w:rStyle w:val="Strong"/>
-          <w:rFonts w:cstheme="minorHAnsi"/>
-          <w:bCs w:val="0"/>
-          <w:sz w:val="24"/>
-          <w:szCs w:val="24"/>
-        </w:rPr>
-        <w:t>. Why can't abstract methods be static in Java?</w:t>
-      </w:r>
-    </w:p>
-    <w:p>
-      <w:pPr>
-        <w:spacing w:after="100" w:afterAutospacing="1" w:line="240" w:lineRule="auto"/>
-        <w:rPr>
-          <w:rFonts w:cstheme="minorHAnsi"/>
-          <w:sz w:val="24"/>
-          <w:szCs w:val="24"/>
-        </w:rPr>
-      </w:pPr>
-      <w:r>
-        <w:rPr>
-          <w:rFonts w:cstheme="minorHAnsi"/>
-          <w:sz w:val="24"/>
-          <w:szCs w:val="24"/>
-        </w:rPr>
-        <w:t xml:space="preserve">Abstract methods are meant to be overridden by subclasses, while </w:t>
-      </w:r>
-      <w:r>
-        <w:rPr>
-          <w:rStyle w:val="HTMLCode"/>
-          <w:rFonts w:asciiTheme="minorHAnsi" w:eastAsiaTheme="minorHAnsi" w:hAnsiTheme="minorHAnsi" w:cstheme="minorHAnsi"/>
-          <w:sz w:val="24"/>
-          <w:szCs w:val="24"/>
-        </w:rPr>
-        <w:t>static</w:t>
-      </w:r>
-      <w:r>
-        <w:rPr>
-          <w:rFonts w:cstheme="minorHAnsi"/>
-          <w:sz w:val="24"/>
-          <w:szCs w:val="24"/>
-        </w:rPr>
-        <w:t xml:space="preserve"> methods are bound to the class and cannot be overridden.</w:t>
-      </w:r>
-    </w:p>
-    <w:p>
-      <w:pPr>
-        <w:rPr>
-          <w:rFonts w:cstheme="minorHAnsi"/>
-          <w:sz w:val="24"/>
-          <w:szCs w:val="24"/>
-          <w:lang w:eastAsia="en-IN"/>
-        </w:rPr>
-      </w:pPr>
-    </w:p>
-    <w:p>
-      <w:pPr>
-        <w:rPr>
-          <w:rFonts w:cstheme="minorHAnsi"/>
-          <w:sz w:val="24"/>
-          <w:szCs w:val="24"/>
-          <w:lang w:eastAsia="en-IN"/>
-        </w:rPr>
-      </w:pPr>
-    </w:p>
-    <w:p>
-      <w:pPr>
-        <w:rPr>
-          <w:rFonts w:cstheme="minorHAnsi"/>
-          <w:b/>
-          <w:sz w:val="24"/>
-          <w:szCs w:val="24"/>
-          <w:lang w:eastAsia="en-IN"/>
-        </w:rPr>
-      </w:pPr>
-    </w:p>
-    <w:p>
-      <w:pPr>
-        <w:rPr>
-          <w:rFonts w:cstheme="minorHAnsi"/>
-          <w:b/>
-          <w:sz w:val="24"/>
-          <w:szCs w:val="24"/>
-        </w:rPr>
-      </w:pPr>
-      <w:r>
-        <w:rPr>
-          <w:rStyle w:val="Strong"/>
-          <w:rFonts w:cstheme="minorHAnsi"/>
-          <w:bCs w:val="0"/>
-          <w:sz w:val="24"/>
-          <w:szCs w:val="24"/>
-        </w:rPr>
-        <w:t>1</w:t>
-      </w:r>
-      <w:r>
-        <w:rPr>
-          <w:rStyle w:val="Strong"/>
-          <w:rFonts w:cstheme="minorHAnsi"/>
-          <w:bCs w:val="0"/>
-          <w:sz w:val="24"/>
-          <w:szCs w:val="24"/>
-        </w:rPr>
-        <w:t>2</w:t>
-      </w:r>
-      <w:r>
-        <w:rPr>
-          <w:rStyle w:val="Strong"/>
-          <w:rFonts w:cstheme="minorHAnsi"/>
-          <w:bCs w:val="0"/>
-          <w:sz w:val="24"/>
-          <w:szCs w:val="24"/>
-        </w:rPr>
-        <w:t>. Is it Necessary for an Abstract Class to Have Abstract Methods?</w:t>
-      </w:r>
-    </w:p>
-    <w:p>
-      <w:pPr>
-        <w:pStyle w:val="NormalWeb"/>
-        <w:rPr>
-          <w:rFonts w:asciiTheme="minorHAnsi" w:hAnsiTheme="minorHAnsi" w:cstheme="minorHAnsi"/>
-        </w:rPr>
-      </w:pPr>
-      <w:r>
-        <w:rPr>
-          <w:rFonts w:asciiTheme="minorHAnsi" w:hAnsiTheme="minorHAnsi" w:cstheme="minorHAnsi"/>
-        </w:rPr>
-        <w:t xml:space="preserve">No, it is </w:t>
-      </w:r>
-      <w:r>
-        <w:rPr>
-          <w:rStyle w:val="Strong"/>
-          <w:rFonts w:asciiTheme="minorHAnsi" w:hAnsiTheme="minorHAnsi" w:cstheme="minorHAnsi"/>
-        </w:rPr>
-        <w:t>not necessary</w:t>
-      </w:r>
-      <w:r>
-        <w:rPr>
-          <w:rFonts w:asciiTheme="minorHAnsi" w:hAnsiTheme="minorHAnsi" w:cstheme="minorHAnsi"/>
-        </w:rPr>
-        <w:t xml:space="preserve"> for an abstract </w:t>
-      </w:r>
-      <w:r>
-        <w:rPr>
-          <w:rFonts w:asciiTheme="minorHAnsi" w:hAnsiTheme="minorHAnsi" w:cstheme="minorHAnsi"/>
-        </w:rPr>
-        <w:t>class to have abstract method.</w:t>
-      </w:r>
-      <w:r>
-        <w:rPr>
-          <w:rFonts w:asciiTheme="minorHAnsi" w:hAnsiTheme="minorHAnsi" w:cstheme="minorHAnsi"/>
-        </w:rPr>
-        <w:br/>
-        <w:t xml:space="preserve">An abstract class can exist without any abstract methods. However, such classes are still declared </w:t>
-      </w:r>
-      <w:r>
-        <w:rPr>
-          <w:rStyle w:val="HTMLCode"/>
-          <w:rFonts w:asciiTheme="minorHAnsi" w:hAnsiTheme="minorHAnsi" w:cstheme="minorHAnsi"/>
-          <w:sz w:val="24"/>
-          <w:szCs w:val="24"/>
-        </w:rPr>
-        <w:t>abstract</w:t>
-      </w:r>
-      <w:r>
-        <w:rPr>
-          <w:rFonts w:asciiTheme="minorHAnsi" w:hAnsiTheme="minorHAnsi" w:cstheme="minorHAnsi"/>
-        </w:rPr>
-        <w:t xml:space="preserve"> because they are not intended to be instantiated directly. Abstract classes without abstract methods can serve as a </w:t>
-      </w:r>
-      <w:r>
-        <w:rPr>
-          <w:rStyle w:val="Strong"/>
-          <w:rFonts w:asciiTheme="minorHAnsi" w:hAnsiTheme="minorHAnsi" w:cstheme="minorHAnsi"/>
-        </w:rPr>
-        <w:t>base class</w:t>
-      </w:r>
-      <w:r>
-        <w:rPr>
-          <w:rFonts w:asciiTheme="minorHAnsi" w:hAnsiTheme="minorHAnsi" w:cstheme="minorHAnsi"/>
-        </w:rPr>
-        <w:t xml:space="preserve"> to provide common functionality for subclasses.</w:t>
-      </w:r>
-    </w:p>
-    <w:p>
-      <w:pPr>
-        <w:rPr>
-          <w:rFonts w:cstheme="minorHAnsi"/>
-          <w:sz w:val="24"/>
-          <w:szCs w:val="24"/>
-          <w:lang w:eastAsia="en-IN"/>
-        </w:rPr>
-      </w:pPr>
-    </w:p>
-    <w:p>
-      <w:pPr>
-        <w:rPr>
-          <w:rFonts w:cstheme="minorHAnsi"/>
-          <w:sz w:val="24"/>
-          <w:szCs w:val="24"/>
-          <w:lang w:eastAsia="en-IN"/>
-        </w:rPr>
-      </w:pPr>
-    </w:p>
-    <w:p>
-      <w:pPr>
-        <w:rPr>
-          <w:rFonts w:cstheme="minorHAnsi"/>
-          <w:sz w:val="24"/>
-          <w:szCs w:val="24"/>
-        </w:rPr>
-      </w:pPr>
-      <w:r>
-        <w:rPr>
-          <w:rStyle w:val="Strong"/>
-          <w:rFonts w:cstheme="minorHAnsi"/>
-          <w:bCs w:val="0"/>
-          <w:sz w:val="24"/>
-          <w:szCs w:val="24"/>
-        </w:rPr>
-        <w:lastRenderedPageBreak/>
-        <w:t>13</w:t>
-      </w:r>
-      <w:r>
-        <w:rPr>
-          <w:rStyle w:val="Strong"/>
-          <w:rFonts w:cstheme="minorHAnsi"/>
-          <w:bCs w:val="0"/>
-          <w:sz w:val="24"/>
-          <w:szCs w:val="24"/>
-        </w:rPr>
-        <w:t xml:space="preserve">. Why Don’t We </w:t>
-      </w:r>
-      <w:proofErr w:type="gramStart"/>
-      <w:r>
-        <w:rPr>
-          <w:rStyle w:val="Strong"/>
-          <w:rFonts w:cstheme="minorHAnsi"/>
-          <w:bCs w:val="0"/>
-          <w:sz w:val="24"/>
-          <w:szCs w:val="24"/>
-        </w:rPr>
-        <w:t>Need</w:t>
-      </w:r>
-      <w:proofErr w:type="gramEnd"/>
-      <w:r>
-        <w:rPr>
-          <w:rStyle w:val="Strong"/>
-          <w:rFonts w:cstheme="minorHAnsi"/>
-          <w:bCs w:val="0"/>
-          <w:sz w:val="24"/>
-          <w:szCs w:val="24"/>
-        </w:rPr>
-        <w:t xml:space="preserve"> the </w:t>
-      </w:r>
-      <w:r>
-        <w:rPr>
-          <w:rStyle w:val="HTMLCode"/>
-          <w:rFonts w:asciiTheme="minorHAnsi" w:eastAsiaTheme="minorHAnsi" w:hAnsiTheme="minorHAnsi" w:cstheme="minorHAnsi"/>
-          <w:sz w:val="24"/>
-          <w:szCs w:val="24"/>
-        </w:rPr>
-        <w:t>abstract</w:t>
-      </w:r>
-      <w:r>
-        <w:rPr>
-          <w:rStyle w:val="Strong"/>
-          <w:rFonts w:cstheme="minorHAnsi"/>
-          <w:bCs w:val="0"/>
-          <w:sz w:val="24"/>
-          <w:szCs w:val="24"/>
-        </w:rPr>
-        <w:t xml:space="preserve"> Keyword for Abstract Methods in an Interface?</w:t>
-      </w:r>
-    </w:p>
-    <w:p>
-      <w:pPr>
-        <w:pStyle w:val="NormalWeb"/>
-        <w:rPr>
-          <w:rFonts w:asciiTheme="minorHAnsi" w:hAnsiTheme="minorHAnsi" w:cstheme="minorHAnsi"/>
-        </w:rPr>
-      </w:pPr>
-      <w:r>
-        <w:rPr>
-          <w:rStyle w:val="Strong"/>
-          <w:rFonts w:asciiTheme="minorHAnsi" w:hAnsiTheme="minorHAnsi" w:cstheme="minorHAnsi"/>
-        </w:rPr>
-        <w:t>Reason</w:t>
-      </w:r>
-      <w:r>
-        <w:rPr>
-          <w:rFonts w:asciiTheme="minorHAnsi" w:hAnsiTheme="minorHAnsi" w:cstheme="minorHAnsi"/>
-        </w:rPr>
-        <w:t xml:space="preserve">: </w:t>
-      </w:r>
-      <w:r>
-        <w:rPr>
-          <w:rFonts w:asciiTheme="minorHAnsi" w:hAnsiTheme="minorHAnsi" w:cstheme="minorHAnsi"/>
-        </w:rPr>
-        <w:t xml:space="preserve">In an interface, all methods are </w:t>
-      </w:r>
-      <w:r>
-        <w:rPr>
-          <w:rStyle w:val="Strong"/>
-          <w:rFonts w:asciiTheme="minorHAnsi" w:hAnsiTheme="minorHAnsi" w:cstheme="minorHAnsi"/>
-        </w:rPr>
-        <w:t>implicitly abstract</w:t>
-      </w:r>
-      <w:r>
-        <w:rPr>
-          <w:rFonts w:asciiTheme="minorHAnsi" w:hAnsiTheme="minorHAnsi" w:cstheme="minorHAnsi"/>
-        </w:rPr>
-        <w:t xml:space="preserve"> (before Java 8) because the purpose of an interface is to provide a contract that specifies method signatures without implementation. Thus, there is no need to explicitly use the </w:t>
-      </w:r>
-      <w:r>
-        <w:rPr>
-          <w:rStyle w:val="HTMLCode"/>
-          <w:rFonts w:asciiTheme="minorHAnsi" w:hAnsiTheme="minorHAnsi" w:cstheme="minorHAnsi"/>
-          <w:sz w:val="24"/>
-          <w:szCs w:val="24"/>
-        </w:rPr>
-        <w:t>abstract</w:t>
-      </w:r>
-      <w:r>
-        <w:rPr>
-          <w:rFonts w:asciiTheme="minorHAnsi" w:hAnsiTheme="minorHAnsi" w:cstheme="minorHAnsi"/>
-        </w:rPr>
-        <w:t xml:space="preserve"> keywo</w:t>
-      </w:r>
-      <w:r>
-        <w:rPr>
-          <w:rFonts w:asciiTheme="minorHAnsi" w:hAnsiTheme="minorHAnsi" w:cstheme="minorHAnsi"/>
-        </w:rPr>
-        <w:t>rd for methods in an interface.</w:t>
-      </w:r>
-    </w:p>
-    <w:p>
-      <w:pPr>
-        <w:rPr>
-          <w:rFonts w:cstheme="minorHAnsi"/>
-          <w:sz w:val="24"/>
-          <w:szCs w:val="24"/>
-        </w:rPr>
-      </w:pPr>
-      <w:r>
-        <w:rPr>
-          <w:rStyle w:val="Strong"/>
-          <w:rFonts w:cstheme="minorHAnsi"/>
-          <w:sz w:val="24"/>
-          <w:szCs w:val="24"/>
-        </w:rPr>
-        <w:t>Comparison with Abstract Class</w:t>
-      </w:r>
-      <w:proofErr w:type="gramStart"/>
-      <w:r>
-        <w:rPr>
-          <w:rFonts w:cstheme="minorHAnsi"/>
-          <w:sz w:val="24"/>
-          <w:szCs w:val="24"/>
-        </w:rPr>
-        <w:t>:</w:t>
-      </w:r>
-      <w:proofErr w:type="gramEnd"/>
-      <w:r>
-        <w:rPr>
-          <w:rFonts w:cstheme="minorHAnsi"/>
-          <w:sz w:val="24"/>
-          <w:szCs w:val="24"/>
-        </w:rPr>
-        <w:br/>
-        <w:t xml:space="preserve">Abstract methods in abstract classes require the </w:t>
-      </w:r>
-      <w:r>
-        <w:rPr>
-          <w:rStyle w:val="HTMLCode"/>
-          <w:rFonts w:asciiTheme="minorHAnsi" w:eastAsiaTheme="minorHAnsi" w:hAnsiTheme="minorHAnsi" w:cstheme="minorHAnsi"/>
-          <w:sz w:val="24"/>
-          <w:szCs w:val="24"/>
-        </w:rPr>
-        <w:t>abstract</w:t>
-      </w:r>
-      <w:r>
-        <w:rPr>
-          <w:rFonts w:cstheme="minorHAnsi"/>
-          <w:sz w:val="24"/>
-          <w:szCs w:val="24"/>
-        </w:rPr>
-        <w:t xml:space="preserve"> keyword because the class itself can have </w:t>
-      </w:r>
-      <w:r>
-        <w:rPr>
-          <w:rStyle w:val="Strong"/>
-          <w:rFonts w:cstheme="minorHAnsi"/>
-          <w:sz w:val="24"/>
-          <w:szCs w:val="24"/>
-        </w:rPr>
-        <w:t>concrete methods</w:t>
-      </w:r>
-      <w:r>
-        <w:rPr>
-          <w:rFonts w:cstheme="minorHAnsi"/>
-          <w:sz w:val="24"/>
-          <w:szCs w:val="24"/>
-        </w:rPr>
-        <w:t>. The keyword helps distinguish which methods are abstract and must be implemented by subclasses.</w:t>
-      </w:r>
-    </w:p>
-    <w:p>
-      <w:pPr>
-        <w:rPr>
-          <w:rFonts w:cstheme="minorHAnsi"/>
-          <w:sz w:val="24"/>
-          <w:szCs w:val="24"/>
-          <w:lang w:eastAsia="en-IN"/>
-        </w:rPr>
-      </w:pPr>
-    </w:p>
-    <w:p>
-      <w:pPr>
-        <w:rPr>
-          <w:rFonts w:cstheme="minorHAnsi"/>
-          <w:sz w:val="24"/>
-          <w:szCs w:val="24"/>
-        </w:rPr>
-      </w:pPr>
-    </w:p>
-    <w:p>
-      <w:pPr>
-        <w:rPr>
-          <w:rFonts w:cstheme="minorHAnsi"/>
-          <w:sz w:val="24"/>
-          <w:szCs w:val="24"/>
-          <w:lang w:eastAsia="en-IN"/>
-        </w:rPr>
-      </w:pPr>
-    </w:p>
-    <w:p>
-      <w:pPr>
-        <w:rPr>
-          <w:rFonts w:cstheme="minorHAnsi"/>
-          <w:b/>
-          <w:sz w:val="24"/>
-          <w:szCs w:val="24"/>
-          <w:lang w:eastAsia="en-IN"/>
-        </w:rPr>
-      </w:pPr>
-      <w:r>
-        <w:rPr>
-          <w:rFonts w:cstheme="minorHAnsi"/>
-          <w:b/>
-          <w:sz w:val="24"/>
-          <w:szCs w:val="24"/>
-          <w:lang w:eastAsia="en-IN"/>
-        </w:rPr>
-        <w:t>14</w:t>
-      </w:r>
-      <w:r>
-        <w:rPr>
-          <w:rFonts w:cstheme="minorHAnsi"/>
-          <w:b/>
-          <w:sz w:val="24"/>
-          <w:szCs w:val="24"/>
-          <w:lang w:eastAsia="en-IN"/>
-        </w:rPr>
-        <w:t>.  Why can’t we have abstract constructor</w:t>
-      </w:r>
-      <w:r>
-        <w:rPr>
-          <w:rFonts w:cstheme="minorHAnsi"/>
-          <w:b/>
-          <w:sz w:val="24"/>
-          <w:szCs w:val="24"/>
-          <w:lang w:eastAsia="en-IN"/>
-        </w:rPr>
-        <w:t xml:space="preserve">?     </w:t>
-      </w:r>
-    </w:p>
-    <w:p>
-      <w:pPr>
-        <w:pStyle w:val="NormalWeb"/>
-        <w:rPr>
-          <w:rFonts w:asciiTheme="minorHAnsi" w:hAnsiTheme="minorHAnsi" w:cstheme="minorHAnsi"/>
-        </w:rPr>
-      </w:pPr>
-      <w:r>
-        <w:rPr>
-          <w:rFonts w:asciiTheme="minorHAnsi" w:hAnsiTheme="minorHAnsi" w:cstheme="minorHAnsi"/>
-        </w:rPr>
-        <w:t xml:space="preserve">In Java, an abstract class can have a constructor, but it cannot have an abstract constructor. A constructor in an abstract class is used to initialize common properties for subclasses, but since an abstract class cannot be instantiated directly, its constructor is invoked when a subclass is instantiated, typically using the </w:t>
-      </w:r>
-      <w:proofErr w:type="gramStart"/>
-      <w:r>
-        <w:rPr>
-          <w:rStyle w:val="HTMLCode"/>
-          <w:rFonts w:asciiTheme="minorHAnsi" w:hAnsiTheme="minorHAnsi" w:cstheme="minorHAnsi"/>
-          <w:sz w:val="24"/>
-          <w:szCs w:val="24"/>
-        </w:rPr>
-        <w:t>super(</w:t>
-      </w:r>
-      <w:proofErr w:type="gramEnd"/>
-      <w:r>
-        <w:rPr>
-          <w:rStyle w:val="HTMLCode"/>
-          <w:rFonts w:asciiTheme="minorHAnsi" w:hAnsiTheme="minorHAnsi" w:cstheme="minorHAnsi"/>
-          <w:sz w:val="24"/>
-          <w:szCs w:val="24"/>
-        </w:rPr>
-        <w:t>)</w:t>
-      </w:r>
-      <w:r>
-        <w:rPr>
-          <w:rFonts w:asciiTheme="minorHAnsi" w:hAnsiTheme="minorHAnsi" w:cstheme="minorHAnsi"/>
-        </w:rPr>
-        <w:t xml:space="preserve"> keyword. The purpose of a constructor is to initialize an object, and abstract methods serve as a blueprint for subclasses to provide implementations. Abstract constructors would be meaningless because constructors are not inherited and cannot be implemented in subclasses, making the concept of an abstract constructor illogical.</w:t>
-      </w:r>
-    </w:p>
-    <w:p>
-      <w:pPr>
-        <w:rPr>
-          <w:rFonts w:cstheme="minorHAnsi"/>
-          <w:sz w:val="24"/>
-          <w:szCs w:val="24"/>
-          <w:lang w:eastAsia="en-IN"/>
-        </w:rPr>
-      </w:pPr>
-    </w:p>
-    <w:p>
-      <w:pPr>
-        <w:rPr>
-          <w:rFonts w:cstheme="minorHAnsi"/>
-          <w:sz w:val="24"/>
-          <w:szCs w:val="24"/>
-          <w:lang w:eastAsia="en-IN"/>
-        </w:rPr>
-      </w:pPr>
-    </w:p>
-    <w:p>
-      <w:pPr>
-        <w:rPr>
-          <w:rFonts w:cstheme="minorHAnsi"/>
-          <w:sz w:val="24"/>
-          <w:szCs w:val="24"/>
-          <w:lang w:eastAsia="en-IN"/>
-        </w:rPr>
-      </w:pPr>
-    </w:p>
-    <w:p>
-      <w:pPr>
-        <w:rPr>
-          <w:rFonts w:cstheme="minorHAnsi"/>
-          <w:b/>
-          <w:sz w:val="24"/>
-          <w:szCs w:val="24"/>
-          <w:lang w:eastAsia="en-IN"/>
-        </w:rPr>
-      </w:pPr>
-      <w:r>
-        <w:rPr>
-          <w:rFonts w:cstheme="minorHAnsi"/>
-          <w:b/>
-          <w:sz w:val="24"/>
-          <w:szCs w:val="24"/>
-          <w:lang w:eastAsia="en-IN"/>
-        </w:rPr>
-        <w:t>15</w:t>
-      </w:r>
-      <w:r>
-        <w:rPr>
-          <w:rFonts w:cstheme="minorHAnsi"/>
-          <w:b/>
-          <w:sz w:val="24"/>
-          <w:szCs w:val="24"/>
-          <w:lang w:eastAsia="en-IN"/>
-        </w:rPr>
-        <w:t xml:space="preserve">.  </w:t>
-      </w:r>
-      <w:r>
-        <w:rPr>
-          <w:rFonts w:cstheme="minorHAnsi"/>
-          <w:b/>
-          <w:sz w:val="24"/>
-          <w:szCs w:val="24"/>
-          <w:lang w:eastAsia="en-IN"/>
-        </w:rPr>
-        <w:t>What are limitations of Inheritance?</w:t>
-      </w:r>
-    </w:p>
-    <w:p>
-      <w:pPr>
-        <w:rPr>
-          <w:rFonts w:cstheme="minorHAnsi"/>
-          <w:sz w:val="24"/>
-          <w:szCs w:val="24"/>
-          <w:lang w:eastAsia="en-IN"/>
-        </w:rPr>
-      </w:pPr>
-      <w:r>
-        <w:rPr>
-          <w:rFonts w:cstheme="minorHAnsi"/>
-          <w:sz w:val="24"/>
-          <w:szCs w:val="24"/>
-          <w:lang w:eastAsia="en-IN"/>
-        </w:rPr>
-        <w:t>Inheritance needs more time to process, as it needs to navigate through multiple classes for its implementation. Also classes involved in inheritance are tightly couples, so change in one needs to be nested in all connected classes.</w:t>
-      </w:r>
-    </w:p>
-    <w:p>
-      <w:pPr>
-        <w:rPr>
-          <w:sz w:val="24"/>
-          <w:lang w:eastAsia="en-IN"/>
-        </w:rPr>
-      </w:pPr>
-    </w:p>
-    <w:p>
-      <w:pPr>
-        <w:rPr>
-          <w:sz w:val="24"/>
-          <w:lang w:eastAsia="en-IN"/>
-        </w:rPr>
-      </w:pPr>
-    </w:p>
-    <w:p>
-      <w:pPr>
-        <w:rPr>
-          <w:sz w:val="24"/>
-          <w:lang w:eastAsia="en-IN"/>
-        </w:rPr>
-      </w:pPr>
-    </w:p>
-    <w:p>
-      <w:pPr>
-        <w:rPr>
-          <w:b/>
-          <w:sz w:val="24"/>
-          <w:lang w:eastAsia="en-IN"/>
-        </w:rPr>
-      </w:pPr>
-      <w:r>
-        <w:rPr>
-          <w:b/>
-          <w:sz w:val="24"/>
-          <w:lang w:eastAsia="en-IN"/>
-        </w:rPr>
-        <w:t>16. What is coupling in OOPs?</w:t>
-      </w:r>
-    </w:p>
-    <w:p>
-      <w:pPr>
-        <w:rPr>
-          <w:sz w:val="24"/>
-          <w:lang w:eastAsia="en-IN"/>
-        </w:rPr>
-      </w:pPr>
-      <w:r>
-        <w:rPr>
-          <w:sz w:val="24"/>
-          <w:lang w:eastAsia="en-IN"/>
-        </w:rPr>
-        <w:t>Coupling refers to degree of dependency between different classes or modules, it indicates how much one class or module relies on another</w:t>
-      </w:r>
-      <w:r>
-        <w:rPr>
-          <w:sz w:val="24"/>
-          <w:lang w:eastAsia="en-IN"/>
-        </w:rPr>
-        <w:t>, it is of 2 type:</w:t>
-      </w:r>
-    </w:p>
-    <w:p>
-      <w:pPr>
-        <w:rPr>
-          <w:sz w:val="24"/>
-          <w:lang w:eastAsia="en-IN"/>
-        </w:rPr>
-      </w:pPr>
-      <w:r>
-        <w:rPr>
-          <w:sz w:val="24"/>
-          <w:lang w:eastAsia="en-IN"/>
-        </w:rPr>
-        <w:t>1. Loose coupling: Classes are independent and change in one class are less likely to affect another.</w:t>
-      </w:r>
-    </w:p>
-    <w:p>
-      <w:pPr>
-        <w:rPr>
-          <w:sz w:val="24"/>
-          <w:lang w:eastAsia="en-IN"/>
-        </w:rPr>
-      </w:pPr>
-      <w:r>
-        <w:rPr>
-          <w:sz w:val="24"/>
-          <w:lang w:eastAsia="en-IN"/>
-        </w:rPr>
-        <w:t>2. Tight coupling: Classes are highly dependent on each other and changes in one class are likely to affect other.</w:t>
-      </w:r>
-    </w:p>
-    <w:p>
-      <w:pPr>
-        <w:rPr>
-          <w:sz w:val="24"/>
-          <w:lang w:eastAsia="en-IN"/>
-        </w:rPr>
-      </w:pPr>
-    </w:p>
-    <w:p>
-      <w:pPr>
-        <w:rPr>
-          <w:sz w:val="24"/>
-          <w:lang w:eastAsia="en-IN"/>
-        </w:rPr>
-      </w:pPr>
-    </w:p>
-    <w:p>
-      <w:pPr>
-        <w:rPr>
-          <w:b/>
-          <w:sz w:val="24"/>
-          <w:lang w:eastAsia="en-IN"/>
-        </w:rPr>
-      </w:pPr>
-      <w:r>
-        <w:rPr>
-          <w:b/>
-          <w:sz w:val="24"/>
-          <w:lang w:eastAsia="en-IN"/>
-        </w:rPr>
-        <w:lastRenderedPageBreak/>
-        <w:t>17. What is composition in OOPs?</w:t>
-      </w:r>
-    </w:p>
-    <w:p>
-      <w:pPr>
-        <w:rPr>
-          <w:sz w:val="24"/>
-          <w:lang w:eastAsia="en-IN"/>
-        </w:rPr>
-      </w:pPr>
-      <w:r>
-        <w:rPr>
-          <w:sz w:val="24"/>
-          <w:lang w:eastAsia="en-IN"/>
-        </w:rPr>
-        <w:t>Composition in Java is a design principle where one class contains an instance of another class, enabling a "has-a" relationship. It is used to achieve code reuse and flexibility.</w:t>
-      </w:r>
-    </w:p>
-    <w:p>
-      <w:pPr>
-        <w:pStyle w:val="HTMLPreformatted"/>
-        <w:shd w:val="clear" w:color="auto" w:fill="1E1F22"/>
-        <w:rPr>
-          <w:color w:val="CF8E6D"/>
-        </w:rPr>
-      </w:pPr>
-    </w:p>
-    <w:p>
-      <w:pPr>
-        <w:pStyle w:val="HTMLPreformatted"/>
-        <w:shd w:val="clear" w:color="auto" w:fill="1E1F22"/>
-        <w:rPr>
-          <w:color w:val="BCBEC4"/>
-        </w:rPr>
-      </w:pPr>
-      <w:r>
-        <w:rPr>
-          <w:color w:val="CF8E6D"/>
-        </w:rPr>
-        <w:t xml:space="preserve">class </w:t>
-      </w:r>
-      <w:r>
-        <w:rPr>
-          <w:color w:val="BCBEC4"/>
-        </w:rPr>
-        <w:t>Engine {</w:t>
-      </w:r>
-      <w:r>
-        <w:rPr>
-          <w:color w:val="BCBEC4"/>
-        </w:rPr>
-        <w:br/>
-        <w:t xml:space="preserve">    </w:t>
-      </w:r>
-      <w:r>
-        <w:rPr>
-          <w:color w:val="CF8E6D"/>
-        </w:rPr>
-        <w:t xml:space="preserve">void </w:t>
-      </w:r>
-      <w:r>
-        <w:rPr>
-          <w:color w:val="56A8F5"/>
-        </w:rPr>
-        <w:t>start</w:t>
-      </w:r>
-      <w:r>
-        <w:rPr>
-          <w:color w:val="BCBEC4"/>
-        </w:rPr>
-        <w:t>() {</w:t>
-      </w:r>
-      <w:r>
-        <w:rPr>
-          <w:color w:val="BCBEC4"/>
-        </w:rPr>
-        <w:br/>
-        <w:t xml:space="preserve">        </w:t>
-      </w:r>
-      <w:proofErr w:type="spellStart"/>
-      <w:r>
-        <w:rPr>
-          <w:color w:val="BCBEC4"/>
-        </w:rPr>
-        <w:t>System.</w:t>
-      </w:r>
-      <w:r>
-        <w:rPr>
-          <w:i/>
-          <w:iCs/>
-          <w:color w:val="C77DBB"/>
-        </w:rPr>
-        <w:t>out</w:t>
-      </w:r>
-      <w:r>
-        <w:rPr>
-          <w:color w:val="BCBEC4"/>
-        </w:rPr>
-        <w:t>.println</w:t>
-      </w:r>
-      <w:proofErr w:type="spellEnd"/>
-      <w:r>
-        <w:rPr>
-          <w:color w:val="BCBEC4"/>
-        </w:rPr>
-        <w:t>(</w:t>
-      </w:r>
-      <w:r>
-        <w:rPr>
-          <w:color w:val="6AAB73"/>
-        </w:rPr>
-        <w:t>"Engine starts"</w:t>
-      </w:r>
-      <w:r>
-        <w:rPr>
-          <w:color w:val="BCBEC4"/>
-        </w:rPr>
-        <w:t>);</w:t>
-      </w:r>
-      <w:r>
-        <w:rPr>
-          <w:color w:val="BCBEC4"/>
-        </w:rPr>
-        <w:br/>
-        <w:t xml:space="preserve">    }</w:t>
-      </w:r>
-      <w:r>
-        <w:rPr>
-          <w:color w:val="BCBEC4"/>
-        </w:rPr>
-        <w:br/>
-        <w:t>}</w:t>
-      </w:r>
-      <w:r>
-        <w:rPr>
-          <w:color w:val="BCBEC4"/>
-        </w:rPr>
-        <w:br/>
-      </w:r>
-      <w:r>
-        <w:rPr>
-          <w:color w:val="BCBEC4"/>
-        </w:rPr>
-        <w:br/>
-      </w:r>
-      <w:r>
-        <w:rPr>
-          <w:color w:val="CF8E6D"/>
-        </w:rPr>
-        <w:t xml:space="preserve">class </w:t>
-      </w:r>
-      <w:r>
-        <w:rPr>
-          <w:color w:val="BCBEC4"/>
-        </w:rPr>
-        <w:t>Car {</w:t>
-      </w:r>
-      <w:r>
-        <w:rPr>
-          <w:color w:val="BCBEC4"/>
-        </w:rPr>
-        <w:br/>
-        <w:t xml:space="preserve">    </w:t>
-      </w:r>
-      <w:r>
-        <w:rPr>
-          <w:color w:val="CF8E6D"/>
-        </w:rPr>
-        <w:t xml:space="preserve">private </w:t>
-      </w:r>
-      <w:r>
-        <w:rPr>
-          <w:color w:val="BCBEC4"/>
-        </w:rPr>
-        <w:t xml:space="preserve">Engine </w:t>
-      </w:r>
-      <w:proofErr w:type="spellStart"/>
-      <w:r>
-        <w:rPr>
-          <w:color w:val="C77DBB"/>
-        </w:rPr>
-        <w:t>engine</w:t>
-      </w:r>
-      <w:proofErr w:type="spellEnd"/>
-      <w:r>
-        <w:rPr>
-          <w:color w:val="BCBEC4"/>
-        </w:rPr>
-        <w:t xml:space="preserve">; </w:t>
-      </w:r>
-      <w:r>
-        <w:rPr>
-          <w:color w:val="7A7E85"/>
-        </w:rPr>
-        <w:t>// Composition: Car "has-a" Engine</w:t>
-      </w:r>
-      <w:r>
-        <w:rPr>
-          <w:color w:val="7A7E85"/>
-        </w:rPr>
-        <w:br/>
-      </w:r>
-      <w:r>
-        <w:rPr>
-          <w:color w:val="7A7E85"/>
-        </w:rPr>
-        <w:br/>
-        <w:t xml:space="preserve">    </w:t>
-      </w:r>
-      <w:r>
-        <w:rPr>
-          <w:color w:val="56A8F5"/>
-        </w:rPr>
-        <w:t>Car</w:t>
-      </w:r>
-      <w:r>
-        <w:rPr>
-          <w:color w:val="BCBEC4"/>
-        </w:rPr>
-        <w:t>() {</w:t>
-      </w:r>
-      <w:r>
-        <w:rPr>
-          <w:color w:val="BCBEC4"/>
-        </w:rPr>
-        <w:br/>
-        <w:t xml:space="preserve">        </w:t>
-      </w:r>
-      <w:proofErr w:type="spellStart"/>
-      <w:r>
-        <w:rPr>
-          <w:color w:val="CF8E6D"/>
-        </w:rPr>
-        <w:t>this</w:t>
-      </w:r>
-      <w:r>
-        <w:rPr>
-          <w:color w:val="BCBEC4"/>
-        </w:rPr>
-        <w:t>.</w:t>
-      </w:r>
-      <w:r>
-        <w:rPr>
-          <w:color w:val="C77DBB"/>
-        </w:rPr>
-        <w:t>engine</w:t>
-      </w:r>
-      <w:proofErr w:type="spellEnd"/>
-      <w:r>
-        <w:rPr>
-          <w:color w:val="C77DBB"/>
-        </w:rPr>
-        <w:t xml:space="preserve"> </w:t>
-      </w:r>
-      <w:r>
-        <w:rPr>
-          <w:color w:val="BCBEC4"/>
-        </w:rPr>
-        <w:t xml:space="preserve">= </w:t>
-      </w:r>
-      <w:r>
-        <w:rPr>
-          <w:color w:val="CF8E6D"/>
-        </w:rPr>
-        <w:t xml:space="preserve">new </w:t>
-      </w:r>
-      <w:r>
-        <w:rPr>
-          <w:color w:val="BCBEC4"/>
-        </w:rPr>
-        <w:t xml:space="preserve">Engine(); </w:t>
-      </w:r>
-      <w:r>
-        <w:rPr>
-          <w:color w:val="7A7E85"/>
-        </w:rPr>
-        <w:t>// Car contains an Engine instance</w:t>
-      </w:r>
-      <w:r>
-        <w:rPr>
-          <w:color w:val="7A7E85"/>
-        </w:rPr>
-        <w:br/>
-        <w:t xml:space="preserve">    </w:t>
-      </w:r>
-      <w:r>
-        <w:rPr>
-          <w:color w:val="BCBEC4"/>
-        </w:rPr>
-        <w:t>}</w:t>
-      </w:r>
-      <w:r>
-        <w:rPr>
-          <w:color w:val="BCBEC4"/>
-        </w:rPr>
-        <w:br/>
-      </w:r>
-      <w:r>
-        <w:rPr>
-          <w:color w:val="BCBEC4"/>
-        </w:rPr>
-        <w:br/>
-        <w:t xml:space="preserve">    </w:t>
-      </w:r>
-      <w:r>
-        <w:rPr>
-          <w:color w:val="CF8E6D"/>
-        </w:rPr>
-        <w:t xml:space="preserve">void </w:t>
-      </w:r>
-      <w:r>
-        <w:rPr>
-          <w:color w:val="56A8F5"/>
-        </w:rPr>
-        <w:t>drive</w:t>
-      </w:r>
-      <w:r>
-        <w:rPr>
-          <w:color w:val="BCBEC4"/>
-        </w:rPr>
-        <w:t>() {</w:t>
-      </w:r>
-      <w:r>
-        <w:rPr>
-          <w:color w:val="BCBEC4"/>
-        </w:rPr>
-        <w:br/>
-        <w:t xml:space="preserve">        </w:t>
-      </w:r>
-      <w:proofErr w:type="spellStart"/>
-      <w:r>
-        <w:rPr>
-          <w:color w:val="C77DBB"/>
-        </w:rPr>
-        <w:t>engine</w:t>
-      </w:r>
-      <w:r>
-        <w:rPr>
-          <w:color w:val="BCBEC4"/>
-        </w:rPr>
-        <w:t>.start</w:t>
-      </w:r>
-      <w:proofErr w:type="spellEnd"/>
-      <w:r>
-        <w:rPr>
-          <w:color w:val="BCBEC4"/>
-        </w:rPr>
-        <w:t xml:space="preserve">(); </w:t>
-      </w:r>
-      <w:r>
-        <w:rPr>
-          <w:color w:val="7A7E85"/>
-        </w:rPr>
-        <w:t>// Using Engine's functionality</w:t>
-      </w:r>
-      <w:r>
-        <w:rPr>
-          <w:color w:val="7A7E85"/>
-        </w:rPr>
-        <w:br/>
-        <w:t xml:space="preserve">        </w:t>
-      </w:r>
-      <w:proofErr w:type="spellStart"/>
-      <w:r>
-        <w:rPr>
-          <w:color w:val="BCBEC4"/>
-        </w:rPr>
-        <w:t>System.</w:t>
-      </w:r>
-      <w:r>
-        <w:rPr>
-          <w:i/>
-          <w:iCs/>
-          <w:color w:val="C77DBB"/>
-        </w:rPr>
-        <w:t>out</w:t>
-      </w:r>
-      <w:r>
-        <w:rPr>
-          <w:color w:val="BCBEC4"/>
-        </w:rPr>
-        <w:t>.println</w:t>
-      </w:r>
-      <w:proofErr w:type="spellEnd"/>
-      <w:r>
-        <w:rPr>
-          <w:color w:val="BCBEC4"/>
-        </w:rPr>
-        <w:t>(</w:t>
-      </w:r>
-      <w:r>
-        <w:rPr>
-          <w:color w:val="6AAB73"/>
-        </w:rPr>
-        <w:t>"Car is driving"</w:t>
-      </w:r>
-      <w:r>
-        <w:rPr>
-          <w:color w:val="BCBEC4"/>
-        </w:rPr>
-        <w:t>);</w:t>
-      </w:r>
-      <w:r>
-        <w:rPr>
-          <w:color w:val="BCBEC4"/>
-        </w:rPr>
-        <w:br/>
-        <w:t xml:space="preserve">    }</w:t>
-      </w:r>
-      <w:r>
-        <w:rPr>
-          <w:color w:val="BCBEC4"/>
-        </w:rPr>
-        <w:br/>
-        <w:t>}</w:t>
-      </w:r>
-      <w:r>
-        <w:rPr>
-          <w:color w:val="BCBEC4"/>
-        </w:rPr>
-        <w:br/>
-      </w:r>
-      <w:r>
-        <w:rPr>
-          <w:color w:val="BCBEC4"/>
-        </w:rPr>
-        <w:br/>
-      </w:r>
-      <w:r>
-        <w:rPr>
-          <w:color w:val="CF8E6D"/>
-        </w:rPr>
-        <w:t xml:space="preserve">public class </w:t>
-      </w:r>
-      <w:r>
-        <w:rPr>
-          <w:color w:val="BCBEC4"/>
-        </w:rPr>
-        <w:t>Main {</w:t>
-      </w:r>
-      <w:r>
-        <w:rPr>
-          <w:color w:val="BCBEC4"/>
-        </w:rPr>
-        <w:br/>
-        <w:t xml:space="preserve">    </w:t>
-      </w:r>
-      <w:r>
-        <w:rPr>
-          <w:color w:val="CF8E6D"/>
-        </w:rPr>
-        <w:t xml:space="preserve">public static void </w:t>
-      </w:r>
-      <w:r>
-        <w:rPr>
-          <w:color w:val="56A8F5"/>
-        </w:rPr>
-        <w:t>main</w:t>
-      </w:r>
-      <w:r>
-        <w:rPr>
-          <w:color w:val="BCBEC4"/>
-        </w:rPr>
-        <w:t xml:space="preserve">(String[] </w:t>
-      </w:r>
-      <w:proofErr w:type="spellStart"/>
-      <w:r>
-        <w:rPr>
-          <w:color w:val="BCBEC4"/>
-        </w:rPr>
-        <w:t>args</w:t>
-      </w:r>
-      <w:proofErr w:type="spellEnd"/>
-      <w:r>
-        <w:rPr>
-          <w:color w:val="BCBEC4"/>
-        </w:rPr>
-        <w:t>) {</w:t>
-      </w:r>
-      <w:r>
-        <w:rPr>
-          <w:color w:val="BCBEC4"/>
-        </w:rPr>
-        <w:br/>
-        <w:t xml:space="preserve">        Car </w:t>
-      </w:r>
-      <w:proofErr w:type="spellStart"/>
-      <w:r>
-        <w:rPr>
-          <w:color w:val="BCBEC4"/>
-        </w:rPr>
-        <w:t>car</w:t>
-      </w:r>
-      <w:proofErr w:type="spellEnd"/>
-      <w:r>
-        <w:rPr>
-          <w:color w:val="BCBEC4"/>
-        </w:rPr>
-        <w:t xml:space="preserve"> = </w:t>
-      </w:r>
-      <w:r>
-        <w:rPr>
-          <w:color w:val="CF8E6D"/>
-        </w:rPr>
-        <w:t xml:space="preserve">new </w:t>
-      </w:r>
-      <w:r>
-        <w:rPr>
-          <w:color w:val="BCBEC4"/>
-        </w:rPr>
-        <w:t>Car();</w:t>
-      </w:r>
-      <w:r>
-        <w:rPr>
-          <w:color w:val="BCBEC4"/>
-        </w:rPr>
-        <w:br/>
-        <w:t xml:space="preserve">        </w:t>
-      </w:r>
-      <w:proofErr w:type="spellStart"/>
-      <w:r>
-        <w:rPr>
-          <w:color w:val="BCBEC4"/>
-        </w:rPr>
-        <w:t>car.drive</w:t>
-      </w:r>
-      <w:proofErr w:type="spellEnd"/>
-      <w:r>
-        <w:rPr>
-          <w:color w:val="BCBEC4"/>
-        </w:rPr>
-        <w:t>();</w:t>
-      </w:r>
-      <w:r>
-        <w:rPr>
-          <w:color w:val="BCBEC4"/>
-        </w:rPr>
-        <w:br/>
-        <w:t xml:space="preserve">    }</w:t>
-      </w:r>
-    </w:p>
-    <w:p>
-      <w:pPr>
-        <w:pStyle w:val="HTMLPreformatted"/>
-        <w:shd w:val="clear" w:color="auto" w:fill="1E1F22"/>
-        <w:rPr>
-          <w:color w:val="BCBEC4"/>
-        </w:rPr>
-      </w:pPr>
-      <w:r>
-        <w:rPr>
-          <w:color w:val="BCBEC4"/>
-        </w:rPr>
-        <w:t>}</w:t>
-      </w:r>
-    </w:p>
-    <w:p>
-      <w:pPr>
-        <w:pStyle w:val="HTMLPreformatted"/>
-        <w:shd w:val="clear" w:color="auto" w:fill="1E1F22"/>
-        <w:rPr>
-          <w:color w:val="BCBEC4"/>
-        </w:rPr>
-      </w:pPr>
-    </w:p>
-    <w:p>
-      <w:pPr>
-        <w:rPr>
-          <w:sz w:val="24"/>
-          <w:lang w:eastAsia="en-IN"/>
-        </w:rPr>
-      </w:pPr>
-    </w:p>
-    <w:p>
-      <w:pPr>
-        <w:rPr>
-          <w:sz w:val="24"/>
-          <w:lang w:eastAsia="en-IN"/>
-        </w:rPr>
-      </w:pPr>
-    </w:p>
-    <w:p>
-      <w:pPr>
-        <w:rPr>
-          <w:sz w:val="24"/>
-          <w:lang w:eastAsia="en-IN"/>
-        </w:rPr>
-      </w:pPr>
-    </w:p>
-    <w:p>
-      <w:pPr>
-        <w:rPr>
-          <w:b/>
-          <w:sz w:val="24"/>
-          <w:lang w:eastAsia="en-IN"/>
-        </w:rPr>
-      </w:pPr>
-      <w:r>
-        <w:rPr>
-          <w:b/>
-          <w:sz w:val="24"/>
-          <w:lang w:eastAsia="en-IN"/>
-        </w:rPr>
-        <w:t>18</w:t>
-      </w:r>
-      <w:r>
-        <w:rPr>
-          <w:b/>
-          <w:sz w:val="24"/>
-          <w:lang w:eastAsia="en-IN"/>
-        </w:rPr>
-        <w:t>. What is lazy initialization?</w:t>
-      </w:r>
-    </w:p>
-    <w:p>
-      <w:pPr>
-        <w:rPr>
-          <w:sz w:val="24"/>
-          <w:lang w:eastAsia="en-IN"/>
-        </w:rPr>
-      </w:pPr>
-      <w:r>
-        <w:rPr>
-          <w:sz w:val="24"/>
-          <w:lang w:eastAsia="en-IN"/>
-        </w:rPr>
-        <w:t>Lazy initialization is a technique where an object or resource is initialized only when it is needed, rather than at the time of object creation. This is useful for saving memory and improving performance if the resource is expensive to initialize.</w:t>
-      </w:r>
-      <w:r>
-        <w:rPr>
-          <w:sz w:val="24"/>
-          <w:lang w:eastAsia="en-IN"/>
-        </w:rPr>
-        <w:t xml:space="preserve"> </w:t>
-      </w:r>
-      <w:proofErr w:type="spellStart"/>
-      <w:r>
-        <w:rPr>
-          <w:sz w:val="24"/>
-          <w:lang w:eastAsia="en-IN"/>
-        </w:rPr>
-        <w:t>Eg</w:t>
-      </w:r>
-      <w:proofErr w:type="spellEnd"/>
-      <w:r>
-        <w:rPr>
-          <w:sz w:val="24"/>
-          <w:lang w:eastAsia="en-IN"/>
-        </w:rPr>
-        <w:t xml:space="preserve">: use of </w:t>
-      </w:r>
-      <w:proofErr w:type="spellStart"/>
-      <w:proofErr w:type="gramStart"/>
-      <w:r>
-        <w:rPr>
-          <w:sz w:val="24"/>
-          <w:lang w:eastAsia="en-IN"/>
-        </w:rPr>
-        <w:t>getInstance</w:t>
-      </w:r>
-      <w:proofErr w:type="spellEnd"/>
-      <w:r>
-        <w:rPr>
-          <w:sz w:val="24"/>
-          <w:lang w:eastAsia="en-IN"/>
-        </w:rPr>
-        <w:t>(</w:t>
-      </w:r>
-      <w:proofErr w:type="gramEnd"/>
-      <w:r>
-        <w:rPr>
-          <w:sz w:val="24"/>
-          <w:lang w:eastAsia="en-IN"/>
-        </w:rPr>
-        <w:t>) in singleton classes</w:t>
-      </w:r>
-    </w:p>
-    <w:p>
-      <w:pPr>
-        <w:pStyle w:val="HTMLPreformatted"/>
-        <w:shd w:val="clear" w:color="auto" w:fill="1E1F22"/>
-        <w:rPr>
-          <w:color w:val="BCBEC4"/>
-        </w:rPr>
-      </w:pPr>
-      <w:r>
-        <w:rPr>
-          <w:color w:val="CF8E6D"/>
-        </w:rPr>
-        <w:t xml:space="preserve">class </w:t>
-      </w:r>
-      <w:proofErr w:type="spellStart"/>
-      <w:r>
-        <w:rPr>
-          <w:color w:val="BCBEC4"/>
-        </w:rPr>
-        <w:t>LazyExample</w:t>
-      </w:r>
-      <w:proofErr w:type="spellEnd"/>
-      <w:r>
-        <w:rPr>
-          <w:color w:val="BCBEC4"/>
-        </w:rPr>
-        <w:t xml:space="preserve"> {</w:t>
-      </w:r>
-      <w:r>
-        <w:rPr>
-          <w:color w:val="BCBEC4"/>
-        </w:rPr>
-        <w:br/>
-        <w:t xml:space="preserve">    </w:t>
-      </w:r>
-      <w:r>
-        <w:rPr>
-          <w:color w:val="CF8E6D"/>
-        </w:rPr>
-        <w:t xml:space="preserve">private </w:t>
-      </w:r>
-      <w:r>
-        <w:rPr>
-          <w:color w:val="BCBEC4"/>
-        </w:rPr>
-        <w:t xml:space="preserve">String </w:t>
-      </w:r>
-      <w:r>
-        <w:rPr>
-          <w:color w:val="C77DBB"/>
-        </w:rPr>
-        <w:t>data</w:t>
-      </w:r>
-      <w:r>
-        <w:rPr>
-          <w:color w:val="BCBEC4"/>
-        </w:rPr>
-        <w:t xml:space="preserve">; </w:t>
-      </w:r>
-      <w:r>
-        <w:rPr>
-          <w:color w:val="7A7E85"/>
-        </w:rPr>
-        <w:t>// Data to be lazily initialized</w:t>
-      </w:r>
-      <w:r>
-        <w:rPr>
-          <w:color w:val="7A7E85"/>
-        </w:rPr>
-        <w:br/>
-      </w:r>
-      <w:r>
-        <w:rPr>
-          <w:color w:val="7A7E85"/>
-        </w:rPr>
-        <w:br/>
-        <w:t xml:space="preserve">    // Getter for lazy initialization</w:t>
-      </w:r>
-      <w:r>
-        <w:rPr>
-          <w:color w:val="7A7E85"/>
-        </w:rPr>
-        <w:br/>
-        <w:t xml:space="preserve">    </w:t>
-      </w:r>
-      <w:r>
-        <w:rPr>
-          <w:color w:val="CF8E6D"/>
-        </w:rPr>
-        <w:t xml:space="preserve">public </w:t>
-      </w:r>
-      <w:r>
-        <w:rPr>
-          <w:color w:val="BCBEC4"/>
-        </w:rPr>
-        <w:t xml:space="preserve">String </w:t>
-      </w:r>
-      <w:proofErr w:type="spellStart"/>
-      <w:r>
-        <w:rPr>
-          <w:color w:val="56A8F5"/>
-        </w:rPr>
-        <w:t>getData</w:t>
-      </w:r>
-      <w:proofErr w:type="spellEnd"/>
-      <w:r>
-        <w:rPr>
-          <w:color w:val="BCBEC4"/>
-        </w:rPr>
-        <w:t>() {</w:t>
-      </w:r>
-      <w:r>
-        <w:rPr>
-          <w:color w:val="BCBEC4"/>
-        </w:rPr>
-        <w:br/>
-        <w:t xml:space="preserve">        </w:t>
-      </w:r>
-      <w:r>
-        <w:rPr>
-          <w:color w:val="CF8E6D"/>
-        </w:rPr>
-        <w:t xml:space="preserve">if </w:t>
-      </w:r>
-      <w:r>
-        <w:rPr>
-          <w:color w:val="BCBEC4"/>
-        </w:rPr>
-        <w:t>(</w:t>
-      </w:r>
-      <w:r>
-        <w:rPr>
-          <w:color w:val="C77DBB"/>
-        </w:rPr>
-        <w:t xml:space="preserve">data </w:t>
-      </w:r>
-      <w:r>
-        <w:rPr>
-          <w:color w:val="BCBEC4"/>
-        </w:rPr>
-        <w:t xml:space="preserve">== </w:t>
-      </w:r>
-      <w:r>
-        <w:rPr>
-          <w:color w:val="CF8E6D"/>
-        </w:rPr>
-        <w:t>null</w:t>
-      </w:r>
-      <w:r>
-        <w:rPr>
-          <w:color w:val="BCBEC4"/>
-        </w:rPr>
-        <w:t xml:space="preserve">) { </w:t>
-      </w:r>
-      <w:r>
-        <w:rPr>
-          <w:color w:val="7A7E85"/>
-        </w:rPr>
-        <w:t>// Initialize only if it hasn't been already</w:t>
-      </w:r>
-      <w:r>
-        <w:rPr>
-          <w:color w:val="7A7E85"/>
-        </w:rPr>
-        <w:br/>
-        <w:t xml:space="preserve">            </w:t>
-      </w:r>
-      <w:r>
-        <w:rPr>
-          <w:color w:val="C77DBB"/>
-        </w:rPr>
-        <w:t xml:space="preserve">data </w:t>
-      </w:r>
-      <w:r>
-        <w:rPr>
-          <w:color w:val="BCBEC4"/>
-        </w:rPr>
-        <w:t xml:space="preserve">= </w:t>
-      </w:r>
-      <w:r>
-        <w:rPr>
-          <w:color w:val="6AAB73"/>
-        </w:rPr>
-        <w:t>"This is lazily initialized data"</w:t>
-      </w:r>
-      <w:r>
-        <w:rPr>
-          <w:color w:val="BCBEC4"/>
-        </w:rPr>
-        <w:t>;</w:t>
-      </w:r>
-      <w:r>
-        <w:rPr>
-          <w:color w:val="BCBEC4"/>
-        </w:rPr>
-        <w:br/>
-        <w:t xml:space="preserve">        }</w:t>
-      </w:r>
-      <w:r>
-        <w:rPr>
-          <w:color w:val="BCBEC4"/>
-        </w:rPr>
-        <w:br/>
-        <w:t xml:space="preserve">        </w:t>
-      </w:r>
-      <w:r>
-        <w:rPr>
-          <w:color w:val="CF8E6D"/>
-        </w:rPr>
-        <w:t xml:space="preserve">return </w:t>
-      </w:r>
-      <w:r>
-        <w:rPr>
-          <w:color w:val="C77DBB"/>
-        </w:rPr>
-        <w:t>data</w:t>
-      </w:r>
-      <w:r>
-        <w:rPr>
-          <w:color w:val="BCBEC4"/>
-        </w:rPr>
-        <w:t>;</w:t>
-      </w:r>
-      <w:r>
-        <w:rPr>
-          <w:color w:val="BCBEC4"/>
-        </w:rPr>
-        <w:br/>
-        <w:t xml:space="preserve">    }</w:t>
-      </w:r>
-      <w:r>
-        <w:rPr>
-          <w:color w:val="BCBEC4"/>
-        </w:rPr>
-        <w:br/>
-        <w:t>}</w:t>
-      </w:r>
-      <w:r>
-        <w:rPr>
-          <w:color w:val="BCBEC4"/>
-        </w:rPr>
-        <w:br/>
-      </w:r>
-      <w:r>
-        <w:rPr>
-          <w:color w:val="BCBEC4"/>
-        </w:rPr>
-        <w:br/>
-      </w:r>
-      <w:r>
-        <w:rPr>
-          <w:color w:val="CF8E6D"/>
-        </w:rPr>
-        <w:t xml:space="preserve">public class </w:t>
-      </w:r>
-      <w:r>
-        <w:rPr>
-          <w:color w:val="BCBEC4"/>
-        </w:rPr>
-        <w:t>Main {</w:t>
-      </w:r>
-      <w:r>
-        <w:rPr>
-          <w:color w:val="BCBEC4"/>
-        </w:rPr>
-        <w:br/>
-        <w:t xml:space="preserve">    </w:t>
-      </w:r>
-      <w:r>
-        <w:rPr>
-          <w:color w:val="CF8E6D"/>
-        </w:rPr>
-        <w:t xml:space="preserve">public static void </w:t>
-      </w:r>
-      <w:r>
-        <w:rPr>
-          <w:color w:val="56A8F5"/>
-        </w:rPr>
-        <w:t>main</w:t>
-      </w:r>
-      <w:r>
-        <w:rPr>
-          <w:color w:val="BCBEC4"/>
-        </w:rPr>
-        <w:t xml:space="preserve">(String[] </w:t>
-      </w:r>
-      <w:proofErr w:type="spellStart"/>
-      <w:r>
-        <w:rPr>
-          <w:color w:val="BCBEC4"/>
-        </w:rPr>
-        <w:t>args</w:t>
-      </w:r>
-      <w:proofErr w:type="spellEnd"/>
-      <w:r>
-        <w:rPr>
-          <w:color w:val="BCBEC4"/>
-        </w:rPr>
-        <w:t>) {</w:t>
-      </w:r>
-      <w:r>
-        <w:rPr>
-          <w:color w:val="BCBEC4"/>
-        </w:rPr>
-        <w:br/>
-        <w:t xml:space="preserve">        </w:t>
-      </w:r>
-      <w:proofErr w:type="spellStart"/>
-      <w:r>
-        <w:rPr>
-          <w:color w:val="BCBEC4"/>
-        </w:rPr>
-        <w:t>LazyExample</w:t>
-      </w:r>
-      <w:proofErr w:type="spellEnd"/>
-      <w:r>
-        <w:rPr>
-          <w:color w:val="BCBEC4"/>
-        </w:rPr>
-        <w:t xml:space="preserve"> example = </w:t>
-      </w:r>
-      <w:r>
-        <w:rPr>
-          <w:color w:val="CF8E6D"/>
-        </w:rPr>
-        <w:t xml:space="preserve">new </w:t>
-      </w:r>
-      <w:proofErr w:type="spellStart"/>
-      <w:r>
-        <w:rPr>
-          <w:color w:val="BCBEC4"/>
-        </w:rPr>
-        <w:t>LazyExample</w:t>
-      </w:r>
-      <w:proofErr w:type="spellEnd"/>
-      <w:r>
-        <w:rPr>
-          <w:color w:val="BCBEC4"/>
-        </w:rPr>
-        <w:t>();</w:t>
-      </w:r>
-      <w:r>
-        <w:rPr>
-          <w:color w:val="BCBEC4"/>
-        </w:rPr>
-        <w:br/>
-        <w:t xml:space="preserve">        </w:t>
-      </w:r>
-      <w:proofErr w:type="spellStart"/>
-      <w:r>
-        <w:rPr>
-          <w:color w:val="BCBEC4"/>
-        </w:rPr>
-        <w:t>System.</w:t>
-      </w:r>
-      <w:r>
-        <w:rPr>
-          <w:i/>
-          <w:iCs/>
-          <w:color w:val="C77DBB"/>
-        </w:rPr>
-        <w:t>out</w:t>
-      </w:r>
-      <w:r>
-        <w:rPr>
-          <w:color w:val="BCBEC4"/>
-        </w:rPr>
-        <w:t>.println</w:t>
-      </w:r>
-      <w:proofErr w:type="spellEnd"/>
-      <w:r>
-        <w:rPr>
-          <w:color w:val="BCBEC4"/>
-        </w:rPr>
-        <w:t>(</w:t>
-      </w:r>
-      <w:r>
-        <w:rPr>
-          <w:color w:val="6AAB73"/>
-        </w:rPr>
-        <w:t>"Before accessing data..."</w:t>
-      </w:r>
-      <w:r>
-        <w:rPr>
-          <w:color w:val="BCBEC4"/>
-        </w:rPr>
-        <w:t>);</w:t>
-      </w:r>
-      <w:r>
-        <w:rPr>
-          <w:color w:val="BCBEC4"/>
-        </w:rPr>
-        <w:br/>
-      </w:r>
-      <w:r>
-        <w:rPr>
-          <w:color w:val="BCBEC4"/>
-        </w:rPr>
-        <w:br/>
-        <w:t xml:space="preserve">        </w:t>
-      </w:r>
-      <w:r>
-        <w:rPr>
-          <w:color w:val="7A7E85"/>
-        </w:rPr>
-        <w:t>// Data is initialized here, only when accessed</w:t>
-      </w:r>
-      <w:r>
-        <w:rPr>
-          <w:color w:val="7A7E85"/>
-        </w:rPr>
-        <w:br/>
-        <w:t xml:space="preserve">        </w:t>
-      </w:r>
-      <w:proofErr w:type="spellStart"/>
-      <w:r>
-        <w:rPr>
-          <w:color w:val="BCBEC4"/>
-        </w:rPr>
-        <w:t>System.</w:t>
-      </w:r>
-      <w:r>
-        <w:rPr>
-          <w:i/>
-          <w:iCs/>
-          <w:color w:val="C77DBB"/>
-        </w:rPr>
-        <w:t>out</w:t>
-      </w:r>
-      <w:r>
-        <w:rPr>
-          <w:color w:val="BCBEC4"/>
-        </w:rPr>
-        <w:t>.println</w:t>
-      </w:r>
-      <w:proofErr w:type="spellEnd"/>
-      <w:r>
-        <w:rPr>
-          <w:color w:val="BCBEC4"/>
-        </w:rPr>
-        <w:t>(</w:t>
-      </w:r>
-      <w:proofErr w:type="spellStart"/>
-      <w:r>
-        <w:rPr>
-          <w:color w:val="BCBEC4"/>
-        </w:rPr>
-        <w:t>example.getData</w:t>
-      </w:r>
-      <w:proofErr w:type="spellEnd"/>
-      <w:r>
-        <w:rPr>
-          <w:color w:val="BCBEC4"/>
-        </w:rPr>
-        <w:t xml:space="preserve">()); </w:t>
-      </w:r>
-      <w:r>
-        <w:rPr>
-          <w:color w:val="7A7E85"/>
-        </w:rPr>
-        <w:t>// Output: This is lazily initialized data</w:t>
-      </w:r>
-      <w:r>
-        <w:rPr>
-          <w:color w:val="7A7E85"/>
-        </w:rPr>
-        <w:br/>
-        <w:t xml:space="preserve">    </w:t>
-      </w:r>
-      <w:r>
-        <w:rPr>
-          <w:color w:val="BCBEC4"/>
-        </w:rPr>
-        <w:t>}</w:t>
-      </w:r>
-      <w:r>
-        <w:rPr>
-          <w:color w:val="BCBEC4"/>
-        </w:rPr>
-        <w:br/>
-        <w:t>}</w:t>
-      </w:r>
-    </w:p>
-    <w:p>
-      <w:pPr>
-        <w:rPr>
-          <w:b/>
-          <w:sz w:val="24"/>
-          <w:lang w:eastAsia="en-IN"/>
-        </w:rPr>
-      </w:pPr>
-      <w:r>
-        <w:rPr>
-          <w:b/>
-          <w:sz w:val="24"/>
-          <w:lang w:eastAsia="en-IN"/>
-        </w:rPr>
-        <w:lastRenderedPageBreak/>
-        <w:t>19. What are singleton classes?</w:t>
-      </w:r>
-    </w:p>
-    <w:p>
-      <w:pPr>
-        <w:pStyle w:val="NormalWeb"/>
-        <w:spacing w:before="0" w:beforeAutospacing="0" w:after="240" w:afterAutospacing="0"/>
-        <w:rPr>
-          <w:rFonts w:asciiTheme="minorHAnsi" w:hAnsiTheme="minorHAnsi"/>
-        </w:rPr>
-      </w:pPr>
-      <w:r>
-        <w:rPr>
-          <w:rFonts w:asciiTheme="minorHAnsi" w:hAnsiTheme="minorHAnsi"/>
-        </w:rPr>
-        <w:t xml:space="preserve">A </w:t>
-      </w:r>
-      <w:r>
-        <w:rPr>
-          <w:rStyle w:val="Strong"/>
-          <w:rFonts w:asciiTheme="minorHAnsi" w:hAnsiTheme="minorHAnsi"/>
-        </w:rPr>
-        <w:t>Singleton</w:t>
-      </w:r>
-      <w:r>
-        <w:rPr>
-          <w:rFonts w:asciiTheme="minorHAnsi" w:hAnsiTheme="minorHAnsi"/>
-        </w:rPr>
-        <w:t xml:space="preserve"> is a design pattern that ensures a class has </w:t>
-      </w:r>
-      <w:r>
-        <w:rPr>
-          <w:rStyle w:val="Strong"/>
-          <w:rFonts w:asciiTheme="minorHAnsi" w:hAnsiTheme="minorHAnsi"/>
-        </w:rPr>
-        <w:t>only one instance</w:t>
-      </w:r>
-      <w:r>
-        <w:rPr>
-          <w:rFonts w:asciiTheme="minorHAnsi" w:hAnsiTheme="minorHAnsi"/>
-        </w:rPr>
-        <w:t xml:space="preserve"> throughout the application's lifecycle and provides a global point of access to that instance.</w:t>
-      </w:r>
-    </w:p>
-    <w:p>
-      <w:pPr>
-        <w:spacing w:after="0"/>
-      </w:pPr>
-      <w:r>
-        <w:rPr>
-          <w:rStyle w:val="Strong"/>
-          <w:bCs w:val="0"/>
-          <w:sz w:val="24"/>
-          <w:szCs w:val="24"/>
-        </w:rPr>
-        <w:t>Key Features:</w:t>
-      </w:r>
-    </w:p>
-    <w:p>
-      <w:pPr>
-        <w:numPr>
-          <w:ilvl w:val="0"/>
-          <w:numId w:val="43"/>
-        </w:numPr>
-        <w:spacing w:before="100" w:beforeAutospacing="1" w:after="0" w:line="240" w:lineRule="auto"/>
-        <w:rPr>
-          <w:sz w:val="24"/>
-          <w:szCs w:val="24"/>
-        </w:rPr>
-      </w:pPr>
-      <w:r>
-        <w:rPr>
-          <w:sz w:val="24"/>
-          <w:szCs w:val="24"/>
-        </w:rPr>
-        <w:t>Restricts the creation of multiple objects.</w:t>
-      </w:r>
-    </w:p>
-    <w:p>
-      <w:pPr>
-        <w:numPr>
-          <w:ilvl w:val="0"/>
-          <w:numId w:val="43"/>
-        </w:numPr>
-        <w:spacing w:before="100" w:beforeAutospacing="1" w:after="100" w:afterAutospacing="1" w:line="240" w:lineRule="auto"/>
-        <w:rPr>
-          <w:sz w:val="24"/>
-          <w:szCs w:val="24"/>
-        </w:rPr>
-      </w:pPr>
-      <w:r>
-        <w:rPr>
-          <w:sz w:val="24"/>
-          <w:szCs w:val="24"/>
-        </w:rPr>
-        <w:t>Useful for shared resources like configurations, database connections, or logging mechanisms.</w:t>
-      </w:r>
-    </w:p>
-    <w:p>
-      <w:pPr>
-        <w:spacing w:after="0"/>
-      </w:pPr>
-      <w:r>
-        <w:rPr>
-          <w:rStyle w:val="Strong"/>
-          <w:bCs w:val="0"/>
-          <w:sz w:val="24"/>
-          <w:szCs w:val="24"/>
-        </w:rPr>
-        <w:t>Use Case:</w:t>
-      </w:r>
-    </w:p>
-    <w:p>
-      <w:pPr>
-        <w:pStyle w:val="NormalWeb"/>
-        <w:spacing w:before="0" w:beforeAutospacing="0" w:after="0" w:afterAutospacing="0"/>
-        <w:rPr>
-          <w:rFonts w:asciiTheme="minorHAnsi" w:hAnsiTheme="minorHAnsi"/>
-        </w:rPr>
-      </w:pPr>
-      <w:r>
-        <w:rPr>
-          <w:rFonts w:asciiTheme="minorHAnsi" w:hAnsiTheme="minorHAnsi"/>
-        </w:rPr>
-        <w:t>Singleton is commonly used for:</w:t>
-      </w:r>
-    </w:p>
-    <w:p>
-      <w:pPr>
-        <w:numPr>
-          <w:ilvl w:val="0"/>
-          <w:numId w:val="44"/>
-        </w:numPr>
-        <w:spacing w:before="100" w:beforeAutospacing="1" w:after="100" w:afterAutospacing="1" w:line="240" w:lineRule="auto"/>
-        <w:rPr>
-          <w:sz w:val="24"/>
-          <w:szCs w:val="24"/>
-        </w:rPr>
-      </w:pPr>
-      <w:r>
-        <w:rPr>
-          <w:rStyle w:val="Strong"/>
-          <w:sz w:val="24"/>
-          <w:szCs w:val="24"/>
-        </w:rPr>
-        <w:t>Database Connection Pool</w:t>
-      </w:r>
-      <w:r>
-        <w:rPr>
-          <w:sz w:val="24"/>
-          <w:szCs w:val="24"/>
-        </w:rPr>
-        <w:t>: Ensures only one connection pool is maintained.</w:t>
-      </w:r>
-    </w:p>
-    <w:p>
-      <w:pPr>
-        <w:numPr>
-          <w:ilvl w:val="0"/>
-          <w:numId w:val="44"/>
-        </w:numPr>
-        <w:spacing w:before="100" w:beforeAutospacing="1" w:after="100" w:afterAutospacing="1" w:line="240" w:lineRule="auto"/>
-        <w:rPr>
-          <w:sz w:val="24"/>
-          <w:szCs w:val="24"/>
-        </w:rPr>
-      </w:pPr>
-      <w:r>
-        <w:rPr>
-          <w:rStyle w:val="Strong"/>
-          <w:sz w:val="24"/>
-          <w:szCs w:val="24"/>
-        </w:rPr>
-        <w:t>Logging Framework</w:t>
-      </w:r>
-      <w:r>
-        <w:rPr>
-          <w:sz w:val="24"/>
-          <w:szCs w:val="24"/>
-        </w:rPr>
-        <w:t>: Ensures all parts of the application use the same logger instance.</w:t>
-      </w:r>
-    </w:p>
-    <w:p>
-      <w:pPr>
-        <w:numPr>
-          <w:ilvl w:val="0"/>
-          <w:numId w:val="44"/>
-        </w:numPr>
-        <w:spacing w:before="100" w:beforeAutospacing="1" w:after="100" w:afterAutospacing="1" w:line="240" w:lineRule="auto"/>
-        <w:rPr>
-          <w:sz w:val="24"/>
-          <w:szCs w:val="24"/>
-        </w:rPr>
-      </w:pPr>
-      <w:r>
-        <w:rPr>
-          <w:rStyle w:val="Strong"/>
-          <w:sz w:val="24"/>
-          <w:szCs w:val="24"/>
-        </w:rPr>
-        <w:t>Configuration Manager</w:t>
-      </w:r>
-      <w:r>
-        <w:rPr>
-          <w:sz w:val="24"/>
-          <w:szCs w:val="24"/>
-        </w:rPr>
-        <w:t>: Holds shared application settings.</w:t>
-      </w:r>
-    </w:p>
-    <w:p>
-      <w:pPr>
-        <w:pStyle w:val="HTMLPreformatted"/>
-        <w:shd w:val="clear" w:color="auto" w:fill="1E1F22"/>
-        <w:rPr>
-          <w:color w:val="CF8E6D"/>
-        </w:rPr>
-      </w:pPr>
-    </w:p>
-    <w:p>
-      <w:pPr>
-        <w:pStyle w:val="HTMLPreformatted"/>
-        <w:shd w:val="clear" w:color="auto" w:fill="1E1F22"/>
-        <w:rPr>
-          <w:color w:val="BCBEC4"/>
-        </w:rPr>
-      </w:pPr>
-      <w:r>
-        <w:rPr>
-          <w:color w:val="CF8E6D"/>
-        </w:rPr>
-        <w:t xml:space="preserve">class </w:t>
-      </w:r>
-      <w:r>
-        <w:rPr>
-          <w:color w:val="BCBEC4"/>
-        </w:rPr>
-        <w:t>Singleton {</w:t>
-      </w:r>
-      <w:r>
-        <w:rPr>
-          <w:color w:val="BCBEC4"/>
-        </w:rPr>
-        <w:br/>
-        <w:t xml:space="preserve">    </w:t>
-      </w:r>
-      <w:r>
-        <w:rPr>
-          <w:color w:val="7A7E85"/>
-        </w:rPr>
-        <w:t>// Static variable to hold the single instance</w:t>
-      </w:r>
-      <w:r>
-        <w:rPr>
-          <w:color w:val="7A7E85"/>
-        </w:rPr>
-        <w:br/>
-        <w:t xml:space="preserve">    </w:t>
-      </w:r>
-      <w:r>
-        <w:rPr>
-          <w:color w:val="CF8E6D"/>
-        </w:rPr>
-        <w:t xml:space="preserve">private static </w:t>
-      </w:r>
-      <w:r>
-        <w:rPr>
-          <w:color w:val="BCBEC4"/>
-        </w:rPr>
-        <w:t xml:space="preserve">Singleton </w:t>
-      </w:r>
-      <w:r>
-        <w:rPr>
-          <w:i/>
-          <w:iCs/>
-          <w:color w:val="C77DBB"/>
-        </w:rPr>
-        <w:t>instance</w:t>
-      </w:r>
-      <w:r>
-        <w:rPr>
-          <w:color w:val="BCBEC4"/>
-        </w:rPr>
-        <w:t>;</w:t>
-      </w:r>
-      <w:r>
-        <w:rPr>
-          <w:color w:val="BCBEC4"/>
-        </w:rPr>
-        <w:br/>
-      </w:r>
-      <w:r>
-        <w:rPr>
-          <w:color w:val="BCBEC4"/>
-        </w:rPr>
-        <w:br/>
-        <w:t xml:space="preserve">    </w:t>
-      </w:r>
-      <w:r>
-        <w:rPr>
-          <w:color w:val="7A7E85"/>
-        </w:rPr>
-        <w:t>// Private constructor to prevent instantiation from other classes</w:t>
-      </w:r>
-      <w:r>
-        <w:rPr>
-          <w:color w:val="7A7E85"/>
-        </w:rPr>
-        <w:br/>
-        <w:t xml:space="preserve">    </w:t>
-      </w:r>
-      <w:r>
-        <w:rPr>
-          <w:color w:val="CF8E6D"/>
-        </w:rPr>
-        <w:t xml:space="preserve">private </w:t>
-      </w:r>
-      <w:r>
-        <w:rPr>
-          <w:color w:val="56A8F5"/>
-        </w:rPr>
-        <w:t>Singleton</w:t>
-      </w:r>
-      <w:r>
-        <w:rPr>
-          <w:color w:val="BCBEC4"/>
-        </w:rPr>
-        <w:t>() {}</w:t>
-      </w:r>
-      <w:r>
-        <w:rPr>
-          <w:color w:val="BCBEC4"/>
-        </w:rPr>
-        <w:br/>
-      </w:r>
-      <w:r>
-        <w:rPr>
-          <w:color w:val="BCBEC4"/>
-        </w:rPr>
-        <w:br/>
-        <w:t xml:space="preserve">    </w:t>
-      </w:r>
-      <w:r>
-        <w:rPr>
-          <w:color w:val="7A7E85"/>
-        </w:rPr>
-        <w:t>// Public method to provide global access to the instance</w:t>
-      </w:r>
-      <w:r>
-        <w:rPr>
-          <w:color w:val="7A7E85"/>
-        </w:rPr>
-        <w:br/>
-        <w:t xml:space="preserve">    </w:t>
-      </w:r>
-      <w:r>
-        <w:rPr>
-          <w:color w:val="CF8E6D"/>
-        </w:rPr>
-        <w:t xml:space="preserve">public static </w:t>
-      </w:r>
-      <w:r>
-        <w:rPr>
-          <w:color w:val="BCBEC4"/>
-        </w:rPr>
-        <w:t xml:space="preserve">Singleton </w:t>
-      </w:r>
-      <w:proofErr w:type="spellStart"/>
-      <w:r>
-        <w:rPr>
-          <w:color w:val="56A8F5"/>
-        </w:rPr>
-        <w:t>getInstance</w:t>
-      </w:r>
-      <w:proofErr w:type="spellEnd"/>
-      <w:r>
-        <w:rPr>
-          <w:color w:val="BCBEC4"/>
-        </w:rPr>
-        <w:t>() {</w:t>
-      </w:r>
-      <w:r>
-        <w:rPr>
-          <w:color w:val="BCBEC4"/>
-        </w:rPr>
-        <w:br/>
-        <w:t xml:space="preserve">        </w:t>
-      </w:r>
-      <w:r>
-        <w:rPr>
-          <w:color w:val="CF8E6D"/>
-        </w:rPr>
-        <w:t xml:space="preserve">if </w:t>
-      </w:r>
-      <w:r>
-        <w:rPr>
-          <w:color w:val="BCBEC4"/>
-        </w:rPr>
-        <w:t>(</w:t>
-      </w:r>
-      <w:r>
-        <w:rPr>
-          <w:i/>
-          <w:iCs/>
-          <w:color w:val="C77DBB"/>
-        </w:rPr>
-        <w:t xml:space="preserve">instance </w:t>
-      </w:r>
-      <w:r>
-        <w:rPr>
-          <w:color w:val="BCBEC4"/>
-        </w:rPr>
-        <w:t xml:space="preserve">== </w:t>
-      </w:r>
-      <w:r>
-        <w:rPr>
-          <w:color w:val="CF8E6D"/>
-        </w:rPr>
-        <w:t>null</w:t>
-      </w:r>
-      <w:r>
-        <w:rPr>
-          <w:color w:val="BCBEC4"/>
-        </w:rPr>
-        <w:t xml:space="preserve">) { </w:t>
-      </w:r>
-      <w:r>
-        <w:rPr>
-          <w:color w:val="7A7E85"/>
-        </w:rPr>
-        <w:t>// Create instance if it doesn't exist</w:t>
-      </w:r>
-      <w:r>
-        <w:rPr>
-          <w:color w:val="7A7E85"/>
-        </w:rPr>
-        <w:br/>
-        <w:t xml:space="preserve">            </w:t>
-      </w:r>
-      <w:r>
-        <w:rPr>
-          <w:i/>
-          <w:iCs/>
-          <w:color w:val="C77DBB"/>
-        </w:rPr>
-        <w:t xml:space="preserve">instance </w:t>
-      </w:r>
-      <w:r>
-        <w:rPr>
-          <w:color w:val="BCBEC4"/>
-        </w:rPr>
-        <w:t xml:space="preserve">= </w:t>
-      </w:r>
-      <w:r>
-        <w:rPr>
-          <w:color w:val="CF8E6D"/>
-        </w:rPr>
-        <w:t xml:space="preserve">new </w:t>
-      </w:r>
-      <w:r>
-        <w:rPr>
-          <w:color w:val="BCBEC4"/>
-        </w:rPr>
-        <w:t>Singleton();</w:t>
-      </w:r>
-      <w:r>
-        <w:rPr>
-          <w:color w:val="BCBEC4"/>
-        </w:rPr>
-        <w:br/>
-        <w:t xml:space="preserve">        }</w:t>
-      </w:r>
-      <w:r>
-        <w:rPr>
-          <w:color w:val="BCBEC4"/>
-        </w:rPr>
-        <w:br/>
-        <w:t xml:space="preserve">        </w:t>
-      </w:r>
-      <w:r>
-        <w:rPr>
-          <w:color w:val="CF8E6D"/>
-        </w:rPr>
-        <w:t xml:space="preserve">return </w:t>
-      </w:r>
-      <w:r>
-        <w:rPr>
-          <w:i/>
-          <w:iCs/>
-          <w:color w:val="C77DBB"/>
-        </w:rPr>
-        <w:t>instance</w:t>
-      </w:r>
-      <w:r>
-        <w:rPr>
-          <w:color w:val="BCBEC4"/>
-        </w:rPr>
-        <w:t>;</w:t>
-      </w:r>
-      <w:r>
-        <w:rPr>
-          <w:color w:val="BCBEC4"/>
-        </w:rPr>
-        <w:br/>
-        <w:t xml:space="preserve">    }</w:t>
-      </w:r>
-      <w:r>
-        <w:rPr>
-          <w:color w:val="BCBEC4"/>
-        </w:rPr>
-        <w:br/>
-      </w:r>
-      <w:r>
-        <w:rPr>
-          <w:color w:val="BCBEC4"/>
-        </w:rPr>
-        <w:br/>
-        <w:t xml:space="preserve">    </w:t>
-      </w:r>
-      <w:r>
-        <w:rPr>
-          <w:color w:val="CF8E6D"/>
-        </w:rPr>
-        <w:t xml:space="preserve">public void </w:t>
-      </w:r>
-      <w:proofErr w:type="spellStart"/>
-      <w:r>
-        <w:rPr>
-          <w:color w:val="56A8F5"/>
-        </w:rPr>
-        <w:t>showMessage</w:t>
-      </w:r>
-      <w:proofErr w:type="spellEnd"/>
-      <w:r>
-        <w:rPr>
-          <w:color w:val="BCBEC4"/>
-        </w:rPr>
-        <w:t>() {</w:t>
-      </w:r>
-      <w:r>
-        <w:rPr>
-          <w:color w:val="BCBEC4"/>
-        </w:rPr>
-        <w:br/>
-        <w:t xml:space="preserve">        </w:t>
-      </w:r>
-      <w:proofErr w:type="spellStart"/>
-      <w:r>
-        <w:rPr>
-          <w:color w:val="BCBEC4"/>
-        </w:rPr>
-        <w:t>System.</w:t>
-      </w:r>
-      <w:r>
-        <w:rPr>
-          <w:i/>
-          <w:iCs/>
-          <w:color w:val="C77DBB"/>
-        </w:rPr>
-        <w:t>out</w:t>
-      </w:r>
-      <w:r>
-        <w:rPr>
-          <w:color w:val="BCBEC4"/>
-        </w:rPr>
-        <w:t>.println</w:t>
-      </w:r>
-      <w:proofErr w:type="spellEnd"/>
-      <w:r>
-        <w:rPr>
-          <w:color w:val="BCBEC4"/>
-        </w:rPr>
-        <w:t>(</w:t>
-      </w:r>
-      <w:r>
-        <w:rPr>
-          <w:color w:val="6AAB73"/>
-        </w:rPr>
-        <w:t>"Singleton instance in action!"</w:t>
-      </w:r>
-      <w:r>
-        <w:rPr>
-          <w:color w:val="BCBEC4"/>
-        </w:rPr>
-        <w:t>);</w:t>
-      </w:r>
-      <w:r>
-        <w:rPr>
-          <w:color w:val="BCBEC4"/>
-        </w:rPr>
-        <w:br/>
-        <w:t xml:space="preserve">    }</w:t>
-      </w:r>
-      <w:r>
-        <w:rPr>
-          <w:color w:val="BCBEC4"/>
-        </w:rPr>
-        <w:br/>
-        <w:t>}</w:t>
-      </w:r>
-      <w:r>
-        <w:rPr>
-          <w:color w:val="BCBEC4"/>
-        </w:rPr>
-        <w:br/>
-      </w:r>
-      <w:r>
-        <w:rPr>
-          <w:color w:val="BCBEC4"/>
-        </w:rPr>
-        <w:br/>
-      </w:r>
-      <w:r>
-        <w:rPr>
-          <w:color w:val="CF8E6D"/>
-        </w:rPr>
-        <w:t xml:space="preserve">public class </w:t>
-      </w:r>
-      <w:r>
-        <w:rPr>
-          <w:color w:val="BCBEC4"/>
-        </w:rPr>
-        <w:t>Main {</w:t>
-      </w:r>
-      <w:r>
-        <w:rPr>
-          <w:color w:val="BCBEC4"/>
-        </w:rPr>
-        <w:br/>
-        <w:t xml:space="preserve">    </w:t>
-      </w:r>
-      <w:r>
-        <w:rPr>
-          <w:color w:val="CF8E6D"/>
-        </w:rPr>
-        <w:t xml:space="preserve">public static void </w:t>
-      </w:r>
-      <w:r>
-        <w:rPr>
-          <w:color w:val="56A8F5"/>
-        </w:rPr>
-        <w:t>main</w:t>
-      </w:r>
-      <w:r>
-        <w:rPr>
-          <w:color w:val="BCBEC4"/>
-        </w:rPr>
-        <w:t xml:space="preserve">(String[] </w:t>
-      </w:r>
-      <w:proofErr w:type="spellStart"/>
-      <w:r>
-        <w:rPr>
-          <w:color w:val="BCBEC4"/>
-        </w:rPr>
-        <w:t>args</w:t>
-      </w:r>
-      <w:proofErr w:type="spellEnd"/>
-      <w:r>
-        <w:rPr>
-          <w:color w:val="BCBEC4"/>
-        </w:rPr>
-        <w:t>) {</w:t>
-      </w:r>
-      <w:r>
-        <w:rPr>
-          <w:color w:val="BCBEC4"/>
-        </w:rPr>
-        <w:br/>
-        <w:t xml:space="preserve">        </w:t>
-      </w:r>
-      <w:r>
-        <w:rPr>
-          <w:color w:val="7A7E85"/>
-        </w:rPr>
-        <w:t>// Get the singleton instance</w:t>
-      </w:r>
-      <w:r>
-        <w:rPr>
-          <w:color w:val="7A7E85"/>
-        </w:rPr>
-        <w:br/>
-        <w:t xml:space="preserve">        </w:t>
-      </w:r>
-      <w:r>
-        <w:rPr>
-          <w:color w:val="BCBEC4"/>
-        </w:rPr>
-        <w:t xml:space="preserve">Singleton </w:t>
-      </w:r>
-      <w:proofErr w:type="spellStart"/>
-      <w:r>
-        <w:rPr>
-          <w:color w:val="BCBEC4"/>
-        </w:rPr>
-        <w:t>singleton</w:t>
-      </w:r>
-      <w:proofErr w:type="spellEnd"/>
-      <w:r>
-        <w:rPr>
-          <w:color w:val="BCBEC4"/>
-        </w:rPr>
-        <w:t xml:space="preserve"> = </w:t>
-      </w:r>
-      <w:proofErr w:type="spellStart"/>
-      <w:r>
-        <w:rPr>
-          <w:color w:val="BCBEC4"/>
-        </w:rPr>
-        <w:t>Singleton.</w:t>
-      </w:r>
-      <w:r>
-        <w:rPr>
-          <w:i/>
-          <w:iCs/>
-          <w:color w:val="BCBEC4"/>
-        </w:rPr>
-        <w:t>getInstance</w:t>
-      </w:r>
-      <w:proofErr w:type="spellEnd"/>
-      <w:r>
-        <w:rPr>
-          <w:color w:val="BCBEC4"/>
-        </w:rPr>
-        <w:t>();</w:t>
-      </w:r>
-      <w:r>
-        <w:rPr>
-          <w:color w:val="BCBEC4"/>
-        </w:rPr>
-        <w:br/>
-        <w:t xml:space="preserve">        </w:t>
-      </w:r>
-      <w:proofErr w:type="spellStart"/>
-      <w:r>
-        <w:rPr>
-          <w:color w:val="BCBEC4"/>
-        </w:rPr>
-        <w:t>singleton.showMessage</w:t>
-      </w:r>
-      <w:proofErr w:type="spellEnd"/>
-      <w:r>
-        <w:rPr>
-          <w:color w:val="BCBEC4"/>
-        </w:rPr>
-        <w:t xml:space="preserve">(); </w:t>
-      </w:r>
-      <w:r>
-        <w:rPr>
-          <w:color w:val="7A7E85"/>
-        </w:rPr>
-        <w:t>// Output: Singleton instance in action!</w:t>
-      </w:r>
-      <w:r>
-        <w:rPr>
-          <w:color w:val="7A7E85"/>
-        </w:rPr>
-        <w:br/>
-        <w:t xml:space="preserve">    </w:t>
-      </w:r>
-      <w:r>
-        <w:rPr>
-          <w:color w:val="BCBEC4"/>
-        </w:rPr>
-        <w:t>}</w:t>
-      </w:r>
-      <w:r>
-        <w:rPr>
-          <w:color w:val="BCBEC4"/>
-        </w:rPr>
-        <w:br/>
-        <w:t>}</w:t>
-      </w:r>
-    </w:p>
-    <w:p>
-      <w:pPr>
-        <w:pStyle w:val="HTMLPreformatted"/>
-        <w:shd w:val="clear" w:color="auto" w:fill="1E1F22"/>
-        <w:rPr>
-          <w:color w:val="BCBEC4"/>
-        </w:rPr>
-      </w:pPr>
-    </w:p>
-    <w:p>
-      <w:pPr>
-        <w:rPr>
-          <w:b/>
-          <w:sz w:val="24"/>
-          <w:lang w:eastAsia="en-IN"/>
-        </w:rPr>
-      </w:pPr>
-    </w:p>
-    <w:p>
-      <w:pPr>
-        <w:rPr>
-          <w:b/>
-          <w:sz w:val="24"/>
-          <w:lang w:eastAsia="en-IN"/>
-        </w:rPr>
-      </w:pPr>
-    </w:p>
-    <w:p>
-      <w:pPr>
-        <w:rPr>
-          <w:b/>
-          <w:sz w:val="24"/>
-          <w:lang w:eastAsia="en-IN"/>
-        </w:rPr>
-      </w:pPr>
-    </w:p>
-    <w:p>
-      <w:pPr>
-        <w:rPr>
-          <w:b/>
-          <w:sz w:val="24"/>
-          <w:lang w:eastAsia="en-IN"/>
-        </w:rPr>
-      </w:pPr>
-      <w:r>
-        <w:rPr>
-          <w:b/>
-          <w:sz w:val="24"/>
-          <w:lang w:eastAsia="en-IN"/>
-        </w:rPr>
-        <w:t>20</w:t>
-      </w:r>
-      <w:r>
-        <w:rPr>
-          <w:b/>
-          <w:sz w:val="24"/>
-          <w:lang w:eastAsia="en-IN"/>
-        </w:rPr>
-        <w:t xml:space="preserve">. </w:t>
-      </w:r>
-      <w:r>
-        <w:rPr>
-          <w:b/>
-          <w:sz w:val="24"/>
-          <w:lang w:eastAsia="en-IN"/>
-        </w:rPr>
-        <w:t>Can we overload main method?</w:t>
-      </w:r>
-    </w:p>
-    <w:p>
-      <w:pPr>
-        <w:pStyle w:val="ListParagraph"/>
-        <w:numPr>
-          <w:ilvl w:val="0"/>
-          <w:numId w:val="45"/>
-        </w:numPr>
-        <w:rPr>
-          <w:sz w:val="24"/>
-          <w:lang w:eastAsia="en-IN"/>
-        </w:rPr>
-      </w:pPr>
-      <w:r>
-        <w:rPr>
-          <w:sz w:val="24"/>
-          <w:lang w:eastAsia="en-IN"/>
-        </w:rPr>
-        <w:t>Only this method is treated as the entry point by the JVM:</w:t>
-      </w:r>
-    </w:p>
-    <w:p>
-      <w:pPr>
-        <w:pStyle w:val="ListParagraph"/>
-        <w:rPr>
-          <w:i/>
-          <w:color w:val="2F5496" w:themeColor="accent1" w:themeShade="BF"/>
-          <w:sz w:val="24"/>
-          <w:lang w:eastAsia="en-IN"/>
-        </w:rPr>
-      </w:pPr>
-      <w:proofErr w:type="gramStart"/>
-      <w:r>
-        <w:rPr>
-          <w:i/>
-          <w:color w:val="2F5496" w:themeColor="accent1" w:themeShade="BF"/>
-          <w:sz w:val="24"/>
-          <w:lang w:eastAsia="en-IN"/>
-        </w:rPr>
-        <w:t>public</w:t>
-      </w:r>
-      <w:proofErr w:type="gramEnd"/>
-      <w:r>
-        <w:rPr>
-          <w:i/>
-          <w:color w:val="2F5496" w:themeColor="accent1" w:themeShade="BF"/>
-          <w:sz w:val="24"/>
-          <w:lang w:eastAsia="en-IN"/>
-        </w:rPr>
-        <w:t xml:space="preserve"> static void main(String[] </w:t>
-      </w:r>
-      <w:proofErr w:type="spellStart"/>
-      <w:r>
-        <w:rPr>
-          <w:i/>
-          <w:color w:val="2F5496" w:themeColor="accent1" w:themeShade="BF"/>
-          <w:sz w:val="24"/>
-          <w:lang w:eastAsia="en-IN"/>
-        </w:rPr>
-        <w:t>args</w:t>
-      </w:r>
-      <w:proofErr w:type="spellEnd"/>
-      <w:r>
-        <w:rPr>
-          <w:i/>
-          <w:color w:val="2F5496" w:themeColor="accent1" w:themeShade="BF"/>
-          <w:sz w:val="24"/>
-          <w:lang w:eastAsia="en-IN"/>
-        </w:rPr>
-        <w:t>)</w:t>
-      </w:r>
-    </w:p>
-    <w:p>
-      <w:pPr>
-        <w:pStyle w:val="ListParagraph"/>
-        <w:numPr>
-          <w:ilvl w:val="0"/>
-          <w:numId w:val="45"/>
-        </w:numPr>
-        <w:rPr>
-          <w:sz w:val="24"/>
-          <w:lang w:eastAsia="en-IN"/>
-        </w:rPr>
-      </w:pPr>
-      <w:r>
-        <w:rPr>
-          <w:sz w:val="24"/>
-          <w:lang w:eastAsia="en-IN"/>
-        </w:rPr>
-        <w:t xml:space="preserve">All other overloaded main methods are </w:t>
-      </w:r>
-      <w:r>
-        <w:rPr>
-          <w:bCs/>
-          <w:sz w:val="24"/>
-          <w:lang w:eastAsia="en-IN"/>
-        </w:rPr>
-        <w:t>just like regular static methods</w:t>
-      </w:r>
-      <w:r>
-        <w:rPr>
-          <w:sz w:val="24"/>
-          <w:lang w:eastAsia="en-IN"/>
-        </w:rPr>
-        <w:t>.</w:t>
-      </w:r>
-    </w:p>
-    <w:p>
-      <w:pPr>
-        <w:pStyle w:val="ListParagraph"/>
-        <w:numPr>
-          <w:ilvl w:val="0"/>
-          <w:numId w:val="45"/>
-        </w:numPr>
-        <w:rPr>
-          <w:sz w:val="24"/>
-          <w:lang w:eastAsia="en-IN"/>
-        </w:rPr>
-      </w:pPr>
-      <w:r>
-        <w:rPr>
-          <w:sz w:val="24"/>
-          <w:lang w:eastAsia="en-IN"/>
-        </w:rPr>
-        <w:t xml:space="preserve">You </w:t>
-      </w:r>
-      <w:r>
-        <w:rPr>
-          <w:bCs/>
-          <w:sz w:val="24"/>
-          <w:lang w:eastAsia="en-IN"/>
-        </w:rPr>
-        <w:t>must manually call</w:t>
-      </w:r>
-      <w:r>
-        <w:rPr>
-          <w:sz w:val="24"/>
-          <w:lang w:eastAsia="en-IN"/>
-        </w:rPr>
-        <w:t xml:space="preserve"> them; JVM won’t invoke them on program start.</w:t>
-      </w:r>
-    </w:p>
-    <w:p>
-      <w:pPr>
-        <w:pStyle w:val="ListParagraph"/>
-        <w:rPr>
-          <w:i/>
-          <w:color w:val="2F5496" w:themeColor="accent1" w:themeShade="BF"/>
-          <w:sz w:val="24"/>
-          <w:lang w:eastAsia="en-IN"/>
-        </w:rPr>
-      </w:pPr>
-      <w:proofErr w:type="spellStart"/>
-      <w:r>
-        <w:rPr>
-          <w:sz w:val="24"/>
-          <w:lang w:eastAsia="en-IN"/>
-        </w:rPr>
-        <w:t>Eg</w:t>
-      </w:r>
-      <w:proofErr w:type="spellEnd"/>
-      <w:r>
-        <w:rPr>
-          <w:sz w:val="24"/>
-          <w:lang w:eastAsia="en-IN"/>
-        </w:rPr>
-        <w:t xml:space="preserve">: </w:t>
-      </w:r>
-      <w:r>
-        <w:rPr>
-          <w:i/>
-          <w:color w:val="2F5496" w:themeColor="accent1" w:themeShade="BF"/>
-          <w:sz w:val="24"/>
-          <w:lang w:eastAsia="en-IN"/>
-        </w:rPr>
-        <w:t xml:space="preserve">public static void </w:t>
-      </w:r>
-      <w:proofErr w:type="gramStart"/>
-      <w:r>
-        <w:rPr>
-          <w:i/>
-          <w:color w:val="2F5496" w:themeColor="accent1" w:themeShade="BF"/>
-          <w:sz w:val="24"/>
-          <w:lang w:eastAsia="en-IN"/>
-        </w:rPr>
-        <w:t>main(</w:t>
-      </w:r>
-      <w:proofErr w:type="gramEnd"/>
-      <w:r>
-        <w:rPr>
-          <w:i/>
-          <w:color w:val="2F5496" w:themeColor="accent1" w:themeShade="BF"/>
-          <w:sz w:val="24"/>
-          <w:lang w:eastAsia="en-IN"/>
-        </w:rPr>
-        <w:t>double</w:t>
-      </w:r>
-      <w:r>
-        <w:rPr>
-          <w:i/>
-          <w:color w:val="2F5496" w:themeColor="accent1" w:themeShade="BF"/>
-          <w:sz w:val="24"/>
-          <w:lang w:eastAsia="en-IN"/>
-        </w:rPr>
-        <w:t xml:space="preserve">[] </w:t>
-      </w:r>
-      <w:proofErr w:type="spellStart"/>
-      <w:r>
-        <w:rPr>
-          <w:i/>
-          <w:color w:val="2F5496" w:themeColor="accent1" w:themeShade="BF"/>
-          <w:sz w:val="24"/>
-          <w:lang w:eastAsia="en-IN"/>
-        </w:rPr>
-        <w:t>args</w:t>
-      </w:r>
-      <w:proofErr w:type="spellEnd"/>
-      <w:r>
-        <w:rPr>
-          <w:i/>
-          <w:color w:val="2F5496" w:themeColor="accent1" w:themeShade="BF"/>
-          <w:sz w:val="24"/>
-          <w:lang w:eastAsia="en-IN"/>
-        </w:rPr>
-        <w:t>)</w:t>
-      </w:r>
-      <w:r>
-        <w:rPr>
-          <w:i/>
-          <w:color w:val="2F5496" w:themeColor="accent1" w:themeShade="BF"/>
-          <w:sz w:val="24"/>
-          <w:lang w:eastAsia="en-IN"/>
-        </w:rPr>
-        <w:t xml:space="preserve">  </w:t>
-      </w:r>
-      <w:r>
-        <w:rPr>
-          <w:sz w:val="24"/>
-          <w:lang w:eastAsia="en-IN"/>
-        </w:rPr>
-        <w:t xml:space="preserve">can be called as </w:t>
-      </w:r>
-      <w:r>
-        <w:rPr>
-          <w:i/>
-          <w:color w:val="2F5496" w:themeColor="accent1" w:themeShade="BF"/>
-          <w:sz w:val="24"/>
-          <w:lang w:eastAsia="en-IN"/>
-        </w:rPr>
-        <w:t>main(</w:t>
-      </w:r>
-      <w:r>
-        <w:rPr>
-          <w:i/>
-          <w:color w:val="2F5496" w:themeColor="accent1" w:themeShade="BF"/>
-          <w:sz w:val="24"/>
-          <w:lang w:eastAsia="en-IN"/>
-        </w:rPr>
-        <w:t>2.14)</w:t>
-      </w:r>
-    </w:p>
-    <w:p>
-      <w:pPr>
-        <w:rPr>
-          <w:b/>
-          <w:sz w:val="24"/>
-          <w:lang w:eastAsia="en-IN"/>
-        </w:rPr>
-      </w:pPr>
-    </w:p>
-    <w:p>
-      <w:pPr>
-        <w:rPr>
-          <w:b/>
-          <w:sz w:val="24"/>
-          <w:lang w:eastAsia="en-IN"/>
-        </w:rPr>
-      </w:pPr>
-      <w:r>
-        <w:rPr>
-          <w:b/>
-          <w:sz w:val="24"/>
-          <w:lang w:eastAsia="en-IN"/>
-        </w:rPr>
-        <w:lastRenderedPageBreak/>
-        <w:t>21</w:t>
-      </w:r>
-      <w:r>
-        <w:rPr>
-          <w:b/>
-          <w:sz w:val="24"/>
-          <w:lang w:eastAsia="en-IN"/>
-        </w:rPr>
-        <w:t xml:space="preserve">. </w:t>
-      </w:r>
-      <w:r>
-        <w:rPr>
-          <w:b/>
-          <w:sz w:val="24"/>
-          <w:lang w:eastAsia="en-IN"/>
-        </w:rPr>
-        <w:t>How to create immutable class in java?</w:t>
-      </w:r>
-    </w:p>
-    <w:p>
-      <w:pPr>
-        <w:spacing w:after="0"/>
-        <w:rPr>
-          <w:sz w:val="24"/>
-          <w:lang w:eastAsia="en-IN"/>
-        </w:rPr>
-      </w:pPr>
-      <w:r>
-        <w:rPr>
-          <w:sz w:val="24"/>
-          <w:lang w:eastAsia="en-IN"/>
-        </w:rPr>
-        <w:t xml:space="preserve">Immutability means </w:t>
-      </w:r>
-      <w:r>
-        <w:rPr>
-          <w:b/>
-          <w:bCs/>
-          <w:sz w:val="24"/>
-          <w:lang w:eastAsia="en-IN"/>
-        </w:rPr>
-        <w:t>once an object is created, its state (data) cannot be changed</w:t>
-      </w:r>
-      <w:r>
-        <w:rPr>
-          <w:sz w:val="24"/>
-          <w:lang w:eastAsia="en-IN"/>
-        </w:rPr>
-        <w:t>.</w:t>
-      </w:r>
-    </w:p>
-    <w:p>
-      <w:pPr>
-        <w:spacing w:after="0"/>
-        <w:rPr>
-          <w:sz w:val="24"/>
-          <w:lang w:eastAsia="en-IN"/>
-        </w:rPr>
-      </w:pPr>
-      <w:r>
-        <w:rPr>
-          <w:b/>
-          <w:sz w:val="24"/>
-          <w:lang w:eastAsia="en-IN"/>
-        </w:rPr>
-        <w:t>How to Create an Immutable Class</w:t>
-      </w:r>
-      <w:r>
-        <w:rPr>
-          <w:sz w:val="24"/>
-          <w:lang w:eastAsia="en-IN"/>
-        </w:rPr>
-        <w:t>:</w:t>
-      </w:r>
-    </w:p>
-    <w:p>
-      <w:pPr>
-        <w:numPr>
-          <w:ilvl w:val="0"/>
-          <w:numId w:val="47"/>
-        </w:numPr>
-        <w:spacing w:after="0"/>
-        <w:rPr>
-          <w:sz w:val="24"/>
-          <w:lang w:eastAsia="en-IN"/>
-        </w:rPr>
-      </w:pPr>
-      <w:r>
-        <w:rPr>
-          <w:sz w:val="24"/>
-          <w:lang w:eastAsia="en-IN"/>
-        </w:rPr>
-        <w:t xml:space="preserve">Mark the class as final (so it can’t be </w:t>
-      </w:r>
-      <w:proofErr w:type="spellStart"/>
-      <w:r>
-        <w:rPr>
-          <w:sz w:val="24"/>
-          <w:lang w:eastAsia="en-IN"/>
-        </w:rPr>
-        <w:t>subclassed</w:t>
-      </w:r>
-      <w:proofErr w:type="spellEnd"/>
-      <w:r>
-        <w:rPr>
-          <w:sz w:val="24"/>
-          <w:lang w:eastAsia="en-IN"/>
-        </w:rPr>
-        <w:t>).</w:t>
-      </w:r>
-    </w:p>
-    <w:p>
-      <w:pPr>
-        <w:numPr>
-          <w:ilvl w:val="0"/>
-          <w:numId w:val="47"/>
-        </w:numPr>
-        <w:spacing w:after="0"/>
-        <w:rPr>
-          <w:sz w:val="24"/>
-          <w:lang w:eastAsia="en-IN"/>
-        </w:rPr>
-      </w:pPr>
-      <w:r>
-        <w:rPr>
-          <w:sz w:val="24"/>
-          <w:lang w:eastAsia="en-IN"/>
-        </w:rPr>
-        <w:t>Make all fields private and final.</w:t>
-      </w:r>
-    </w:p>
-    <w:p>
-      <w:pPr>
-        <w:numPr>
-          <w:ilvl w:val="0"/>
-          <w:numId w:val="47"/>
-        </w:numPr>
-        <w:spacing w:after="0"/>
-        <w:rPr>
-          <w:sz w:val="24"/>
-          <w:lang w:eastAsia="en-IN"/>
-        </w:rPr>
-      </w:pPr>
-      <w:r>
-        <w:rPr>
-          <w:sz w:val="24"/>
-          <w:lang w:eastAsia="en-IN"/>
-        </w:rPr>
-        <w:t>Initialize all fields via constructor.</w:t>
-      </w:r>
-    </w:p>
-    <w:p>
-      <w:pPr>
-        <w:numPr>
-          <w:ilvl w:val="0"/>
-          <w:numId w:val="47"/>
-        </w:numPr>
-        <w:spacing w:after="0"/>
-        <w:rPr>
-          <w:sz w:val="24"/>
-          <w:lang w:eastAsia="en-IN"/>
-        </w:rPr>
-      </w:pPr>
-      <w:r>
-        <w:rPr>
-          <w:sz w:val="24"/>
-          <w:lang w:eastAsia="en-IN"/>
-        </w:rPr>
-        <w:t>Don’t provide setters.</w:t>
-      </w:r>
-    </w:p>
-    <w:p>
-      <w:pPr>
-        <w:numPr>
-          <w:ilvl w:val="0"/>
-          <w:numId w:val="47"/>
-        </w:numPr>
-        <w:spacing w:after="0"/>
-        <w:rPr>
-          <w:sz w:val="24"/>
-          <w:lang w:eastAsia="en-IN"/>
-        </w:rPr>
-      </w:pPr>
-      <w:r>
-        <w:rPr>
-          <w:sz w:val="24"/>
-          <w:lang w:eastAsia="en-IN"/>
-        </w:rPr>
-        <w:t xml:space="preserve">If a field is mutable (like a List), return a </w:t>
-      </w:r>
-      <w:r>
-        <w:rPr>
-          <w:b/>
-          <w:bCs/>
-          <w:sz w:val="24"/>
-          <w:lang w:eastAsia="en-IN"/>
-        </w:rPr>
-        <w:t>defensive copy</w:t>
-      </w:r>
-      <w:r>
-        <w:rPr>
-          <w:sz w:val="24"/>
-          <w:lang w:eastAsia="en-IN"/>
-        </w:rPr>
-        <w:t xml:space="preserve"> in the getter.</w:t>
-      </w:r>
-    </w:p>
-    <w:p>
-      <w:pPr>
-        <w:spacing w:after="0"/>
-        <w:rPr>
-          <w:sz w:val="24"/>
-          <w:lang w:eastAsia="en-IN"/>
-        </w:rPr>
-      </w:pPr>
-    </w:p>
-    <w:p>
-      <w:pPr>
-        <w:pStyle w:val="HTMLPreformatted"/>
-        <w:shd w:val="clear" w:color="auto" w:fill="1E1F22"/>
-        <w:rPr>
-          <w:color w:val="CF8E6D"/>
-        </w:rPr>
-      </w:pPr>
-    </w:p>
-    <w:p>
-      <w:pPr>
-        <w:pStyle w:val="HTMLPreformatted"/>
-        <w:shd w:val="clear" w:color="auto" w:fill="1E1F22"/>
-        <w:rPr>
-          <w:color w:val="BCBEC4"/>
-        </w:rPr>
-      </w:pPr>
-      <w:r>
-        <w:rPr>
-          <w:color w:val="CF8E6D"/>
-        </w:rPr>
-        <w:t xml:space="preserve">import </w:t>
-      </w:r>
-      <w:proofErr w:type="spellStart"/>
-      <w:r>
-        <w:rPr>
-          <w:color w:val="BCBEC4"/>
-        </w:rPr>
-        <w:t>java.util.List</w:t>
-      </w:r>
-      <w:proofErr w:type="spellEnd"/>
-      <w:r>
-        <w:rPr>
-          <w:color w:val="BCBEC4"/>
-        </w:rPr>
-        <w:t>;</w:t>
-      </w:r>
-      <w:r>
-        <w:rPr>
-          <w:color w:val="BCBEC4"/>
-        </w:rPr>
-        <w:br/>
-      </w:r>
-      <w:r>
-        <w:rPr>
-          <w:color w:val="CF8E6D"/>
-        </w:rPr>
-        <w:t xml:space="preserve">import </w:t>
-      </w:r>
-      <w:proofErr w:type="spellStart"/>
-      <w:r>
-        <w:rPr>
-          <w:color w:val="BCBEC4"/>
-        </w:rPr>
-        <w:t>java.util.ArrayList</w:t>
-      </w:r>
-      <w:proofErr w:type="spellEnd"/>
-      <w:r>
-        <w:rPr>
-          <w:color w:val="BCBEC4"/>
-        </w:rPr>
-        <w:t>;</w:t>
-      </w:r>
-      <w:r>
-        <w:rPr>
-          <w:color w:val="BCBEC4"/>
-        </w:rPr>
-        <w:br/>
-      </w:r>
-      <w:r>
-        <w:rPr>
-          <w:color w:val="CF8E6D"/>
-        </w:rPr>
-        <w:t xml:space="preserve">import </w:t>
-      </w:r>
-      <w:proofErr w:type="spellStart"/>
-      <w:r>
-        <w:rPr>
-          <w:color w:val="BCBEC4"/>
-        </w:rPr>
-        <w:t>java.util.Collections</w:t>
-      </w:r>
-      <w:proofErr w:type="spellEnd"/>
-      <w:r>
-        <w:rPr>
-          <w:color w:val="BCBEC4"/>
-        </w:rPr>
-        <w:t>;</w:t>
-      </w:r>
-      <w:r>
-        <w:rPr>
-          <w:color w:val="BCBEC4"/>
-        </w:rPr>
-        <w:br/>
-      </w:r>
-      <w:r>
-        <w:rPr>
-          <w:color w:val="BCBEC4"/>
-        </w:rPr>
-        <w:br/>
-      </w:r>
-      <w:r>
-        <w:rPr>
-          <w:color w:val="CF8E6D"/>
-        </w:rPr>
-        <w:t xml:space="preserve">public final class </w:t>
-      </w:r>
-      <w:r>
-        <w:rPr>
-          <w:color w:val="BCBEC4"/>
-        </w:rPr>
-        <w:t>Person {</w:t>
-      </w:r>
-      <w:r>
-        <w:rPr>
-          <w:color w:val="BCBEC4"/>
-        </w:rPr>
-        <w:br/>
-        <w:t xml:space="preserve">    </w:t>
-      </w:r>
-      <w:r>
-        <w:rPr>
-          <w:color w:val="CF8E6D"/>
-        </w:rPr>
-        <w:t xml:space="preserve">private final </w:t>
-      </w:r>
-      <w:r>
-        <w:rPr>
-          <w:color w:val="BCBEC4"/>
-        </w:rPr>
-        <w:t xml:space="preserve">String </w:t>
-      </w:r>
-      <w:r>
-        <w:rPr>
-          <w:color w:val="C77DBB"/>
-        </w:rPr>
-        <w:t>name</w:t>
-      </w:r>
-      <w:r>
-        <w:rPr>
-          <w:color w:val="BCBEC4"/>
-        </w:rPr>
-        <w:t>;</w:t>
-      </w:r>
-      <w:r>
-        <w:rPr>
-          <w:color w:val="BCBEC4"/>
-        </w:rPr>
-        <w:br/>
-        <w:t xml:space="preserve">    </w:t>
-      </w:r>
-      <w:r>
-        <w:rPr>
-          <w:color w:val="CF8E6D"/>
-        </w:rPr>
-        <w:t xml:space="preserve">private final </w:t>
-      </w:r>
-      <w:proofErr w:type="spellStart"/>
-      <w:r>
-        <w:rPr>
-          <w:color w:val="CF8E6D"/>
-        </w:rPr>
-        <w:t>int</w:t>
-      </w:r>
-      <w:proofErr w:type="spellEnd"/>
-      <w:r>
-        <w:rPr>
-          <w:color w:val="CF8E6D"/>
-        </w:rPr>
-        <w:t xml:space="preserve"> </w:t>
-      </w:r>
-      <w:r>
-        <w:rPr>
-          <w:color w:val="C77DBB"/>
-        </w:rPr>
-        <w:t>age</w:t>
-      </w:r>
-      <w:r>
-        <w:rPr>
-          <w:color w:val="BCBEC4"/>
-        </w:rPr>
-        <w:t>;</w:t>
-      </w:r>
-      <w:r>
-        <w:rPr>
-          <w:color w:val="BCBEC4"/>
-        </w:rPr>
-        <w:br/>
-        <w:t xml:space="preserve">    </w:t>
-      </w:r>
-      <w:r>
-        <w:rPr>
-          <w:color w:val="CF8E6D"/>
-        </w:rPr>
-        <w:t xml:space="preserve">private final </w:t>
-      </w:r>
-      <w:r>
-        <w:rPr>
-          <w:color w:val="BCBEC4"/>
-        </w:rPr>
-        <w:t xml:space="preserve">List&lt;String&gt; </w:t>
-      </w:r>
-      <w:r>
-        <w:rPr>
-          <w:color w:val="C77DBB"/>
-        </w:rPr>
-        <w:t>hobbies</w:t>
-      </w:r>
-      <w:r>
-        <w:rPr>
-          <w:color w:val="BCBEC4"/>
-        </w:rPr>
-        <w:t xml:space="preserve">;  </w:t>
-      </w:r>
-      <w:r>
-        <w:rPr>
-          <w:color w:val="7A7E85"/>
-        </w:rPr>
-        <w:t>// Mutable field</w:t>
-      </w:r>
-      <w:r>
-        <w:rPr>
-          <w:color w:val="7A7E85"/>
-        </w:rPr>
-        <w:br/>
-      </w:r>
-      <w:r>
-        <w:rPr>
-          <w:color w:val="7A7E85"/>
-        </w:rPr>
-        <w:br/>
-        <w:t xml:space="preserve">    </w:t>
-      </w:r>
-      <w:r>
-        <w:rPr>
-          <w:color w:val="CF8E6D"/>
-        </w:rPr>
-        <w:t xml:space="preserve">public </w:t>
-      </w:r>
-      <w:r>
-        <w:rPr>
-          <w:color w:val="56A8F5"/>
-        </w:rPr>
-        <w:t>Person</w:t>
-      </w:r>
-      <w:r>
-        <w:rPr>
-          <w:color w:val="BCBEC4"/>
-        </w:rPr>
-        <w:t xml:space="preserve">(String name, </w:t>
-      </w:r>
-      <w:proofErr w:type="spellStart"/>
-      <w:r>
-        <w:rPr>
-          <w:color w:val="CF8E6D"/>
-        </w:rPr>
-        <w:t>int</w:t>
-      </w:r>
-      <w:proofErr w:type="spellEnd"/>
-      <w:r>
-        <w:rPr>
-          <w:color w:val="CF8E6D"/>
-        </w:rPr>
-        <w:t xml:space="preserve"> </w:t>
-      </w:r>
-      <w:r>
-        <w:rPr>
-          <w:color w:val="BCBEC4"/>
-        </w:rPr>
-        <w:t>age, List&lt;String&gt; hobbies) {</w:t>
-      </w:r>
-      <w:r>
-        <w:rPr>
-          <w:color w:val="BCBEC4"/>
-        </w:rPr>
-        <w:br/>
-        <w:t xml:space="preserve">        </w:t>
-      </w:r>
-      <w:r>
-        <w:rPr>
-          <w:color w:val="CF8E6D"/>
-        </w:rPr>
-        <w:t>this</w:t>
-      </w:r>
-      <w:r>
-        <w:rPr>
-          <w:color w:val="BCBEC4"/>
-        </w:rPr>
-        <w:t>.</w:t>
-      </w:r>
-      <w:r>
-        <w:rPr>
-          <w:color w:val="C77DBB"/>
-        </w:rPr>
-        <w:t xml:space="preserve">name </w:t>
-      </w:r>
-      <w:r>
-        <w:rPr>
-          <w:color w:val="BCBEC4"/>
-        </w:rPr>
-        <w:t>= name;</w:t>
-      </w:r>
-      <w:r>
-        <w:rPr>
-          <w:color w:val="BCBEC4"/>
-        </w:rPr>
-        <w:br/>
-        <w:t xml:space="preserve">        </w:t>
-      </w:r>
-      <w:proofErr w:type="spellStart"/>
-      <w:r>
-        <w:rPr>
-          <w:color w:val="CF8E6D"/>
-        </w:rPr>
-        <w:t>this</w:t>
-      </w:r>
-      <w:r>
-        <w:rPr>
-          <w:color w:val="BCBEC4"/>
-        </w:rPr>
-        <w:t>.</w:t>
-      </w:r>
-      <w:r>
-        <w:rPr>
-          <w:color w:val="C77DBB"/>
-        </w:rPr>
-        <w:t>age</w:t>
-      </w:r>
-      <w:proofErr w:type="spellEnd"/>
-      <w:r>
-        <w:rPr>
-          <w:color w:val="C77DBB"/>
-        </w:rPr>
-        <w:t xml:space="preserve"> </w:t>
-      </w:r>
-      <w:r>
-        <w:rPr>
-          <w:color w:val="BCBEC4"/>
-        </w:rPr>
-        <w:t>= age;</w:t>
-      </w:r>
-      <w:r>
-        <w:rPr>
-          <w:color w:val="BCBEC4"/>
-        </w:rPr>
-        <w:br/>
-        <w:t xml:space="preserve">        </w:t>
-      </w:r>
-      <w:r>
-        <w:rPr>
-          <w:color w:val="7A7E85"/>
-        </w:rPr>
-        <w:t>// Defensive copy in constructor</w:t>
-      </w:r>
-      <w:r>
-        <w:rPr>
-          <w:color w:val="7A7E85"/>
-        </w:rPr>
-        <w:br/>
-        <w:t xml:space="preserve">        </w:t>
-      </w:r>
-      <w:proofErr w:type="spellStart"/>
-      <w:r>
-        <w:rPr>
-          <w:color w:val="CF8E6D"/>
-        </w:rPr>
-        <w:t>this</w:t>
-      </w:r>
-      <w:r>
-        <w:rPr>
-          <w:color w:val="BCBEC4"/>
-        </w:rPr>
-        <w:t>.</w:t>
-      </w:r>
-      <w:r>
-        <w:rPr>
-          <w:color w:val="C77DBB"/>
-        </w:rPr>
-        <w:t>hobbies</w:t>
-      </w:r>
-      <w:proofErr w:type="spellEnd"/>
-      <w:r>
-        <w:rPr>
-          <w:color w:val="C77DBB"/>
-        </w:rPr>
-        <w:t xml:space="preserve"> </w:t>
-      </w:r>
-      <w:r>
-        <w:rPr>
-          <w:color w:val="BCBEC4"/>
-        </w:rPr>
-        <w:t xml:space="preserve">= </w:t>
-      </w:r>
-      <w:r>
-        <w:rPr>
-          <w:color w:val="CF8E6D"/>
-        </w:rPr>
-        <w:t xml:space="preserve">new </w:t>
-      </w:r>
-      <w:proofErr w:type="spellStart"/>
-      <w:r>
-        <w:rPr>
-          <w:color w:val="BCBEC4"/>
-        </w:rPr>
-        <w:t>ArrayList</w:t>
-      </w:r>
-      <w:proofErr w:type="spellEnd"/>
-      <w:r>
-        <w:rPr>
-          <w:color w:val="BCBEC4"/>
-        </w:rPr>
-        <w:t>&lt;&gt;(hobbies);</w:t>
-      </w:r>
-      <w:r>
-        <w:rPr>
-          <w:color w:val="BCBEC4"/>
-        </w:rPr>
-        <w:br/>
-        <w:t xml:space="preserve">    }</w:t>
-      </w:r>
-      <w:r>
-        <w:rPr>
-          <w:color w:val="BCBEC4"/>
-        </w:rPr>
-        <w:br/>
-      </w:r>
-      <w:r>
-        <w:rPr>
-          <w:color w:val="BCBEC4"/>
-        </w:rPr>
-        <w:br/>
-        <w:t xml:space="preserve">    </w:t>
-      </w:r>
-      <w:r>
-        <w:rPr>
-          <w:color w:val="CF8E6D"/>
-        </w:rPr>
-        <w:t xml:space="preserve">public </w:t>
-      </w:r>
-      <w:r>
-        <w:rPr>
-          <w:color w:val="BCBEC4"/>
-        </w:rPr>
-        <w:t xml:space="preserve">String </w:t>
-      </w:r>
-      <w:proofErr w:type="spellStart"/>
-      <w:r>
-        <w:rPr>
-          <w:color w:val="56A8F5"/>
-        </w:rPr>
-        <w:t>getName</w:t>
-      </w:r>
-      <w:proofErr w:type="spellEnd"/>
-      <w:r>
-        <w:rPr>
-          <w:color w:val="BCBEC4"/>
-        </w:rPr>
-        <w:t xml:space="preserve">() { </w:t>
-      </w:r>
-      <w:r>
-        <w:rPr>
-          <w:color w:val="CF8E6D"/>
-        </w:rPr>
-        <w:t xml:space="preserve">return </w:t>
-      </w:r>
-      <w:r>
-        <w:rPr>
-          <w:color w:val="C77DBB"/>
-        </w:rPr>
-        <w:t>name</w:t>
-      </w:r>
-      <w:r>
-        <w:rPr>
-          <w:color w:val="BCBEC4"/>
-        </w:rPr>
-        <w:t>; }</w:t>
-      </w:r>
-      <w:r>
-        <w:rPr>
-          <w:color w:val="BCBEC4"/>
-        </w:rPr>
-        <w:br/>
-      </w:r>
-      <w:r>
-        <w:rPr>
-          <w:color w:val="BCBEC4"/>
-        </w:rPr>
-        <w:br/>
-        <w:t xml:space="preserve">    </w:t>
-      </w:r>
-      <w:r>
-        <w:rPr>
-          <w:color w:val="CF8E6D"/>
-        </w:rPr>
-        <w:t xml:space="preserve">public </w:t>
-      </w:r>
-      <w:proofErr w:type="spellStart"/>
-      <w:r>
-        <w:rPr>
-          <w:color w:val="CF8E6D"/>
-        </w:rPr>
-        <w:t>int</w:t>
-      </w:r>
-      <w:proofErr w:type="spellEnd"/>
-      <w:r>
-        <w:rPr>
-          <w:color w:val="CF8E6D"/>
-        </w:rPr>
-        <w:t xml:space="preserve"> </w:t>
-      </w:r>
-      <w:proofErr w:type="spellStart"/>
-      <w:r>
-        <w:rPr>
-          <w:color w:val="56A8F5"/>
-        </w:rPr>
-        <w:t>getAge</w:t>
-      </w:r>
-      <w:proofErr w:type="spellEnd"/>
-      <w:r>
-        <w:rPr>
-          <w:color w:val="BCBEC4"/>
-        </w:rPr>
-        <w:t xml:space="preserve">() { </w:t>
-      </w:r>
-      <w:r>
-        <w:rPr>
-          <w:color w:val="CF8E6D"/>
-        </w:rPr>
-        <w:t xml:space="preserve">return </w:t>
-      </w:r>
-      <w:r>
-        <w:rPr>
-          <w:color w:val="C77DBB"/>
-        </w:rPr>
-        <w:t>age</w:t>
-      </w:r>
-      <w:r>
-        <w:rPr>
-          <w:color w:val="BCBEC4"/>
-        </w:rPr>
-        <w:t>; }</w:t>
-      </w:r>
-      <w:r>
-        <w:rPr>
-          <w:color w:val="BCBEC4"/>
-        </w:rPr>
-        <w:br/>
-      </w:r>
-      <w:r>
-        <w:rPr>
-          <w:color w:val="BCBEC4"/>
-        </w:rPr>
-        <w:br/>
-        <w:t xml:space="preserve">    </w:t>
-      </w:r>
-      <w:r>
-        <w:rPr>
-          <w:color w:val="CF8E6D"/>
-        </w:rPr>
-        <w:t xml:space="preserve">public </w:t>
-      </w:r>
-      <w:r>
-        <w:rPr>
-          <w:color w:val="BCBEC4"/>
-        </w:rPr>
-        <w:t xml:space="preserve">List&lt;String&gt; </w:t>
-      </w:r>
-      <w:proofErr w:type="spellStart"/>
-      <w:r>
-        <w:rPr>
-          <w:color w:val="56A8F5"/>
-        </w:rPr>
-        <w:t>getHobbies</w:t>
-      </w:r>
-      <w:proofErr w:type="spellEnd"/>
-      <w:r>
-        <w:rPr>
-          <w:color w:val="BCBEC4"/>
-        </w:rPr>
-        <w:t>() {</w:t>
-      </w:r>
-      <w:r>
-        <w:rPr>
-          <w:color w:val="BCBEC4"/>
-        </w:rPr>
-        <w:br/>
-        <w:t xml:space="preserve">        </w:t>
-      </w:r>
-      <w:r>
-        <w:rPr>
-          <w:color w:val="7A7E85"/>
-        </w:rPr>
-        <w:t>// Defensive copy in getter</w:t>
-      </w:r>
-      <w:r>
-        <w:rPr>
-          <w:color w:val="7A7E85"/>
-        </w:rPr>
-        <w:br/>
-        <w:t xml:space="preserve">        </w:t>
-      </w:r>
-      <w:r>
-        <w:rPr>
-          <w:color w:val="CF8E6D"/>
-        </w:rPr>
-        <w:t xml:space="preserve">return new </w:t>
-      </w:r>
-      <w:proofErr w:type="spellStart"/>
-      <w:r>
-        <w:rPr>
-          <w:color w:val="BCBEC4"/>
-        </w:rPr>
-        <w:t>ArrayList</w:t>
-      </w:r>
-      <w:proofErr w:type="spellEnd"/>
-      <w:r>
-        <w:rPr>
-          <w:color w:val="BCBEC4"/>
-        </w:rPr>
-        <w:t>&lt;&gt;(</w:t>
-      </w:r>
-      <w:r>
-        <w:rPr>
-          <w:color w:val="C77DBB"/>
-        </w:rPr>
-        <w:t>hobbies</w:t>
-      </w:r>
-      <w:r>
-        <w:rPr>
-          <w:color w:val="BCBEC4"/>
-        </w:rPr>
-        <w:t>);</w:t>
-      </w:r>
-      <w:r>
-        <w:rPr>
-          <w:color w:val="BCBEC4"/>
-        </w:rPr>
-        <w:br/>
-        <w:t xml:space="preserve">    }</w:t>
-      </w:r>
-      <w:r>
-        <w:rPr>
-          <w:color w:val="BCBEC4"/>
-        </w:rPr>
-        <w:br/>
-        <w:t>}</w:t>
-      </w:r>
-    </w:p>
-    <w:p>
-      <w:pPr>
-        <w:pStyle w:val="HTMLPreformatted"/>
-        <w:shd w:val="clear" w:color="auto" w:fill="1E1F22"/>
-        <w:rPr>
-          <w:color w:val="BCBEC4"/>
-        </w:rPr>
-      </w:pPr>
-    </w:p>
-    <w:p>
-      <w:pPr>
-        <w:rPr>
-          <w:b/>
-          <w:sz w:val="24"/>
-          <w:lang w:eastAsia="en-IN"/>
-        </w:rPr>
-      </w:pPr>
+        <w:jc w:val="center"/>
+        <w:rPr>
+          <w:color w:val="0070C0"/>
+          <w:sz w:val="32"/>
+          <w:lang w:eastAsia="en-IN"/>
+        </w:rPr>
+      </w:pPr>
+      <w:hyperlink r:id="rId14" w:history="1">
+        <w:r>
+          <w:rPr>
+            <w:rStyle w:val="Hyperlink"/>
+            <w:sz w:val="32"/>
+            <w:lang w:eastAsia="en-IN"/>
+          </w:rPr>
+          <w:t>https://github.com/PALASH-BAJPAI/Java-beginner-to-advance/tree/main/Interview%20Questions</w:t>
+        </w:r>
+      </w:hyperlink>
+    </w:p>
+    <w:p>
+      <w:pPr>
+        <w:rPr>
+          <w:lang w:eastAsia="en-IN"/>
+        </w:rPr>
+      </w:pPr>
+      <w:bookmarkStart w:id="31" w:name="_GoBack"/>
+      <w:bookmarkEnd w:id="31"/>
     </w:p>
     <w:sectPr>
       <w:footerReference w:type="default" r:id="rId15"/>
@@ -56827,7 +51385,7 @@
           <w:rPr>
             <w:noProof/>
           </w:rPr>
-          <w:t>2</w:t>
+          <w:t>42</w:t>
         </w:r>
         <w:r>
           <w:rPr>
@@ -63407,6 +57965,7 @@
   <w:style w:type="character" w:default="1" w:styleId="DefaultParagraphFont">
     <w:name w:val="Default Paragraph Font"/>
     <w:uiPriority w:val="1"/>
+    <w:semiHidden/>
     <w:unhideWhenUsed/>
   </w:style>
   <w:style w:type="table" w:default="1" w:styleId="TableNormal">
@@ -64093,7 +58652,7 @@
 </file>
 
 <file path=customXml/itemProps1.xml><?xml version="1.0" encoding="utf-8"?>
-<ds:datastoreItem xmlns:ds="http://schemas.openxmlformats.org/officeDocument/2006/customXml" ds:itemID="{E2024C18-701C-4724-9E6B-4A7729390359}">
+<ds:datastoreItem xmlns:ds="http://schemas.openxmlformats.org/officeDocument/2006/customXml" ds:itemID="{8FC0F181-ACD5-4C00-9412-B90F795347A2}">
   <ds:schemaRefs>
     <ds:schemaRef ds:uri="http://schemas.openxmlformats.org/officeDocument/2006/bibliography"/>
   </ds:schemaRefs>
